--- a/dist/docs/primers/current-tariff-landscape.docx
+++ b/dist/docs/primers/current-tariff-landscape.docx
@@ -120,10 +120,10 @@
         <w:tblLayout w:type="fixed"/>
       </w:tblPr>
       <w:tblGrid>
-        <w:gridCol w:w="905"/>
-        <w:gridCol w:w="5648"/>
-        <w:gridCol w:w="905"/>
-        <w:gridCol w:w="1900"/>
+        <w:gridCol w:w="1380"/>
+        <w:gridCol w:w="4895"/>
+        <w:gridCol w:w="900"/>
+        <w:gridCol w:w="2185"/>
       </w:tblGrid>
       <w:tr>
         <w:trPr>
@@ -131,7 +131,7 @@
         </w:trPr>
         <w:tc>
           <w:tcPr>
-            <w:tcW w:w="905" w:type="dxa"/>
+            <w:tcW w:w="1380" w:type="dxa"/>
           </w:tcPr>
           <w:p>
             <w:pPr>
@@ -145,7 +145,7 @@
         </w:tc>
         <w:tc>
           <w:tcPr>
-            <w:tcW w:w="5648" w:type="dxa"/>
+            <w:tcW w:w="4895" w:type="dxa"/>
           </w:tcPr>
           <w:p>
             <w:pPr>
@@ -159,7 +159,7 @@
         </w:tc>
         <w:tc>
           <w:tcPr>
-            <w:tcW w:w="905" w:type="dxa"/>
+            <w:tcW w:w="900" w:type="dxa"/>
           </w:tcPr>
           <w:p>
             <w:pPr>
@@ -173,7 +173,7 @@
         </w:tc>
         <w:tc>
           <w:tcPr>
-            <w:tcW w:w="1900" w:type="dxa"/>
+            <w:tcW w:w="2185" w:type="dxa"/>
           </w:tcPr>
           <w:p>
             <w:pPr>
@@ -189,7 +189,7 @@
       <w:tr>
         <w:tc>
           <w:tcPr>
-            <w:tcW w:w="905" w:type="dxa"/>
+            <w:tcW w:w="1380" w:type="dxa"/>
           </w:tcPr>
           <w:p>
             <w:pPr>
@@ -203,7 +203,7 @@
         </w:tc>
         <w:tc>
           <w:tcPr>
-            <w:tcW w:w="5648" w:type="dxa"/>
+            <w:tcW w:w="4895" w:type="dxa"/>
           </w:tcPr>
           <w:p>
             <w:pPr>
@@ -217,7 +217,7 @@
         </w:tc>
         <w:tc>
           <w:tcPr>
-            <w:tcW w:w="905" w:type="dxa"/>
+            <w:tcW w:w="900" w:type="dxa"/>
           </w:tcPr>
           <w:p>
             <w:pPr>
@@ -231,7 +231,7 @@
         </w:tc>
         <w:tc>
           <w:tcPr>
-            <w:tcW w:w="1900" w:type="dxa"/>
+            <w:tcW w:w="2185" w:type="dxa"/>
           </w:tcPr>
           <w:p>
             <w:pPr>
@@ -247,7 +247,7 @@
       <w:tr>
         <w:tc>
           <w:tcPr>
-            <w:tcW w:w="905" w:type="dxa"/>
+            <w:tcW w:w="1380" w:type="dxa"/>
           </w:tcPr>
           <w:p>
             <w:pPr>
@@ -261,7 +261,7 @@
         </w:tc>
         <w:tc>
           <w:tcPr>
-            <w:tcW w:w="5648" w:type="dxa"/>
+            <w:tcW w:w="4895" w:type="dxa"/>
           </w:tcPr>
           <w:p>
             <w:pPr>
@@ -275,7 +275,7 @@
         </w:tc>
         <w:tc>
           <w:tcPr>
-            <w:tcW w:w="905" w:type="dxa"/>
+            <w:tcW w:w="900" w:type="dxa"/>
           </w:tcPr>
           <w:p>
             <w:pPr>
@@ -289,7 +289,7 @@
         </w:tc>
         <w:tc>
           <w:tcPr>
-            <w:tcW w:w="1900" w:type="dxa"/>
+            <w:tcW w:w="2185" w:type="dxa"/>
           </w:tcPr>
           <w:p>
             <w:pPr>
@@ -305,7 +305,7 @@
       <w:tr>
         <w:tc>
           <w:tcPr>
-            <w:tcW w:w="905" w:type="dxa"/>
+            <w:tcW w:w="1380" w:type="dxa"/>
           </w:tcPr>
           <w:p>
             <w:pPr>
@@ -319,7 +319,7 @@
         </w:tc>
         <w:tc>
           <w:tcPr>
-            <w:tcW w:w="5648" w:type="dxa"/>
+            <w:tcW w:w="4895" w:type="dxa"/>
           </w:tcPr>
           <w:p>
             <w:pPr>
@@ -333,7 +333,7 @@
         </w:tc>
         <w:tc>
           <w:tcPr>
-            <w:tcW w:w="905" w:type="dxa"/>
+            <w:tcW w:w="900" w:type="dxa"/>
           </w:tcPr>
           <w:p>
             <w:pPr>
@@ -347,7 +347,7 @@
         </w:tc>
         <w:tc>
           <w:tcPr>
-            <w:tcW w:w="1900" w:type="dxa"/>
+            <w:tcW w:w="2185" w:type="dxa"/>
           </w:tcPr>
           <w:p>
             <w:pPr>
@@ -363,7 +363,7 @@
       <w:tr>
         <w:tc>
           <w:tcPr>
-            <w:tcW w:w="905" w:type="dxa"/>
+            <w:tcW w:w="1380" w:type="dxa"/>
           </w:tcPr>
           <w:p>
             <w:pPr>
@@ -377,7 +377,7 @@
         </w:tc>
         <w:tc>
           <w:tcPr>
-            <w:tcW w:w="5648" w:type="dxa"/>
+            <w:tcW w:w="4895" w:type="dxa"/>
           </w:tcPr>
           <w:p>
             <w:pPr>
@@ -391,7 +391,7 @@
         </w:tc>
         <w:tc>
           <w:tcPr>
-            <w:tcW w:w="905" w:type="dxa"/>
+            <w:tcW w:w="900" w:type="dxa"/>
           </w:tcPr>
           <w:p>
             <w:pPr>
@@ -405,7 +405,7 @@
         </w:tc>
         <w:tc>
           <w:tcPr>
-            <w:tcW w:w="1900" w:type="dxa"/>
+            <w:tcW w:w="2185" w:type="dxa"/>
           </w:tcPr>
           <w:p>
             <w:pPr>
@@ -421,7 +421,7 @@
       <w:tr>
         <w:tc>
           <w:tcPr>
-            <w:tcW w:w="905" w:type="dxa"/>
+            <w:tcW w:w="1380" w:type="dxa"/>
           </w:tcPr>
           <w:p>
             <w:pPr>
@@ -435,7 +435,7 @@
         </w:tc>
         <w:tc>
           <w:tcPr>
-            <w:tcW w:w="5648" w:type="dxa"/>
+            <w:tcW w:w="4895" w:type="dxa"/>
           </w:tcPr>
           <w:p>
             <w:pPr>
@@ -449,7 +449,7 @@
         </w:tc>
         <w:tc>
           <w:tcPr>
-            <w:tcW w:w="905" w:type="dxa"/>
+            <w:tcW w:w="900" w:type="dxa"/>
           </w:tcPr>
           <w:p>
             <w:pPr>
@@ -463,7 +463,7 @@
         </w:tc>
         <w:tc>
           <w:tcPr>
-            <w:tcW w:w="1900" w:type="dxa"/>
+            <w:tcW w:w="2185" w:type="dxa"/>
           </w:tcPr>
           <w:p>
             <w:pPr>
@@ -479,7 +479,7 @@
       <w:tr>
         <w:tc>
           <w:tcPr>
-            <w:tcW w:w="905" w:type="dxa"/>
+            <w:tcW w:w="1380" w:type="dxa"/>
           </w:tcPr>
           <w:p>
             <w:pPr>
@@ -493,7 +493,7 @@
         </w:tc>
         <w:tc>
           <w:tcPr>
-            <w:tcW w:w="5648" w:type="dxa"/>
+            <w:tcW w:w="4895" w:type="dxa"/>
           </w:tcPr>
           <w:p>
             <w:pPr>
@@ -507,7 +507,7 @@
         </w:tc>
         <w:tc>
           <w:tcPr>
-            <w:tcW w:w="905" w:type="dxa"/>
+            <w:tcW w:w="900" w:type="dxa"/>
           </w:tcPr>
           <w:p>
             <w:pPr>
@@ -521,7 +521,7 @@
         </w:tc>
         <w:tc>
           <w:tcPr>
-            <w:tcW w:w="1900" w:type="dxa"/>
+            <w:tcW w:w="2185" w:type="dxa"/>
           </w:tcPr>
           <w:p>
             <w:pPr>
@@ -537,7 +537,7 @@
       <w:tr>
         <w:tc>
           <w:tcPr>
-            <w:tcW w:w="905" w:type="dxa"/>
+            <w:tcW w:w="1380" w:type="dxa"/>
           </w:tcPr>
           <w:p>
             <w:pPr>
@@ -551,7 +551,7 @@
         </w:tc>
         <w:tc>
           <w:tcPr>
-            <w:tcW w:w="5648" w:type="dxa"/>
+            <w:tcW w:w="4895" w:type="dxa"/>
           </w:tcPr>
           <w:p>
             <w:pPr>
@@ -565,7 +565,7 @@
         </w:tc>
         <w:tc>
           <w:tcPr>
-            <w:tcW w:w="905" w:type="dxa"/>
+            <w:tcW w:w="900" w:type="dxa"/>
           </w:tcPr>
           <w:p>
             <w:pPr>
@@ -579,7 +579,7 @@
         </w:tc>
         <w:tc>
           <w:tcPr>
-            <w:tcW w:w="1900" w:type="dxa"/>
+            <w:tcW w:w="2185" w:type="dxa"/>
           </w:tcPr>
           <w:p>
             <w:pPr>
@@ -595,7 +595,7 @@
       <w:tr>
         <w:tc>
           <w:tcPr>
-            <w:tcW w:w="905" w:type="dxa"/>
+            <w:tcW w:w="1380" w:type="dxa"/>
           </w:tcPr>
           <w:p>
             <w:pPr>
@@ -609,7 +609,7 @@
         </w:tc>
         <w:tc>
           <w:tcPr>
-            <w:tcW w:w="5648" w:type="dxa"/>
+            <w:tcW w:w="4895" w:type="dxa"/>
           </w:tcPr>
           <w:p>
             <w:pPr>
@@ -623,7 +623,7 @@
         </w:tc>
         <w:tc>
           <w:tcPr>
-            <w:tcW w:w="905" w:type="dxa"/>
+            <w:tcW w:w="900" w:type="dxa"/>
           </w:tcPr>
           <w:p>
             <w:pPr>
@@ -637,7 +637,7 @@
         </w:tc>
         <w:tc>
           <w:tcPr>
-            <w:tcW w:w="1900" w:type="dxa"/>
+            <w:tcW w:w="2185" w:type="dxa"/>
           </w:tcPr>
           <w:p>
             <w:pPr>
@@ -653,7 +653,7 @@
       <w:tr>
         <w:tc>
           <w:tcPr>
-            <w:tcW w:w="905" w:type="dxa"/>
+            <w:tcW w:w="1380" w:type="dxa"/>
           </w:tcPr>
           <w:p>
             <w:pPr>
@@ -667,7 +667,7 @@
         </w:tc>
         <w:tc>
           <w:tcPr>
-            <w:tcW w:w="5648" w:type="dxa"/>
+            <w:tcW w:w="4895" w:type="dxa"/>
           </w:tcPr>
           <w:p>
             <w:pPr>
@@ -681,7 +681,7 @@
         </w:tc>
         <w:tc>
           <w:tcPr>
-            <w:tcW w:w="905" w:type="dxa"/>
+            <w:tcW w:w="900" w:type="dxa"/>
           </w:tcPr>
           <w:p>
             <w:pPr>
@@ -695,7 +695,7 @@
         </w:tc>
         <w:tc>
           <w:tcPr>
-            <w:tcW w:w="1900" w:type="dxa"/>
+            <w:tcW w:w="2185" w:type="dxa"/>
           </w:tcPr>
           <w:p>
             <w:pPr>
@@ -711,7 +711,7 @@
       <w:tr>
         <w:tc>
           <w:tcPr>
-            <w:tcW w:w="905" w:type="dxa"/>
+            <w:tcW w:w="1380" w:type="dxa"/>
           </w:tcPr>
           <w:p>
             <w:pPr>
@@ -725,7 +725,7 @@
         </w:tc>
         <w:tc>
           <w:tcPr>
-            <w:tcW w:w="5648" w:type="dxa"/>
+            <w:tcW w:w="4895" w:type="dxa"/>
           </w:tcPr>
           <w:p>
             <w:pPr>
@@ -739,7 +739,7 @@
         </w:tc>
         <w:tc>
           <w:tcPr>
-            <w:tcW w:w="905" w:type="dxa"/>
+            <w:tcW w:w="900" w:type="dxa"/>
           </w:tcPr>
           <w:p>
             <w:pPr>
@@ -753,7 +753,7 @@
         </w:tc>
         <w:tc>
           <w:tcPr>
-            <w:tcW w:w="1900" w:type="dxa"/>
+            <w:tcW w:w="2185" w:type="dxa"/>
           </w:tcPr>
           <w:p>
             <w:pPr>
@@ -1168,11 +1168,11 @@
         <w:tblLayout w:type="fixed"/>
       </w:tblPr>
       <w:tblGrid>
-        <w:gridCol w:w="776"/>
-        <w:gridCol w:w="3156"/>
-        <w:gridCol w:w="3154"/>
-        <w:gridCol w:w="1496"/>
-        <w:gridCol w:w="776"/>
+        <w:gridCol w:w="900"/>
+        <w:gridCol w:w="3033"/>
+        <w:gridCol w:w="3031"/>
+        <w:gridCol w:w="1495"/>
+        <w:gridCol w:w="900"/>
       </w:tblGrid>
       <w:tr>
         <w:trPr>
@@ -1180,7 +1180,7 @@
         </w:trPr>
         <w:tc>
           <w:tcPr>
-            <w:tcW w:w="776" w:type="dxa"/>
+            <w:tcW w:w="900" w:type="dxa"/>
           </w:tcPr>
           <w:p>
             <w:pPr>
@@ -1194,7 +1194,7 @@
         </w:tc>
         <w:tc>
           <w:tcPr>
-            <w:tcW w:w="3156" w:type="dxa"/>
+            <w:tcW w:w="3033" w:type="dxa"/>
           </w:tcPr>
           <w:p>
             <w:pPr>
@@ -1208,7 +1208,7 @@
         </w:tc>
         <w:tc>
           <w:tcPr>
-            <w:tcW w:w="3154" w:type="dxa"/>
+            <w:tcW w:w="3031" w:type="dxa"/>
           </w:tcPr>
           <w:p>
             <w:pPr>
@@ -1222,7 +1222,7 @@
         </w:tc>
         <w:tc>
           <w:tcPr>
-            <w:tcW w:w="1496" w:type="dxa"/>
+            <w:tcW w:w="1495" w:type="dxa"/>
           </w:tcPr>
           <w:p>
             <w:pPr>
@@ -1236,7 +1236,7 @@
         </w:tc>
         <w:tc>
           <w:tcPr>
-            <w:tcW w:w="776" w:type="dxa"/>
+            <w:tcW w:w="900" w:type="dxa"/>
           </w:tcPr>
           <w:p>
             <w:pPr>
@@ -1252,7 +1252,7 @@
       <w:tr>
         <w:tc>
           <w:tcPr>
-            <w:tcW w:w="776" w:type="dxa"/>
+            <w:tcW w:w="900" w:type="dxa"/>
           </w:tcPr>
           <w:p>
             <w:pPr>
@@ -1266,7 +1266,7 @@
         </w:tc>
         <w:tc>
           <w:tcPr>
-            <w:tcW w:w="3156" w:type="dxa"/>
+            <w:tcW w:w="3033" w:type="dxa"/>
           </w:tcPr>
           <w:p>
             <w:pPr>
@@ -1280,7 +1280,7 @@
         </w:tc>
         <w:tc>
           <w:tcPr>
-            <w:tcW w:w="3154" w:type="dxa"/>
+            <w:tcW w:w="3031" w:type="dxa"/>
           </w:tcPr>
           <w:p>
             <w:pPr>
@@ -1294,7 +1294,7 @@
         </w:tc>
         <w:tc>
           <w:tcPr>
-            <w:tcW w:w="1496" w:type="dxa"/>
+            <w:tcW w:w="1495" w:type="dxa"/>
           </w:tcPr>
           <w:p>
             <w:pPr>
@@ -1308,7 +1308,7 @@
         </w:tc>
         <w:tc>
           <w:tcPr>
-            <w:tcW w:w="776" w:type="dxa"/>
+            <w:tcW w:w="900" w:type="dxa"/>
           </w:tcPr>
           <w:p>
             <w:pPr>
@@ -1324,7 +1324,7 @@
       <w:tr>
         <w:tc>
           <w:tcPr>
-            <w:tcW w:w="776" w:type="dxa"/>
+            <w:tcW w:w="900" w:type="dxa"/>
           </w:tcPr>
           <w:p>
             <w:pPr>
@@ -1338,7 +1338,7 @@
         </w:tc>
         <w:tc>
           <w:tcPr>
-            <w:tcW w:w="3156" w:type="dxa"/>
+            <w:tcW w:w="3033" w:type="dxa"/>
           </w:tcPr>
           <w:p>
             <w:pPr>
@@ -1352,7 +1352,7 @@
         </w:tc>
         <w:tc>
           <w:tcPr>
-            <w:tcW w:w="3154" w:type="dxa"/>
+            <w:tcW w:w="3031" w:type="dxa"/>
           </w:tcPr>
           <w:p>
             <w:pPr>
@@ -1366,7 +1366,7 @@
         </w:tc>
         <w:tc>
           <w:tcPr>
-            <w:tcW w:w="1496" w:type="dxa"/>
+            <w:tcW w:w="1495" w:type="dxa"/>
           </w:tcPr>
           <w:p>
             <w:pPr>
@@ -1380,7 +1380,7 @@
         </w:tc>
         <w:tc>
           <w:tcPr>
-            <w:tcW w:w="776" w:type="dxa"/>
+            <w:tcW w:w="900" w:type="dxa"/>
           </w:tcPr>
           <w:p>
             <w:pPr>
@@ -1396,7 +1396,7 @@
       <w:tr>
         <w:tc>
           <w:tcPr>
-            <w:tcW w:w="776" w:type="dxa"/>
+            <w:tcW w:w="900" w:type="dxa"/>
           </w:tcPr>
           <w:p>
             <w:pPr>
@@ -1410,7 +1410,7 @@
         </w:tc>
         <w:tc>
           <w:tcPr>
-            <w:tcW w:w="3156" w:type="dxa"/>
+            <w:tcW w:w="3033" w:type="dxa"/>
           </w:tcPr>
           <w:p>
             <w:pPr>
@@ -1424,7 +1424,7 @@
         </w:tc>
         <w:tc>
           <w:tcPr>
-            <w:tcW w:w="3154" w:type="dxa"/>
+            <w:tcW w:w="3031" w:type="dxa"/>
           </w:tcPr>
           <w:p>
             <w:pPr>
@@ -1438,7 +1438,7 @@
         </w:tc>
         <w:tc>
           <w:tcPr>
-            <w:tcW w:w="1496" w:type="dxa"/>
+            <w:tcW w:w="1495" w:type="dxa"/>
           </w:tcPr>
           <w:p>
             <w:pPr>
@@ -1452,7 +1452,7 @@
         </w:tc>
         <w:tc>
           <w:tcPr>
-            <w:tcW w:w="776" w:type="dxa"/>
+            <w:tcW w:w="900" w:type="dxa"/>
           </w:tcPr>
           <w:p>
             <w:pPr>
@@ -1468,7 +1468,7 @@
       <w:tr>
         <w:tc>
           <w:tcPr>
-            <w:tcW w:w="776" w:type="dxa"/>
+            <w:tcW w:w="900" w:type="dxa"/>
           </w:tcPr>
           <w:p>
             <w:pPr>
@@ -1482,7 +1482,7 @@
         </w:tc>
         <w:tc>
           <w:tcPr>
-            <w:tcW w:w="3156" w:type="dxa"/>
+            <w:tcW w:w="3033" w:type="dxa"/>
           </w:tcPr>
           <w:p>
             <w:pPr>
@@ -1496,7 +1496,7 @@
         </w:tc>
         <w:tc>
           <w:tcPr>
-            <w:tcW w:w="3154" w:type="dxa"/>
+            <w:tcW w:w="3031" w:type="dxa"/>
           </w:tcPr>
           <w:p>
             <w:pPr>
@@ -1515,7 +1515,7 @@
         </w:tc>
         <w:tc>
           <w:tcPr>
-            <w:tcW w:w="1496" w:type="dxa"/>
+            <w:tcW w:w="1495" w:type="dxa"/>
           </w:tcPr>
           <w:p>
             <w:pPr>
@@ -1529,7 +1529,7 @@
         </w:tc>
         <w:tc>
           <w:tcPr>
-            <w:tcW w:w="776" w:type="dxa"/>
+            <w:tcW w:w="900" w:type="dxa"/>
           </w:tcPr>
           <w:p>
             <w:pPr>
@@ -1545,7 +1545,7 @@
       <w:tr>
         <w:tc>
           <w:tcPr>
-            <w:tcW w:w="776" w:type="dxa"/>
+            <w:tcW w:w="900" w:type="dxa"/>
           </w:tcPr>
           <w:p>
             <w:pPr>
@@ -1559,7 +1559,7 @@
         </w:tc>
         <w:tc>
           <w:tcPr>
-            <w:tcW w:w="3156" w:type="dxa"/>
+            <w:tcW w:w="3033" w:type="dxa"/>
           </w:tcPr>
           <w:p>
             <w:pPr>
@@ -1573,7 +1573,7 @@
         </w:tc>
         <w:tc>
           <w:tcPr>
-            <w:tcW w:w="3154" w:type="dxa"/>
+            <w:tcW w:w="3031" w:type="dxa"/>
           </w:tcPr>
           <w:p>
             <w:pPr>
@@ -1587,7 +1587,7 @@
         </w:tc>
         <w:tc>
           <w:tcPr>
-            <w:tcW w:w="1496" w:type="dxa"/>
+            <w:tcW w:w="1495" w:type="dxa"/>
           </w:tcPr>
           <w:p>
             <w:pPr>
@@ -1601,7 +1601,7 @@
         </w:tc>
         <w:tc>
           <w:tcPr>
-            <w:tcW w:w="776" w:type="dxa"/>
+            <w:tcW w:w="900" w:type="dxa"/>
           </w:tcPr>
           <w:p>
             <w:pPr>
@@ -1617,7 +1617,7 @@
       <w:tr>
         <w:tc>
           <w:tcPr>
-            <w:tcW w:w="776" w:type="dxa"/>
+            <w:tcW w:w="900" w:type="dxa"/>
           </w:tcPr>
           <w:p>
             <w:pPr>
@@ -1631,7 +1631,7 @@
         </w:tc>
         <w:tc>
           <w:tcPr>
-            <w:tcW w:w="3156" w:type="dxa"/>
+            <w:tcW w:w="3033" w:type="dxa"/>
           </w:tcPr>
           <w:p>
             <w:pPr>
@@ -1645,7 +1645,7 @@
         </w:tc>
         <w:tc>
           <w:tcPr>
-            <w:tcW w:w="3154" w:type="dxa"/>
+            <w:tcW w:w="3031" w:type="dxa"/>
           </w:tcPr>
           <w:p>
             <w:pPr>
@@ -1659,7 +1659,7 @@
         </w:tc>
         <w:tc>
           <w:tcPr>
-            <w:tcW w:w="1496" w:type="dxa"/>
+            <w:tcW w:w="1495" w:type="dxa"/>
           </w:tcPr>
           <w:p>
             <w:pPr>
@@ -1673,7 +1673,7 @@
         </w:tc>
         <w:tc>
           <w:tcPr>
-            <w:tcW w:w="776" w:type="dxa"/>
+            <w:tcW w:w="900" w:type="dxa"/>
           </w:tcPr>
           <w:p>
             <w:pPr>
@@ -1689,7 +1689,7 @@
       <w:tr>
         <w:tc>
           <w:tcPr>
-            <w:tcW w:w="776" w:type="dxa"/>
+            <w:tcW w:w="900" w:type="dxa"/>
           </w:tcPr>
           <w:p>
             <w:pPr>
@@ -1703,7 +1703,7 @@
         </w:tc>
         <w:tc>
           <w:tcPr>
-            <w:tcW w:w="3156" w:type="dxa"/>
+            <w:tcW w:w="3033" w:type="dxa"/>
           </w:tcPr>
           <w:p>
             <w:pPr>
@@ -1717,7 +1717,7 @@
         </w:tc>
         <w:tc>
           <w:tcPr>
-            <w:tcW w:w="3154" w:type="dxa"/>
+            <w:tcW w:w="3031" w:type="dxa"/>
           </w:tcPr>
           <w:p>
             <w:pPr>
@@ -1731,7 +1731,7 @@
         </w:tc>
         <w:tc>
           <w:tcPr>
-            <w:tcW w:w="1496" w:type="dxa"/>
+            <w:tcW w:w="1495" w:type="dxa"/>
           </w:tcPr>
           <w:p>
             <w:pPr>
@@ -1745,7 +1745,7 @@
         </w:tc>
         <w:tc>
           <w:tcPr>
-            <w:tcW w:w="776" w:type="dxa"/>
+            <w:tcW w:w="900" w:type="dxa"/>
           </w:tcPr>
           <w:p>
             <w:pPr>
@@ -1761,7 +1761,7 @@
       <w:tr>
         <w:tc>
           <w:tcPr>
-            <w:tcW w:w="776" w:type="dxa"/>
+            <w:tcW w:w="900" w:type="dxa"/>
           </w:tcPr>
           <w:p>
             <w:pPr>
@@ -1775,7 +1775,7 @@
         </w:tc>
         <w:tc>
           <w:tcPr>
-            <w:tcW w:w="3156" w:type="dxa"/>
+            <w:tcW w:w="3033" w:type="dxa"/>
           </w:tcPr>
           <w:p>
             <w:pPr>
@@ -1789,7 +1789,7 @@
         </w:tc>
         <w:tc>
           <w:tcPr>
-            <w:tcW w:w="3154" w:type="dxa"/>
+            <w:tcW w:w="3031" w:type="dxa"/>
           </w:tcPr>
           <w:p>
             <w:pPr>
@@ -1803,7 +1803,7 @@
         </w:tc>
         <w:tc>
           <w:tcPr>
-            <w:tcW w:w="1496" w:type="dxa"/>
+            <w:tcW w:w="1495" w:type="dxa"/>
           </w:tcPr>
           <w:p>
             <w:pPr>
@@ -1817,7 +1817,7 @@
         </w:tc>
         <w:tc>
           <w:tcPr>
-            <w:tcW w:w="776" w:type="dxa"/>
+            <w:tcW w:w="900" w:type="dxa"/>
           </w:tcPr>
           <w:p>
             <w:pPr>
@@ -1833,7 +1833,7 @@
       <w:tr>
         <w:tc>
           <w:tcPr>
-            <w:tcW w:w="776" w:type="dxa"/>
+            <w:tcW w:w="900" w:type="dxa"/>
           </w:tcPr>
           <w:p>
             <w:pPr>
@@ -1847,7 +1847,7 @@
         </w:tc>
         <w:tc>
           <w:tcPr>
-            <w:tcW w:w="3156" w:type="dxa"/>
+            <w:tcW w:w="3033" w:type="dxa"/>
           </w:tcPr>
           <w:p>
             <w:pPr>
@@ -1861,7 +1861,7 @@
         </w:tc>
         <w:tc>
           <w:tcPr>
-            <w:tcW w:w="3154" w:type="dxa"/>
+            <w:tcW w:w="3031" w:type="dxa"/>
           </w:tcPr>
           <w:p>
             <w:pPr>
@@ -1875,7 +1875,7 @@
         </w:tc>
         <w:tc>
           <w:tcPr>
-            <w:tcW w:w="1496" w:type="dxa"/>
+            <w:tcW w:w="1495" w:type="dxa"/>
           </w:tcPr>
           <w:p>
             <w:pPr>
@@ -1889,7 +1889,7 @@
         </w:tc>
         <w:tc>
           <w:tcPr>
-            <w:tcW w:w="776" w:type="dxa"/>
+            <w:tcW w:w="900" w:type="dxa"/>
           </w:tcPr>
           <w:p>
             <w:pPr>
@@ -1905,7 +1905,7 @@
       <w:tr>
         <w:tc>
           <w:tcPr>
-            <w:tcW w:w="776" w:type="dxa"/>
+            <w:tcW w:w="900" w:type="dxa"/>
           </w:tcPr>
           <w:p>
             <w:pPr>
@@ -1919,7 +1919,7 @@
         </w:tc>
         <w:tc>
           <w:tcPr>
-            <w:tcW w:w="3156" w:type="dxa"/>
+            <w:tcW w:w="3033" w:type="dxa"/>
           </w:tcPr>
           <w:p>
             <w:pPr>
@@ -1933,7 +1933,7 @@
         </w:tc>
         <w:tc>
           <w:tcPr>
-            <w:tcW w:w="3154" w:type="dxa"/>
+            <w:tcW w:w="3031" w:type="dxa"/>
           </w:tcPr>
           <w:p>
             <w:pPr>
@@ -1947,7 +1947,7 @@
         </w:tc>
         <w:tc>
           <w:tcPr>
-            <w:tcW w:w="1496" w:type="dxa"/>
+            <w:tcW w:w="1495" w:type="dxa"/>
           </w:tcPr>
           <w:p>
             <w:pPr>
@@ -1961,7 +1961,7 @@
         </w:tc>
         <w:tc>
           <w:tcPr>
-            <w:tcW w:w="776" w:type="dxa"/>
+            <w:tcW w:w="900" w:type="dxa"/>
           </w:tcPr>
           <w:p>
             <w:pPr>
@@ -2014,11 +2014,11 @@
         <w:tblLayout w:type="fixed"/>
       </w:tblPr>
       <w:tblGrid>
-        <w:gridCol w:w="778"/>
-        <w:gridCol w:w="4063"/>
-        <w:gridCol w:w="1901"/>
-        <w:gridCol w:w="1838"/>
-        <w:gridCol w:w="778"/>
+        <w:gridCol w:w="900"/>
+        <w:gridCol w:w="3936"/>
+        <w:gridCol w:w="1842"/>
+        <w:gridCol w:w="1781"/>
+        <w:gridCol w:w="900"/>
       </w:tblGrid>
       <w:tr>
         <w:trPr>
@@ -2026,7 +2026,7 @@
         </w:trPr>
         <w:tc>
           <w:tcPr>
-            <w:tcW w:w="778" w:type="dxa"/>
+            <w:tcW w:w="900" w:type="dxa"/>
           </w:tcPr>
           <w:p>
             <w:pPr>
@@ -2040,7 +2040,7 @@
         </w:tc>
         <w:tc>
           <w:tcPr>
-            <w:tcW w:w="4063" w:type="dxa"/>
+            <w:tcW w:w="3936" w:type="dxa"/>
           </w:tcPr>
           <w:p>
             <w:pPr>
@@ -2054,7 +2054,7 @@
         </w:tc>
         <w:tc>
           <w:tcPr>
-            <w:tcW w:w="1901" w:type="dxa"/>
+            <w:tcW w:w="1842" w:type="dxa"/>
           </w:tcPr>
           <w:p>
             <w:pPr>
@@ -2068,7 +2068,7 @@
         </w:tc>
         <w:tc>
           <w:tcPr>
-            <w:tcW w:w="1838" w:type="dxa"/>
+            <w:tcW w:w="1781" w:type="dxa"/>
           </w:tcPr>
           <w:p>
             <w:pPr>
@@ -2082,7 +2082,7 @@
         </w:tc>
         <w:tc>
           <w:tcPr>
-            <w:tcW w:w="778" w:type="dxa"/>
+            <w:tcW w:w="900" w:type="dxa"/>
           </w:tcPr>
           <w:p>
             <w:pPr>
@@ -2098,7 +2098,7 @@
       <w:tr>
         <w:tc>
           <w:tcPr>
-            <w:tcW w:w="778" w:type="dxa"/>
+            <w:tcW w:w="900" w:type="dxa"/>
           </w:tcPr>
           <w:p>
             <w:pPr>
@@ -2112,7 +2112,7 @@
         </w:tc>
         <w:tc>
           <w:tcPr>
-            <w:tcW w:w="4063" w:type="dxa"/>
+            <w:tcW w:w="3936" w:type="dxa"/>
           </w:tcPr>
           <w:p>
             <w:pPr>
@@ -2126,7 +2126,7 @@
         </w:tc>
         <w:tc>
           <w:tcPr>
-            <w:tcW w:w="1901" w:type="dxa"/>
+            <w:tcW w:w="1842" w:type="dxa"/>
           </w:tcPr>
           <w:p>
             <w:pPr>
@@ -2140,7 +2140,7 @@
         </w:tc>
         <w:tc>
           <w:tcPr>
-            <w:tcW w:w="1838" w:type="dxa"/>
+            <w:tcW w:w="1781" w:type="dxa"/>
           </w:tcPr>
           <w:p>
             <w:pPr>
@@ -2154,7 +2154,7 @@
         </w:tc>
         <w:tc>
           <w:tcPr>
-            <w:tcW w:w="778" w:type="dxa"/>
+            <w:tcW w:w="900" w:type="dxa"/>
           </w:tcPr>
           <w:p>
             <w:pPr>
@@ -2170,7 +2170,7 @@
       <w:tr>
         <w:tc>
           <w:tcPr>
-            <w:tcW w:w="778" w:type="dxa"/>
+            <w:tcW w:w="900" w:type="dxa"/>
           </w:tcPr>
           <w:p>
             <w:pPr>
@@ -2184,7 +2184,7 @@
         </w:tc>
         <w:tc>
           <w:tcPr>
-            <w:tcW w:w="4063" w:type="dxa"/>
+            <w:tcW w:w="3936" w:type="dxa"/>
           </w:tcPr>
           <w:p>
             <w:pPr>
@@ -2198,7 +2198,7 @@
         </w:tc>
         <w:tc>
           <w:tcPr>
-            <w:tcW w:w="1901" w:type="dxa"/>
+            <w:tcW w:w="1842" w:type="dxa"/>
           </w:tcPr>
           <w:p>
             <w:pPr>
@@ -2212,7 +2212,7 @@
         </w:tc>
         <w:tc>
           <w:tcPr>
-            <w:tcW w:w="1838" w:type="dxa"/>
+            <w:tcW w:w="1781" w:type="dxa"/>
           </w:tcPr>
           <w:p>
             <w:pPr>
@@ -2226,7 +2226,7 @@
         </w:tc>
         <w:tc>
           <w:tcPr>
-            <w:tcW w:w="778" w:type="dxa"/>
+            <w:tcW w:w="900" w:type="dxa"/>
           </w:tcPr>
           <w:p>
             <w:pPr>
@@ -2242,7 +2242,7 @@
       <w:tr>
         <w:tc>
           <w:tcPr>
-            <w:tcW w:w="778" w:type="dxa"/>
+            <w:tcW w:w="900" w:type="dxa"/>
           </w:tcPr>
           <w:p>
             <w:pPr>
@@ -2256,7 +2256,7 @@
         </w:tc>
         <w:tc>
           <w:tcPr>
-            <w:tcW w:w="4063" w:type="dxa"/>
+            <w:tcW w:w="3936" w:type="dxa"/>
           </w:tcPr>
           <w:p>
             <w:pPr>
@@ -2270,7 +2270,7 @@
         </w:tc>
         <w:tc>
           <w:tcPr>
-            <w:tcW w:w="1901" w:type="dxa"/>
+            <w:tcW w:w="1842" w:type="dxa"/>
           </w:tcPr>
           <w:p>
             <w:pPr>
@@ -2284,7 +2284,7 @@
         </w:tc>
         <w:tc>
           <w:tcPr>
-            <w:tcW w:w="1838" w:type="dxa"/>
+            <w:tcW w:w="1781" w:type="dxa"/>
           </w:tcPr>
           <w:p>
             <w:pPr>
@@ -2298,7 +2298,7 @@
         </w:tc>
         <w:tc>
           <w:tcPr>
-            <w:tcW w:w="778" w:type="dxa"/>
+            <w:tcW w:w="900" w:type="dxa"/>
           </w:tcPr>
           <w:p>
             <w:pPr>
@@ -2314,7 +2314,7 @@
       <w:tr>
         <w:tc>
           <w:tcPr>
-            <w:tcW w:w="778" w:type="dxa"/>
+            <w:tcW w:w="900" w:type="dxa"/>
           </w:tcPr>
           <w:p>
             <w:pPr>
@@ -2328,7 +2328,7 @@
         </w:tc>
         <w:tc>
           <w:tcPr>
-            <w:tcW w:w="4063" w:type="dxa"/>
+            <w:tcW w:w="3936" w:type="dxa"/>
           </w:tcPr>
           <w:p>
             <w:pPr>
@@ -2342,7 +2342,7 @@
         </w:tc>
         <w:tc>
           <w:tcPr>
-            <w:tcW w:w="1901" w:type="dxa"/>
+            <w:tcW w:w="1842" w:type="dxa"/>
           </w:tcPr>
           <w:p>
             <w:pPr>
@@ -2356,7 +2356,7 @@
         </w:tc>
         <w:tc>
           <w:tcPr>
-            <w:tcW w:w="1838" w:type="dxa"/>
+            <w:tcW w:w="1781" w:type="dxa"/>
           </w:tcPr>
           <w:p>
             <w:pPr>
@@ -2370,7 +2370,7 @@
         </w:tc>
         <w:tc>
           <w:tcPr>
-            <w:tcW w:w="778" w:type="dxa"/>
+            <w:tcW w:w="900" w:type="dxa"/>
           </w:tcPr>
           <w:p>
             <w:pPr>
@@ -2386,7 +2386,7 @@
       <w:tr>
         <w:tc>
           <w:tcPr>
-            <w:tcW w:w="778" w:type="dxa"/>
+            <w:tcW w:w="900" w:type="dxa"/>
           </w:tcPr>
           <w:p>
             <w:pPr>
@@ -2400,7 +2400,7 @@
         </w:tc>
         <w:tc>
           <w:tcPr>
-            <w:tcW w:w="4063" w:type="dxa"/>
+            <w:tcW w:w="3936" w:type="dxa"/>
           </w:tcPr>
           <w:p>
             <w:pPr>
@@ -2414,7 +2414,7 @@
         </w:tc>
         <w:tc>
           <w:tcPr>
-            <w:tcW w:w="1901" w:type="dxa"/>
+            <w:tcW w:w="1842" w:type="dxa"/>
           </w:tcPr>
           <w:p>
             <w:pPr>
@@ -2428,7 +2428,7 @@
         </w:tc>
         <w:tc>
           <w:tcPr>
-            <w:tcW w:w="1838" w:type="dxa"/>
+            <w:tcW w:w="1781" w:type="dxa"/>
           </w:tcPr>
           <w:p>
             <w:pPr>
@@ -2442,7 +2442,7 @@
         </w:tc>
         <w:tc>
           <w:tcPr>
-            <w:tcW w:w="778" w:type="dxa"/>
+            <w:tcW w:w="900" w:type="dxa"/>
           </w:tcPr>
           <w:p>
             <w:pPr>
@@ -2458,7 +2458,7 @@
       <w:tr>
         <w:tc>
           <w:tcPr>
-            <w:tcW w:w="778" w:type="dxa"/>
+            <w:tcW w:w="900" w:type="dxa"/>
           </w:tcPr>
           <w:p>
             <w:pPr>
@@ -2472,7 +2472,7 @@
         </w:tc>
         <w:tc>
           <w:tcPr>
-            <w:tcW w:w="4063" w:type="dxa"/>
+            <w:tcW w:w="3936" w:type="dxa"/>
           </w:tcPr>
           <w:p>
             <w:pPr>
@@ -2486,7 +2486,7 @@
         </w:tc>
         <w:tc>
           <w:tcPr>
-            <w:tcW w:w="1901" w:type="dxa"/>
+            <w:tcW w:w="1842" w:type="dxa"/>
           </w:tcPr>
           <w:p>
             <w:pPr>
@@ -2500,7 +2500,7 @@
         </w:tc>
         <w:tc>
           <w:tcPr>
-            <w:tcW w:w="1838" w:type="dxa"/>
+            <w:tcW w:w="1781" w:type="dxa"/>
           </w:tcPr>
           <w:p>
             <w:pPr>
@@ -2514,7 +2514,7 @@
         </w:tc>
         <w:tc>
           <w:tcPr>
-            <w:tcW w:w="778" w:type="dxa"/>
+            <w:tcW w:w="900" w:type="dxa"/>
           </w:tcPr>
           <w:p>
             <w:pPr>
@@ -2556,12 +2556,12 @@
         <w:tblLayout w:type="fixed"/>
       </w:tblPr>
       <w:tblGrid>
-        <w:gridCol w:w="1228"/>
-        <w:gridCol w:w="1536"/>
-        <w:gridCol w:w="1584"/>
-        <w:gridCol w:w="2503"/>
-        <w:gridCol w:w="1613"/>
-        <w:gridCol w:w="893"/>
+        <w:gridCol w:w="1333"/>
+        <w:gridCol w:w="1524"/>
+        <w:gridCol w:w="1714"/>
+        <w:gridCol w:w="1822"/>
+        <w:gridCol w:w="1822"/>
+        <w:gridCol w:w="1143"/>
       </w:tblGrid>
       <w:tr>
         <w:trPr>
@@ -2569,7 +2569,7 @@
         </w:trPr>
         <w:tc>
           <w:tcPr>
-            <w:tcW w:w="1228" w:type="dxa"/>
+            <w:tcW w:w="1333" w:type="dxa"/>
           </w:tcPr>
           <w:p>
             <w:pPr>
@@ -2583,7 +2583,7 @@
         </w:tc>
         <w:tc>
           <w:tcPr>
-            <w:tcW w:w="1536" w:type="dxa"/>
+            <w:tcW w:w="1524" w:type="dxa"/>
           </w:tcPr>
           <w:p>
             <w:pPr>
@@ -2597,7 +2597,7 @@
         </w:tc>
         <w:tc>
           <w:tcPr>
-            <w:tcW w:w="1584" w:type="dxa"/>
+            <w:tcW w:w="1714" w:type="dxa"/>
           </w:tcPr>
           <w:p>
             <w:pPr>
@@ -2611,7 +2611,7 @@
         </w:tc>
         <w:tc>
           <w:tcPr>
-            <w:tcW w:w="2503" w:type="dxa"/>
+            <w:tcW w:w="1822" w:type="dxa"/>
           </w:tcPr>
           <w:p>
             <w:pPr>
@@ -2625,7 +2625,7 @@
         </w:tc>
         <w:tc>
           <w:tcPr>
-            <w:tcW w:w="1613" w:type="dxa"/>
+            <w:tcW w:w="1822" w:type="dxa"/>
           </w:tcPr>
           <w:p>
             <w:pPr>
@@ -2639,7 +2639,7 @@
         </w:tc>
         <w:tc>
           <w:tcPr>
-            <w:tcW w:w="893" w:type="dxa"/>
+            <w:tcW w:w="1143" w:type="dxa"/>
           </w:tcPr>
           <w:p>
             <w:pPr>
@@ -2655,7 +2655,7 @@
       <w:tr>
         <w:tc>
           <w:tcPr>
-            <w:tcW w:w="1228" w:type="dxa"/>
+            <w:tcW w:w="1333" w:type="dxa"/>
           </w:tcPr>
           <w:p>
             <w:pPr>
@@ -2669,7 +2669,7 @@
         </w:tc>
         <w:tc>
           <w:tcPr>
-            <w:tcW w:w="1536" w:type="dxa"/>
+            <w:tcW w:w="1524" w:type="dxa"/>
           </w:tcPr>
           <w:p>
             <w:pPr>
@@ -2683,7 +2683,7 @@
         </w:tc>
         <w:tc>
           <w:tcPr>
-            <w:tcW w:w="1584" w:type="dxa"/>
+            <w:tcW w:w="1714" w:type="dxa"/>
           </w:tcPr>
           <w:p>
             <w:pPr>
@@ -2697,7 +2697,7 @@
         </w:tc>
         <w:tc>
           <w:tcPr>
-            <w:tcW w:w="2503" w:type="dxa"/>
+            <w:tcW w:w="1822" w:type="dxa"/>
           </w:tcPr>
           <w:p>
             <w:pPr>
@@ -2711,7 +2711,7 @@
         </w:tc>
         <w:tc>
           <w:tcPr>
-            <w:tcW w:w="1613" w:type="dxa"/>
+            <w:tcW w:w="1822" w:type="dxa"/>
           </w:tcPr>
           <w:p>
             <w:pPr>
@@ -2742,7 +2742,7 @@
         </w:tc>
         <w:tc>
           <w:tcPr>
-            <w:tcW w:w="893" w:type="dxa"/>
+            <w:tcW w:w="1143" w:type="dxa"/>
           </w:tcPr>
           <w:p>
             <w:pPr>
@@ -2758,7 +2758,7 @@
       <w:tr>
         <w:tc>
           <w:tcPr>
-            <w:tcW w:w="1228" w:type="dxa"/>
+            <w:tcW w:w="1333" w:type="dxa"/>
           </w:tcPr>
           <w:p>
             <w:pPr>
@@ -2772,7 +2772,7 @@
         </w:tc>
         <w:tc>
           <w:tcPr>
-            <w:tcW w:w="1536" w:type="dxa"/>
+            <w:tcW w:w="1524" w:type="dxa"/>
           </w:tcPr>
           <w:p>
             <w:pPr>
@@ -2786,7 +2786,7 @@
         </w:tc>
         <w:tc>
           <w:tcPr>
-            <w:tcW w:w="1584" w:type="dxa"/>
+            <w:tcW w:w="1714" w:type="dxa"/>
           </w:tcPr>
           <w:p>
             <w:pPr>
@@ -2800,7 +2800,7 @@
         </w:tc>
         <w:tc>
           <w:tcPr>
-            <w:tcW w:w="2503" w:type="dxa"/>
+            <w:tcW w:w="1822" w:type="dxa"/>
           </w:tcPr>
           <w:p>
             <w:pPr>
@@ -2814,7 +2814,7 @@
         </w:tc>
         <w:tc>
           <w:tcPr>
-            <w:tcW w:w="1613" w:type="dxa"/>
+            <w:tcW w:w="1822" w:type="dxa"/>
           </w:tcPr>
           <w:p>
             <w:pPr>
@@ -2828,7 +2828,7 @@
         </w:tc>
         <w:tc>
           <w:tcPr>
-            <w:tcW w:w="893" w:type="dxa"/>
+            <w:tcW w:w="1143" w:type="dxa"/>
           </w:tcPr>
           <w:p>
             <w:pPr>
@@ -2844,7 +2844,7 @@
       <w:tr>
         <w:tc>
           <w:tcPr>
-            <w:tcW w:w="1228" w:type="dxa"/>
+            <w:tcW w:w="1333" w:type="dxa"/>
           </w:tcPr>
           <w:p>
             <w:pPr>
@@ -2858,7 +2858,7 @@
         </w:tc>
         <w:tc>
           <w:tcPr>
-            <w:tcW w:w="1536" w:type="dxa"/>
+            <w:tcW w:w="1524" w:type="dxa"/>
           </w:tcPr>
           <w:p>
             <w:pPr>
@@ -2872,7 +2872,7 @@
         </w:tc>
         <w:tc>
           <w:tcPr>
-            <w:tcW w:w="1584" w:type="dxa"/>
+            <w:tcW w:w="1714" w:type="dxa"/>
           </w:tcPr>
           <w:p>
             <w:pPr>
@@ -2886,7 +2886,7 @@
         </w:tc>
         <w:tc>
           <w:tcPr>
-            <w:tcW w:w="2503" w:type="dxa"/>
+            <w:tcW w:w="1822" w:type="dxa"/>
           </w:tcPr>
           <w:p>
             <w:pPr>
@@ -2900,7 +2900,7 @@
         </w:tc>
         <w:tc>
           <w:tcPr>
-            <w:tcW w:w="1613" w:type="dxa"/>
+            <w:tcW w:w="1822" w:type="dxa"/>
           </w:tcPr>
           <w:p>
             <w:pPr>
@@ -2914,7 +2914,7 @@
         </w:tc>
         <w:tc>
           <w:tcPr>
-            <w:tcW w:w="893" w:type="dxa"/>
+            <w:tcW w:w="1143" w:type="dxa"/>
           </w:tcPr>
           <w:p>
             <w:pPr>
@@ -2930,7 +2930,7 @@
       <w:tr>
         <w:tc>
           <w:tcPr>
-            <w:tcW w:w="1228" w:type="dxa"/>
+            <w:tcW w:w="1333" w:type="dxa"/>
           </w:tcPr>
           <w:p>
             <w:pPr>
@@ -2944,7 +2944,7 @@
         </w:tc>
         <w:tc>
           <w:tcPr>
-            <w:tcW w:w="1536" w:type="dxa"/>
+            <w:tcW w:w="1524" w:type="dxa"/>
           </w:tcPr>
           <w:p>
             <w:pPr>
@@ -2958,7 +2958,7 @@
         </w:tc>
         <w:tc>
           <w:tcPr>
-            <w:tcW w:w="1584" w:type="dxa"/>
+            <w:tcW w:w="1714" w:type="dxa"/>
           </w:tcPr>
           <w:p>
             <w:pPr>
@@ -2972,7 +2972,7 @@
         </w:tc>
         <w:tc>
           <w:tcPr>
-            <w:tcW w:w="2503" w:type="dxa"/>
+            <w:tcW w:w="1822" w:type="dxa"/>
           </w:tcPr>
           <w:p>
             <w:pPr>
@@ -2986,7 +2986,7 @@
         </w:tc>
         <w:tc>
           <w:tcPr>
-            <w:tcW w:w="1613" w:type="dxa"/>
+            <w:tcW w:w="1822" w:type="dxa"/>
           </w:tcPr>
           <w:p>
             <w:pPr>
@@ -3000,7 +3000,7 @@
         </w:tc>
         <w:tc>
           <w:tcPr>
-            <w:tcW w:w="893" w:type="dxa"/>
+            <w:tcW w:w="1143" w:type="dxa"/>
           </w:tcPr>
           <w:p>
             <w:pPr>
@@ -3016,7 +3016,7 @@
       <w:tr>
         <w:tc>
           <w:tcPr>
-            <w:tcW w:w="1228" w:type="dxa"/>
+            <w:tcW w:w="1333" w:type="dxa"/>
           </w:tcPr>
           <w:p>
             <w:pPr>
@@ -3030,7 +3030,7 @@
         </w:tc>
         <w:tc>
           <w:tcPr>
-            <w:tcW w:w="1536" w:type="dxa"/>
+            <w:tcW w:w="1524" w:type="dxa"/>
           </w:tcPr>
           <w:p>
             <w:pPr>
@@ -3044,7 +3044,7 @@
         </w:tc>
         <w:tc>
           <w:tcPr>
-            <w:tcW w:w="1584" w:type="dxa"/>
+            <w:tcW w:w="1714" w:type="dxa"/>
           </w:tcPr>
           <w:p>
             <w:pPr>
@@ -3058,7 +3058,7 @@
         </w:tc>
         <w:tc>
           <w:tcPr>
-            <w:tcW w:w="2503" w:type="dxa"/>
+            <w:tcW w:w="1822" w:type="dxa"/>
           </w:tcPr>
           <w:p>
             <w:pPr>
@@ -3072,7 +3072,7 @@
         </w:tc>
         <w:tc>
           <w:tcPr>
-            <w:tcW w:w="1613" w:type="dxa"/>
+            <w:tcW w:w="1822" w:type="dxa"/>
           </w:tcPr>
           <w:p>
             <w:pPr>
@@ -3097,7 +3097,7 @@
         </w:tc>
         <w:tc>
           <w:tcPr>
-            <w:tcW w:w="893" w:type="dxa"/>
+            <w:tcW w:w="1143" w:type="dxa"/>
           </w:tcPr>
           <w:p>
             <w:pPr>
@@ -3113,7 +3113,7 @@
       <w:tr>
         <w:tc>
           <w:tcPr>
-            <w:tcW w:w="1228" w:type="dxa"/>
+            <w:tcW w:w="1333" w:type="dxa"/>
           </w:tcPr>
           <w:p>
             <w:pPr>
@@ -3127,7 +3127,7 @@
         </w:tc>
         <w:tc>
           <w:tcPr>
-            <w:tcW w:w="1536" w:type="dxa"/>
+            <w:tcW w:w="1524" w:type="dxa"/>
           </w:tcPr>
           <w:p>
             <w:pPr>
@@ -3141,7 +3141,7 @@
         </w:tc>
         <w:tc>
           <w:tcPr>
-            <w:tcW w:w="1584" w:type="dxa"/>
+            <w:tcW w:w="1714" w:type="dxa"/>
           </w:tcPr>
           <w:p>
             <w:pPr>
@@ -3155,7 +3155,7 @@
         </w:tc>
         <w:tc>
           <w:tcPr>
-            <w:tcW w:w="2503" w:type="dxa"/>
+            <w:tcW w:w="1822" w:type="dxa"/>
           </w:tcPr>
           <w:p>
             <w:pPr>
@@ -3169,7 +3169,7 @@
         </w:tc>
         <w:tc>
           <w:tcPr>
-            <w:tcW w:w="1613" w:type="dxa"/>
+            <w:tcW w:w="1822" w:type="dxa"/>
           </w:tcPr>
           <w:p>
             <w:pPr>
@@ -3211,7 +3211,7 @@
         </w:tc>
         <w:tc>
           <w:tcPr>
-            <w:tcW w:w="893" w:type="dxa"/>
+            <w:tcW w:w="1143" w:type="dxa"/>
           </w:tcPr>
           <w:p>
             <w:pPr>
@@ -3252,12 +3252,12 @@
         <w:tblLayout w:type="fixed"/>
       </w:tblPr>
       <w:tblGrid>
-        <w:gridCol w:w="1067"/>
-        <w:gridCol w:w="1499"/>
-        <w:gridCol w:w="2431"/>
-        <w:gridCol w:w="1714"/>
-        <w:gridCol w:w="1767"/>
-        <w:gridCol w:w="880"/>
+        <w:gridCol w:w="1557"/>
+        <w:gridCol w:w="1557"/>
+        <w:gridCol w:w="1460"/>
+        <w:gridCol w:w="1460"/>
+        <w:gridCol w:w="1862"/>
+        <w:gridCol w:w="1460"/>
       </w:tblGrid>
       <w:tr>
         <w:trPr>
@@ -3265,7 +3265,7 @@
         </w:trPr>
         <w:tc>
           <w:tcPr>
-            <w:tcW w:w="1067" w:type="dxa"/>
+            <w:tcW w:w="1557" w:type="dxa"/>
           </w:tcPr>
           <w:p>
             <w:pPr>
@@ -3279,7 +3279,7 @@
         </w:tc>
         <w:tc>
           <w:tcPr>
-            <w:tcW w:w="1499" w:type="dxa"/>
+            <w:tcW w:w="1557" w:type="dxa"/>
           </w:tcPr>
           <w:p>
             <w:pPr>
@@ -3293,7 +3293,7 @@
         </w:tc>
         <w:tc>
           <w:tcPr>
-            <w:tcW w:w="2431" w:type="dxa"/>
+            <w:tcW w:w="1460" w:type="dxa"/>
           </w:tcPr>
           <w:p>
             <w:pPr>
@@ -3307,7 +3307,7 @@
         </w:tc>
         <w:tc>
           <w:tcPr>
-            <w:tcW w:w="1714" w:type="dxa"/>
+            <w:tcW w:w="1460" w:type="dxa"/>
           </w:tcPr>
           <w:p>
             <w:pPr>
@@ -3321,7 +3321,7 @@
         </w:tc>
         <w:tc>
           <w:tcPr>
-            <w:tcW w:w="1767" w:type="dxa"/>
+            <w:tcW w:w="1862" w:type="dxa"/>
           </w:tcPr>
           <w:p>
             <w:pPr>
@@ -3335,7 +3335,7 @@
         </w:tc>
         <w:tc>
           <w:tcPr>
-            <w:tcW w:w="880" w:type="dxa"/>
+            <w:tcW w:w="1460" w:type="dxa"/>
           </w:tcPr>
           <w:p>
             <w:pPr>
@@ -3351,7 +3351,7 @@
       <w:tr>
         <w:tc>
           <w:tcPr>
-            <w:tcW w:w="1067" w:type="dxa"/>
+            <w:tcW w:w="1557" w:type="dxa"/>
           </w:tcPr>
           <w:p>
             <w:pPr>
@@ -3365,7 +3365,7 @@
         </w:tc>
         <w:tc>
           <w:tcPr>
-            <w:tcW w:w="1499" w:type="dxa"/>
+            <w:tcW w:w="1557" w:type="dxa"/>
           </w:tcPr>
           <w:p>
             <w:pPr>
@@ -3379,7 +3379,7 @@
         </w:tc>
         <w:tc>
           <w:tcPr>
-            <w:tcW w:w="2431" w:type="dxa"/>
+            <w:tcW w:w="1460" w:type="dxa"/>
           </w:tcPr>
           <w:p>
             <w:pPr>
@@ -3393,7 +3393,7 @@
         </w:tc>
         <w:tc>
           <w:tcPr>
-            <w:tcW w:w="1714" w:type="dxa"/>
+            <w:tcW w:w="1460" w:type="dxa"/>
           </w:tcPr>
           <w:p>
             <w:pPr>
@@ -3407,7 +3407,7 @@
         </w:tc>
         <w:tc>
           <w:tcPr>
-            <w:tcW w:w="1767" w:type="dxa"/>
+            <w:tcW w:w="1862" w:type="dxa"/>
           </w:tcPr>
           <w:p>
             <w:pPr>
@@ -3466,7 +3466,7 @@
         </w:tc>
         <w:tc>
           <w:tcPr>
-            <w:tcW w:w="880" w:type="dxa"/>
+            <w:tcW w:w="1460" w:type="dxa"/>
           </w:tcPr>
           <w:p>
             <w:pPr>
@@ -3482,7 +3482,7 @@
       <w:tr>
         <w:tc>
           <w:tcPr>
-            <w:tcW w:w="1067" w:type="dxa"/>
+            <w:tcW w:w="1557" w:type="dxa"/>
           </w:tcPr>
           <w:p>
             <w:pPr>
@@ -3496,7 +3496,7 @@
         </w:tc>
         <w:tc>
           <w:tcPr>
-            <w:tcW w:w="1499" w:type="dxa"/>
+            <w:tcW w:w="1557" w:type="dxa"/>
           </w:tcPr>
           <w:p>
             <w:pPr>
@@ -3510,7 +3510,7 @@
         </w:tc>
         <w:tc>
           <w:tcPr>
-            <w:tcW w:w="2431" w:type="dxa"/>
+            <w:tcW w:w="1460" w:type="dxa"/>
           </w:tcPr>
           <w:p>
             <w:pPr>
@@ -3524,7 +3524,7 @@
         </w:tc>
         <w:tc>
           <w:tcPr>
-            <w:tcW w:w="1714" w:type="dxa"/>
+            <w:tcW w:w="1460" w:type="dxa"/>
           </w:tcPr>
           <w:p>
             <w:pPr>
@@ -3538,7 +3538,7 @@
         </w:tc>
         <w:tc>
           <w:tcPr>
-            <w:tcW w:w="1767" w:type="dxa"/>
+            <w:tcW w:w="1862" w:type="dxa"/>
           </w:tcPr>
           <w:p>
             <w:pPr>
@@ -3580,7 +3580,7 @@
         </w:tc>
         <w:tc>
           <w:tcPr>
-            <w:tcW w:w="880" w:type="dxa"/>
+            <w:tcW w:w="1460" w:type="dxa"/>
           </w:tcPr>
           <w:p>
             <w:pPr>
@@ -3596,7 +3596,7 @@
       <w:tr>
         <w:tc>
           <w:tcPr>
-            <w:tcW w:w="1067" w:type="dxa"/>
+            <w:tcW w:w="1557" w:type="dxa"/>
           </w:tcPr>
           <w:p>
             <w:pPr>
@@ -3610,7 +3610,7 @@
         </w:tc>
         <w:tc>
           <w:tcPr>
-            <w:tcW w:w="1499" w:type="dxa"/>
+            <w:tcW w:w="1557" w:type="dxa"/>
           </w:tcPr>
           <w:p>
             <w:pPr>
@@ -3624,7 +3624,7 @@
         </w:tc>
         <w:tc>
           <w:tcPr>
-            <w:tcW w:w="2431" w:type="dxa"/>
+            <w:tcW w:w="1460" w:type="dxa"/>
           </w:tcPr>
           <w:p>
             <w:pPr>
@@ -3638,7 +3638,7 @@
         </w:tc>
         <w:tc>
           <w:tcPr>
-            <w:tcW w:w="1714" w:type="dxa"/>
+            <w:tcW w:w="1460" w:type="dxa"/>
           </w:tcPr>
           <w:p>
             <w:pPr>
@@ -3652,7 +3652,7 @@
         </w:tc>
         <w:tc>
           <w:tcPr>
-            <w:tcW w:w="1767" w:type="dxa"/>
+            <w:tcW w:w="1862" w:type="dxa"/>
           </w:tcPr>
           <w:p>
             <w:pPr>
@@ -3688,7 +3688,7 @@
         </w:tc>
         <w:tc>
           <w:tcPr>
-            <w:tcW w:w="880" w:type="dxa"/>
+            <w:tcW w:w="1460" w:type="dxa"/>
           </w:tcPr>
           <w:p>
             <w:pPr>
@@ -3729,12 +3729,12 @@
         <w:tblLayout w:type="fixed"/>
       </w:tblPr>
       <w:tblGrid>
-        <w:gridCol w:w="1064"/>
-        <w:gridCol w:w="1155"/>
-        <w:gridCol w:w="2944"/>
-        <w:gridCol w:w="1505"/>
-        <w:gridCol w:w="1614"/>
-        <w:gridCol w:w="1075"/>
+        <w:gridCol w:w="1483"/>
+        <w:gridCol w:w="1396"/>
+        <w:gridCol w:w="1669"/>
+        <w:gridCol w:w="1570"/>
+        <w:gridCol w:w="1669"/>
+        <w:gridCol w:w="1570"/>
       </w:tblGrid>
       <w:tr>
         <w:trPr>
@@ -3742,7 +3742,7 @@
         </w:trPr>
         <w:tc>
           <w:tcPr>
-            <w:tcW w:w="1064" w:type="dxa"/>
+            <w:tcW w:w="1483" w:type="dxa"/>
           </w:tcPr>
           <w:p>
             <w:pPr>
@@ -3756,7 +3756,7 @@
         </w:tc>
         <w:tc>
           <w:tcPr>
-            <w:tcW w:w="1155" w:type="dxa"/>
+            <w:tcW w:w="1396" w:type="dxa"/>
           </w:tcPr>
           <w:p>
             <w:pPr>
@@ -3770,7 +3770,7 @@
         </w:tc>
         <w:tc>
           <w:tcPr>
-            <w:tcW w:w="2944" w:type="dxa"/>
+            <w:tcW w:w="1669" w:type="dxa"/>
           </w:tcPr>
           <w:p>
             <w:pPr>
@@ -3784,7 +3784,7 @@
         </w:tc>
         <w:tc>
           <w:tcPr>
-            <w:tcW w:w="1505" w:type="dxa"/>
+            <w:tcW w:w="1570" w:type="dxa"/>
           </w:tcPr>
           <w:p>
             <w:pPr>
@@ -3798,7 +3798,7 @@
         </w:tc>
         <w:tc>
           <w:tcPr>
-            <w:tcW w:w="1614" w:type="dxa"/>
+            <w:tcW w:w="1669" w:type="dxa"/>
           </w:tcPr>
           <w:p>
             <w:pPr>
@@ -3812,7 +3812,7 @@
         </w:tc>
         <w:tc>
           <w:tcPr>
-            <w:tcW w:w="1075" w:type="dxa"/>
+            <w:tcW w:w="1570" w:type="dxa"/>
           </w:tcPr>
           <w:p>
             <w:pPr>
@@ -3828,7 +3828,7 @@
       <w:tr>
         <w:tc>
           <w:tcPr>
-            <w:tcW w:w="1064" w:type="dxa"/>
+            <w:tcW w:w="1483" w:type="dxa"/>
           </w:tcPr>
           <w:p>
             <w:pPr>
@@ -3842,7 +3842,7 @@
         </w:tc>
         <w:tc>
           <w:tcPr>
-            <w:tcW w:w="1155" w:type="dxa"/>
+            <w:tcW w:w="1396" w:type="dxa"/>
           </w:tcPr>
           <w:p>
             <w:pPr>
@@ -3856,7 +3856,7 @@
         </w:tc>
         <w:tc>
           <w:tcPr>
-            <w:tcW w:w="2944" w:type="dxa"/>
+            <w:tcW w:w="1669" w:type="dxa"/>
           </w:tcPr>
           <w:p>
             <w:pPr>
@@ -3870,7 +3870,7 @@
         </w:tc>
         <w:tc>
           <w:tcPr>
-            <w:tcW w:w="1505" w:type="dxa"/>
+            <w:tcW w:w="1570" w:type="dxa"/>
           </w:tcPr>
           <w:p>
             <w:pPr>
@@ -3884,7 +3884,7 @@
         </w:tc>
         <w:tc>
           <w:tcPr>
-            <w:tcW w:w="1614" w:type="dxa"/>
+            <w:tcW w:w="1669" w:type="dxa"/>
           </w:tcPr>
           <w:p>
             <w:pPr>
@@ -3943,7 +3943,7 @@
         </w:tc>
         <w:tc>
           <w:tcPr>
-            <w:tcW w:w="1075" w:type="dxa"/>
+            <w:tcW w:w="1570" w:type="dxa"/>
           </w:tcPr>
           <w:p>
             <w:pPr>
@@ -3959,7 +3959,7 @@
       <w:tr>
         <w:tc>
           <w:tcPr>
-            <w:tcW w:w="1064" w:type="dxa"/>
+            <w:tcW w:w="1483" w:type="dxa"/>
           </w:tcPr>
           <w:p>
             <w:pPr>
@@ -3973,7 +3973,7 @@
         </w:tc>
         <w:tc>
           <w:tcPr>
-            <w:tcW w:w="1155" w:type="dxa"/>
+            <w:tcW w:w="1396" w:type="dxa"/>
           </w:tcPr>
           <w:p>
             <w:pPr>
@@ -3987,7 +3987,7 @@
         </w:tc>
         <w:tc>
           <w:tcPr>
-            <w:tcW w:w="2944" w:type="dxa"/>
+            <w:tcW w:w="1669" w:type="dxa"/>
           </w:tcPr>
           <w:p>
             <w:pPr>
@@ -4001,7 +4001,7 @@
         </w:tc>
         <w:tc>
           <w:tcPr>
-            <w:tcW w:w="1505" w:type="dxa"/>
+            <w:tcW w:w="1570" w:type="dxa"/>
           </w:tcPr>
           <w:p>
             <w:pPr>
@@ -4015,7 +4015,7 @@
         </w:tc>
         <w:tc>
           <w:tcPr>
-            <w:tcW w:w="1614" w:type="dxa"/>
+            <w:tcW w:w="1669" w:type="dxa"/>
           </w:tcPr>
           <w:p>
             <w:pPr>
@@ -4057,7 +4057,7 @@
         </w:tc>
         <w:tc>
           <w:tcPr>
-            <w:tcW w:w="1075" w:type="dxa"/>
+            <w:tcW w:w="1570" w:type="dxa"/>
           </w:tcPr>
           <w:p>
             <w:pPr>
@@ -4073,7 +4073,7 @@
       <w:tr>
         <w:tc>
           <w:tcPr>
-            <w:tcW w:w="1064" w:type="dxa"/>
+            <w:tcW w:w="1483" w:type="dxa"/>
           </w:tcPr>
           <w:p>
             <w:pPr>
@@ -4087,7 +4087,7 @@
         </w:tc>
         <w:tc>
           <w:tcPr>
-            <w:tcW w:w="1155" w:type="dxa"/>
+            <w:tcW w:w="1396" w:type="dxa"/>
           </w:tcPr>
           <w:p>
             <w:pPr>
@@ -4101,7 +4101,7 @@
         </w:tc>
         <w:tc>
           <w:tcPr>
-            <w:tcW w:w="2944" w:type="dxa"/>
+            <w:tcW w:w="1669" w:type="dxa"/>
           </w:tcPr>
           <w:p>
             <w:pPr>
@@ -4115,7 +4115,7 @@
         </w:tc>
         <w:tc>
           <w:tcPr>
-            <w:tcW w:w="1505" w:type="dxa"/>
+            <w:tcW w:w="1570" w:type="dxa"/>
           </w:tcPr>
           <w:p>
             <w:pPr>
@@ -4129,7 +4129,7 @@
         </w:tc>
         <w:tc>
           <w:tcPr>
-            <w:tcW w:w="1614" w:type="dxa"/>
+            <w:tcW w:w="1669" w:type="dxa"/>
           </w:tcPr>
           <w:p>
             <w:pPr>
@@ -4171,7 +4171,7 @@
         </w:tc>
         <w:tc>
           <w:tcPr>
-            <w:tcW w:w="1075" w:type="dxa"/>
+            <w:tcW w:w="1570" w:type="dxa"/>
           </w:tcPr>
           <w:p>
             <w:pPr>
@@ -4187,7 +4187,7 @@
       <w:tr>
         <w:tc>
           <w:tcPr>
-            <w:tcW w:w="1064" w:type="dxa"/>
+            <w:tcW w:w="1483" w:type="dxa"/>
           </w:tcPr>
           <w:p>
             <w:pPr>
@@ -4201,7 +4201,7 @@
         </w:tc>
         <w:tc>
           <w:tcPr>
-            <w:tcW w:w="1155" w:type="dxa"/>
+            <w:tcW w:w="1396" w:type="dxa"/>
           </w:tcPr>
           <w:p>
             <w:pPr>
@@ -4215,7 +4215,7 @@
         </w:tc>
         <w:tc>
           <w:tcPr>
-            <w:tcW w:w="2944" w:type="dxa"/>
+            <w:tcW w:w="1669" w:type="dxa"/>
           </w:tcPr>
           <w:p>
             <w:pPr>
@@ -4229,7 +4229,7 @@
         </w:tc>
         <w:tc>
           <w:tcPr>
-            <w:tcW w:w="1505" w:type="dxa"/>
+            <w:tcW w:w="1570" w:type="dxa"/>
           </w:tcPr>
           <w:p>
             <w:pPr>
@@ -4243,7 +4243,7 @@
         </w:tc>
         <w:tc>
           <w:tcPr>
-            <w:tcW w:w="1614" w:type="dxa"/>
+            <w:tcW w:w="1669" w:type="dxa"/>
           </w:tcPr>
           <w:p>
             <w:pPr>
@@ -4285,7 +4285,7 @@
         </w:tc>
         <w:tc>
           <w:tcPr>
-            <w:tcW w:w="1075" w:type="dxa"/>
+            <w:tcW w:w="1570" w:type="dxa"/>
           </w:tcPr>
           <w:p>
             <w:pPr>
@@ -4301,7 +4301,7 @@
       <w:tr>
         <w:tc>
           <w:tcPr>
-            <w:tcW w:w="1064" w:type="dxa"/>
+            <w:tcW w:w="1483" w:type="dxa"/>
           </w:tcPr>
           <w:p>
             <w:pPr>
@@ -4315,7 +4315,7 @@
         </w:tc>
         <w:tc>
           <w:tcPr>
-            <w:tcW w:w="1155" w:type="dxa"/>
+            <w:tcW w:w="1396" w:type="dxa"/>
           </w:tcPr>
           <w:p>
             <w:pPr>
@@ -4329,7 +4329,7 @@
         </w:tc>
         <w:tc>
           <w:tcPr>
-            <w:tcW w:w="2944" w:type="dxa"/>
+            <w:tcW w:w="1669" w:type="dxa"/>
           </w:tcPr>
           <w:p>
             <w:pPr>
@@ -4343,7 +4343,7 @@
         </w:tc>
         <w:tc>
           <w:tcPr>
-            <w:tcW w:w="1505" w:type="dxa"/>
+            <w:tcW w:w="1570" w:type="dxa"/>
           </w:tcPr>
           <w:p>
             <w:pPr>
@@ -4357,7 +4357,7 @@
         </w:tc>
         <w:tc>
           <w:tcPr>
-            <w:tcW w:w="1614" w:type="dxa"/>
+            <w:tcW w:w="1669" w:type="dxa"/>
           </w:tcPr>
           <w:p>
             <w:pPr>
@@ -4382,7 +4382,7 @@
         </w:tc>
         <w:tc>
           <w:tcPr>
-            <w:tcW w:w="1075" w:type="dxa"/>
+            <w:tcW w:w="1570" w:type="dxa"/>
           </w:tcPr>
           <w:p>
             <w:pPr>
@@ -4398,7 +4398,7 @@
       <w:tr>
         <w:tc>
           <w:tcPr>
-            <w:tcW w:w="1064" w:type="dxa"/>
+            <w:tcW w:w="1483" w:type="dxa"/>
           </w:tcPr>
           <w:p>
             <w:pPr>
@@ -4412,7 +4412,7 @@
         </w:tc>
         <w:tc>
           <w:tcPr>
-            <w:tcW w:w="1155" w:type="dxa"/>
+            <w:tcW w:w="1396" w:type="dxa"/>
           </w:tcPr>
           <w:p>
             <w:pPr>
@@ -4426,7 +4426,7 @@
         </w:tc>
         <w:tc>
           <w:tcPr>
-            <w:tcW w:w="2944" w:type="dxa"/>
+            <w:tcW w:w="1669" w:type="dxa"/>
           </w:tcPr>
           <w:p>
             <w:pPr>
@@ -4440,7 +4440,7 @@
         </w:tc>
         <w:tc>
           <w:tcPr>
-            <w:tcW w:w="1505" w:type="dxa"/>
+            <w:tcW w:w="1570" w:type="dxa"/>
           </w:tcPr>
           <w:p>
             <w:pPr>
@@ -4454,7 +4454,7 @@
         </w:tc>
         <w:tc>
           <w:tcPr>
-            <w:tcW w:w="1614" w:type="dxa"/>
+            <w:tcW w:w="1669" w:type="dxa"/>
           </w:tcPr>
           <w:p>
             <w:pPr>
@@ -4513,7 +4513,7 @@
         </w:tc>
         <w:tc>
           <w:tcPr>
-            <w:tcW w:w="1075" w:type="dxa"/>
+            <w:tcW w:w="1570" w:type="dxa"/>
           </w:tcPr>
           <w:p>
             <w:pPr>
@@ -4529,7 +4529,7 @@
       <w:tr>
         <w:tc>
           <w:tcPr>
-            <w:tcW w:w="1064" w:type="dxa"/>
+            <w:tcW w:w="1483" w:type="dxa"/>
           </w:tcPr>
           <w:p>
             <w:pPr>
@@ -4543,7 +4543,7 @@
         </w:tc>
         <w:tc>
           <w:tcPr>
-            <w:tcW w:w="1155" w:type="dxa"/>
+            <w:tcW w:w="1396" w:type="dxa"/>
           </w:tcPr>
           <w:p>
             <w:pPr>
@@ -4557,7 +4557,7 @@
         </w:tc>
         <w:tc>
           <w:tcPr>
-            <w:tcW w:w="2944" w:type="dxa"/>
+            <w:tcW w:w="1669" w:type="dxa"/>
           </w:tcPr>
           <w:p>
             <w:pPr>
@@ -4571,7 +4571,7 @@
         </w:tc>
         <w:tc>
           <w:tcPr>
-            <w:tcW w:w="1505" w:type="dxa"/>
+            <w:tcW w:w="1570" w:type="dxa"/>
           </w:tcPr>
           <w:p>
             <w:pPr>
@@ -4585,7 +4585,7 @@
         </w:tc>
         <w:tc>
           <w:tcPr>
-            <w:tcW w:w="1614" w:type="dxa"/>
+            <w:tcW w:w="1669" w:type="dxa"/>
           </w:tcPr>
           <w:p>
             <w:pPr>
@@ -4610,7 +4610,7 @@
         </w:tc>
         <w:tc>
           <w:tcPr>
-            <w:tcW w:w="1075" w:type="dxa"/>
+            <w:tcW w:w="1570" w:type="dxa"/>
           </w:tcPr>
           <w:p>
             <w:pPr>
@@ -4626,7 +4626,7 @@
       <w:tr>
         <w:tc>
           <w:tcPr>
-            <w:tcW w:w="1064" w:type="dxa"/>
+            <w:tcW w:w="1483" w:type="dxa"/>
           </w:tcPr>
           <w:p>
             <w:pPr>
@@ -4640,7 +4640,7 @@
         </w:tc>
         <w:tc>
           <w:tcPr>
-            <w:tcW w:w="1155" w:type="dxa"/>
+            <w:tcW w:w="1396" w:type="dxa"/>
           </w:tcPr>
           <w:p>
             <w:pPr>
@@ -4654,7 +4654,7 @@
         </w:tc>
         <w:tc>
           <w:tcPr>
-            <w:tcW w:w="2944" w:type="dxa"/>
+            <w:tcW w:w="1669" w:type="dxa"/>
           </w:tcPr>
           <w:p>
             <w:pPr>
@@ -4668,7 +4668,7 @@
         </w:tc>
         <w:tc>
           <w:tcPr>
-            <w:tcW w:w="1505" w:type="dxa"/>
+            <w:tcW w:w="1570" w:type="dxa"/>
           </w:tcPr>
           <w:p>
             <w:pPr>
@@ -4682,7 +4682,7 @@
         </w:tc>
         <w:tc>
           <w:tcPr>
-            <w:tcW w:w="1614" w:type="dxa"/>
+            <w:tcW w:w="1669" w:type="dxa"/>
           </w:tcPr>
           <w:p>
             <w:pPr>
@@ -4707,7 +4707,7 @@
         </w:tc>
         <w:tc>
           <w:tcPr>
-            <w:tcW w:w="1075" w:type="dxa"/>
+            <w:tcW w:w="1570" w:type="dxa"/>
           </w:tcPr>
           <w:p>
             <w:pPr>
@@ -4723,7 +4723,7 @@
       <w:tr>
         <w:tc>
           <w:tcPr>
-            <w:tcW w:w="1064" w:type="dxa"/>
+            <w:tcW w:w="1483" w:type="dxa"/>
           </w:tcPr>
           <w:p>
             <w:pPr>
@@ -4737,7 +4737,7 @@
         </w:tc>
         <w:tc>
           <w:tcPr>
-            <w:tcW w:w="1155" w:type="dxa"/>
+            <w:tcW w:w="1396" w:type="dxa"/>
           </w:tcPr>
           <w:p>
             <w:pPr>
@@ -4751,7 +4751,7 @@
         </w:tc>
         <w:tc>
           <w:tcPr>
-            <w:tcW w:w="2944" w:type="dxa"/>
+            <w:tcW w:w="1669" w:type="dxa"/>
           </w:tcPr>
           <w:p>
             <w:pPr>
@@ -4765,7 +4765,7 @@
         </w:tc>
         <w:tc>
           <w:tcPr>
-            <w:tcW w:w="1505" w:type="dxa"/>
+            <w:tcW w:w="1570" w:type="dxa"/>
           </w:tcPr>
           <w:p>
             <w:pPr>
@@ -4779,7 +4779,7 @@
         </w:tc>
         <w:tc>
           <w:tcPr>
-            <w:tcW w:w="1614" w:type="dxa"/>
+            <w:tcW w:w="1669" w:type="dxa"/>
           </w:tcPr>
           <w:p>
             <w:pPr>
@@ -4821,7 +4821,7 @@
         </w:tc>
         <w:tc>
           <w:tcPr>
-            <w:tcW w:w="1075" w:type="dxa"/>
+            <w:tcW w:w="1570" w:type="dxa"/>
           </w:tcPr>
           <w:p>
             <w:pPr>
@@ -4837,7 +4837,7 @@
       <w:tr>
         <w:tc>
           <w:tcPr>
-            <w:tcW w:w="1064" w:type="dxa"/>
+            <w:tcW w:w="1483" w:type="dxa"/>
           </w:tcPr>
           <w:p>
             <w:pPr>
@@ -4851,7 +4851,7 @@
         </w:tc>
         <w:tc>
           <w:tcPr>
-            <w:tcW w:w="1155" w:type="dxa"/>
+            <w:tcW w:w="1396" w:type="dxa"/>
           </w:tcPr>
           <w:p>
             <w:pPr>
@@ -4865,7 +4865,7 @@
         </w:tc>
         <w:tc>
           <w:tcPr>
-            <w:tcW w:w="2944" w:type="dxa"/>
+            <w:tcW w:w="1669" w:type="dxa"/>
           </w:tcPr>
           <w:p>
             <w:pPr>
@@ -4879,7 +4879,7 @@
         </w:tc>
         <w:tc>
           <w:tcPr>
-            <w:tcW w:w="1505" w:type="dxa"/>
+            <w:tcW w:w="1570" w:type="dxa"/>
           </w:tcPr>
           <w:p>
             <w:pPr>
@@ -4893,7 +4893,7 @@
         </w:tc>
         <w:tc>
           <w:tcPr>
-            <w:tcW w:w="1614" w:type="dxa"/>
+            <w:tcW w:w="1669" w:type="dxa"/>
           </w:tcPr>
           <w:p>
             <w:pPr>
@@ -4918,7 +4918,7 @@
         </w:tc>
         <w:tc>
           <w:tcPr>
-            <w:tcW w:w="1075" w:type="dxa"/>
+            <w:tcW w:w="1570" w:type="dxa"/>
           </w:tcPr>
           <w:p>
             <w:pPr>
@@ -4934,7 +4934,7 @@
       <w:tr>
         <w:tc>
           <w:tcPr>
-            <w:tcW w:w="1064" w:type="dxa"/>
+            <w:tcW w:w="1483" w:type="dxa"/>
           </w:tcPr>
           <w:p>
             <w:pPr>
@@ -4948,7 +4948,7 @@
         </w:tc>
         <w:tc>
           <w:tcPr>
-            <w:tcW w:w="1155" w:type="dxa"/>
+            <w:tcW w:w="1396" w:type="dxa"/>
           </w:tcPr>
           <w:p>
             <w:pPr>
@@ -4962,7 +4962,7 @@
         </w:tc>
         <w:tc>
           <w:tcPr>
-            <w:tcW w:w="2944" w:type="dxa"/>
+            <w:tcW w:w="1669" w:type="dxa"/>
           </w:tcPr>
           <w:p>
             <w:pPr>
@@ -4976,7 +4976,7 @@
         </w:tc>
         <w:tc>
           <w:tcPr>
-            <w:tcW w:w="1505" w:type="dxa"/>
+            <w:tcW w:w="1570" w:type="dxa"/>
           </w:tcPr>
           <w:p>
             <w:pPr>
@@ -4990,7 +4990,7 @@
         </w:tc>
         <w:tc>
           <w:tcPr>
-            <w:tcW w:w="1614" w:type="dxa"/>
+            <w:tcW w:w="1669" w:type="dxa"/>
           </w:tcPr>
           <w:p>
             <w:pPr>
@@ -5009,7 +5009,7 @@
         </w:tc>
         <w:tc>
           <w:tcPr>
-            <w:tcW w:w="1075" w:type="dxa"/>
+            <w:tcW w:w="1570" w:type="dxa"/>
           </w:tcPr>
           <w:p>
             <w:pPr>
@@ -5042,12 +5042,12 @@
         <w:tblLayout w:type="fixed"/>
       </w:tblPr>
       <w:tblGrid>
-        <w:gridCol w:w="860"/>
-        <w:gridCol w:w="1467"/>
-        <w:gridCol w:w="2229"/>
-        <w:gridCol w:w="2191"/>
+        <w:gridCol w:w="1464"/>
+        <w:gridCol w:w="1464"/>
         <w:gridCol w:w="1751"/>
-        <w:gridCol w:w="860"/>
+        <w:gridCol w:w="1372"/>
+        <w:gridCol w:w="1751"/>
+        <w:gridCol w:w="1556"/>
       </w:tblGrid>
       <w:tr>
         <w:trPr>
@@ -5055,7 +5055,7 @@
         </w:trPr>
         <w:tc>
           <w:tcPr>
-            <w:tcW w:w="860" w:type="dxa"/>
+            <w:tcW w:w="1464" w:type="dxa"/>
           </w:tcPr>
           <w:p>
             <w:pPr>
@@ -5069,7 +5069,7 @@
         </w:tc>
         <w:tc>
           <w:tcPr>
-            <w:tcW w:w="1467" w:type="dxa"/>
+            <w:tcW w:w="1464" w:type="dxa"/>
           </w:tcPr>
           <w:p>
             <w:pPr>
@@ -5083,7 +5083,7 @@
         </w:tc>
         <w:tc>
           <w:tcPr>
-            <w:tcW w:w="2229" w:type="dxa"/>
+            <w:tcW w:w="1751" w:type="dxa"/>
           </w:tcPr>
           <w:p>
             <w:pPr>
@@ -5097,7 +5097,7 @@
         </w:tc>
         <w:tc>
           <w:tcPr>
-            <w:tcW w:w="2191" w:type="dxa"/>
+            <w:tcW w:w="1372" w:type="dxa"/>
           </w:tcPr>
           <w:p>
             <w:pPr>
@@ -5125,7 +5125,7 @@
         </w:tc>
         <w:tc>
           <w:tcPr>
-            <w:tcW w:w="860" w:type="dxa"/>
+            <w:tcW w:w="1556" w:type="dxa"/>
           </w:tcPr>
           <w:p>
             <w:pPr>
@@ -5141,7 +5141,7 @@
       <w:tr>
         <w:tc>
           <w:tcPr>
-            <w:tcW w:w="860" w:type="dxa"/>
+            <w:tcW w:w="1464" w:type="dxa"/>
           </w:tcPr>
           <w:p>
             <w:pPr>
@@ -5155,7 +5155,7 @@
         </w:tc>
         <w:tc>
           <w:tcPr>
-            <w:tcW w:w="1467" w:type="dxa"/>
+            <w:tcW w:w="1464" w:type="dxa"/>
           </w:tcPr>
           <w:p>
             <w:pPr>
@@ -5169,7 +5169,7 @@
         </w:tc>
         <w:tc>
           <w:tcPr>
-            <w:tcW w:w="2229" w:type="dxa"/>
+            <w:tcW w:w="1751" w:type="dxa"/>
           </w:tcPr>
           <w:p>
             <w:pPr>
@@ -5183,7 +5183,7 @@
         </w:tc>
         <w:tc>
           <w:tcPr>
-            <w:tcW w:w="2191" w:type="dxa"/>
+            <w:tcW w:w="1372" w:type="dxa"/>
           </w:tcPr>
           <w:p>
             <w:pPr>
@@ -5239,7 +5239,7 @@
         </w:tc>
         <w:tc>
           <w:tcPr>
-            <w:tcW w:w="860" w:type="dxa"/>
+            <w:tcW w:w="1556" w:type="dxa"/>
           </w:tcPr>
           <w:p>
             <w:pPr>
@@ -5255,7 +5255,7 @@
       <w:tr>
         <w:tc>
           <w:tcPr>
-            <w:tcW w:w="860" w:type="dxa"/>
+            <w:tcW w:w="1464" w:type="dxa"/>
           </w:tcPr>
           <w:p>
             <w:pPr>
@@ -5269,7 +5269,7 @@
         </w:tc>
         <w:tc>
           <w:tcPr>
-            <w:tcW w:w="1467" w:type="dxa"/>
+            <w:tcW w:w="1464" w:type="dxa"/>
           </w:tcPr>
           <w:p>
             <w:pPr>
@@ -5283,7 +5283,7 @@
         </w:tc>
         <w:tc>
           <w:tcPr>
-            <w:tcW w:w="2229" w:type="dxa"/>
+            <w:tcW w:w="1751" w:type="dxa"/>
           </w:tcPr>
           <w:p>
             <w:pPr>
@@ -5297,7 +5297,7 @@
         </w:tc>
         <w:tc>
           <w:tcPr>
-            <w:tcW w:w="2191" w:type="dxa"/>
+            <w:tcW w:w="1372" w:type="dxa"/>
           </w:tcPr>
           <w:p>
             <w:pPr>
@@ -5336,7 +5336,7 @@
         </w:tc>
         <w:tc>
           <w:tcPr>
-            <w:tcW w:w="860" w:type="dxa"/>
+            <w:tcW w:w="1556" w:type="dxa"/>
           </w:tcPr>
           <w:p>
             <w:pPr>
@@ -5352,7 +5352,7 @@
       <w:tr>
         <w:tc>
           <w:tcPr>
-            <w:tcW w:w="860" w:type="dxa"/>
+            <w:tcW w:w="1464" w:type="dxa"/>
           </w:tcPr>
           <w:p>
             <w:pPr>
@@ -5366,7 +5366,7 @@
         </w:tc>
         <w:tc>
           <w:tcPr>
-            <w:tcW w:w="1467" w:type="dxa"/>
+            <w:tcW w:w="1464" w:type="dxa"/>
           </w:tcPr>
           <w:p>
             <w:pPr>
@@ -5380,7 +5380,7 @@
         </w:tc>
         <w:tc>
           <w:tcPr>
-            <w:tcW w:w="2229" w:type="dxa"/>
+            <w:tcW w:w="1751" w:type="dxa"/>
           </w:tcPr>
           <w:p>
             <w:pPr>
@@ -5394,7 +5394,7 @@
         </w:tc>
         <w:tc>
           <w:tcPr>
-            <w:tcW w:w="2191" w:type="dxa"/>
+            <w:tcW w:w="1372" w:type="dxa"/>
           </w:tcPr>
           <w:p>
             <w:pPr>
@@ -5450,7 +5450,7 @@
         </w:tc>
         <w:tc>
           <w:tcPr>
-            <w:tcW w:w="860" w:type="dxa"/>
+            <w:tcW w:w="1556" w:type="dxa"/>
           </w:tcPr>
           <w:p>
             <w:pPr>
@@ -5466,7 +5466,7 @@
       <w:tr>
         <w:tc>
           <w:tcPr>
-            <w:tcW w:w="860" w:type="dxa"/>
+            <w:tcW w:w="1464" w:type="dxa"/>
           </w:tcPr>
           <w:p>
             <w:pPr>
@@ -5480,7 +5480,7 @@
         </w:tc>
         <w:tc>
           <w:tcPr>
-            <w:tcW w:w="1467" w:type="dxa"/>
+            <w:tcW w:w="1464" w:type="dxa"/>
           </w:tcPr>
           <w:p>
             <w:pPr>
@@ -5494,7 +5494,7 @@
         </w:tc>
         <w:tc>
           <w:tcPr>
-            <w:tcW w:w="2229" w:type="dxa"/>
+            <w:tcW w:w="1751" w:type="dxa"/>
           </w:tcPr>
           <w:p>
             <w:pPr>
@@ -5508,7 +5508,7 @@
         </w:tc>
         <w:tc>
           <w:tcPr>
-            <w:tcW w:w="2191" w:type="dxa"/>
+            <w:tcW w:w="1372" w:type="dxa"/>
           </w:tcPr>
           <w:p>
             <w:pPr>
@@ -5547,7 +5547,7 @@
         </w:tc>
         <w:tc>
           <w:tcPr>
-            <w:tcW w:w="860" w:type="dxa"/>
+            <w:tcW w:w="1556" w:type="dxa"/>
           </w:tcPr>
           <w:p>
             <w:pPr>
@@ -5563,7 +5563,7 @@
       <w:tr>
         <w:tc>
           <w:tcPr>
-            <w:tcW w:w="860" w:type="dxa"/>
+            <w:tcW w:w="1464" w:type="dxa"/>
           </w:tcPr>
           <w:p>
             <w:pPr>
@@ -5577,7 +5577,7 @@
         </w:tc>
         <w:tc>
           <w:tcPr>
-            <w:tcW w:w="1467" w:type="dxa"/>
+            <w:tcW w:w="1464" w:type="dxa"/>
           </w:tcPr>
           <w:p>
             <w:pPr>
@@ -5591,7 +5591,7 @@
         </w:tc>
         <w:tc>
           <w:tcPr>
-            <w:tcW w:w="2229" w:type="dxa"/>
+            <w:tcW w:w="1751" w:type="dxa"/>
           </w:tcPr>
           <w:p>
             <w:pPr>
@@ -5605,7 +5605,7 @@
         </w:tc>
         <w:tc>
           <w:tcPr>
-            <w:tcW w:w="2191" w:type="dxa"/>
+            <w:tcW w:w="1372" w:type="dxa"/>
           </w:tcPr>
           <w:p>
             <w:pPr>
@@ -5644,7 +5644,7 @@
         </w:tc>
         <w:tc>
           <w:tcPr>
-            <w:tcW w:w="860" w:type="dxa"/>
+            <w:tcW w:w="1556" w:type="dxa"/>
           </w:tcPr>
           <w:p>
             <w:pPr>
@@ -5660,7 +5660,7 @@
       <w:tr>
         <w:tc>
           <w:tcPr>
-            <w:tcW w:w="860" w:type="dxa"/>
+            <w:tcW w:w="1464" w:type="dxa"/>
           </w:tcPr>
           <w:p>
             <w:pPr>
@@ -5674,7 +5674,7 @@
         </w:tc>
         <w:tc>
           <w:tcPr>
-            <w:tcW w:w="1467" w:type="dxa"/>
+            <w:tcW w:w="1464" w:type="dxa"/>
           </w:tcPr>
           <w:p>
             <w:pPr>
@@ -5688,7 +5688,7 @@
         </w:tc>
         <w:tc>
           <w:tcPr>
-            <w:tcW w:w="2229" w:type="dxa"/>
+            <w:tcW w:w="1751" w:type="dxa"/>
           </w:tcPr>
           <w:p>
             <w:pPr>
@@ -5702,7 +5702,7 @@
         </w:tc>
         <w:tc>
           <w:tcPr>
-            <w:tcW w:w="2191" w:type="dxa"/>
+            <w:tcW w:w="1372" w:type="dxa"/>
           </w:tcPr>
           <w:p>
             <w:pPr>
@@ -5741,7 +5741,7 @@
         </w:tc>
         <w:tc>
           <w:tcPr>
-            <w:tcW w:w="860" w:type="dxa"/>
+            <w:tcW w:w="1556" w:type="dxa"/>
           </w:tcPr>
           <w:p>
             <w:pPr>
@@ -5757,7 +5757,7 @@
       <w:tr>
         <w:tc>
           <w:tcPr>
-            <w:tcW w:w="860" w:type="dxa"/>
+            <w:tcW w:w="1464" w:type="dxa"/>
           </w:tcPr>
           <w:p>
             <w:pPr>
@@ -5771,7 +5771,7 @@
         </w:tc>
         <w:tc>
           <w:tcPr>
-            <w:tcW w:w="1467" w:type="dxa"/>
+            <w:tcW w:w="1464" w:type="dxa"/>
           </w:tcPr>
           <w:p>
             <w:pPr>
@@ -5785,7 +5785,7 @@
         </w:tc>
         <w:tc>
           <w:tcPr>
-            <w:tcW w:w="2229" w:type="dxa"/>
+            <w:tcW w:w="1751" w:type="dxa"/>
           </w:tcPr>
           <w:p>
             <w:pPr>
@@ -5799,7 +5799,7 @@
         </w:tc>
         <w:tc>
           <w:tcPr>
-            <w:tcW w:w="2191" w:type="dxa"/>
+            <w:tcW w:w="1372" w:type="dxa"/>
           </w:tcPr>
           <w:p>
             <w:pPr>
@@ -5838,7 +5838,7 @@
         </w:tc>
         <w:tc>
           <w:tcPr>
-            <w:tcW w:w="860" w:type="dxa"/>
+            <w:tcW w:w="1556" w:type="dxa"/>
           </w:tcPr>
           <w:p>
             <w:pPr>
@@ -5871,12 +5871,12 @@
         <w:tblLayout w:type="fixed"/>
       </w:tblPr>
       <w:tblGrid>
-        <w:gridCol w:w="865"/>
-        <w:gridCol w:w="1652"/>
-        <w:gridCol w:w="2182"/>
-        <w:gridCol w:w="1505"/>
-        <w:gridCol w:w="2096"/>
-        <w:gridCol w:w="1058"/>
+        <w:gridCol w:w="1574"/>
+        <w:gridCol w:w="1475"/>
+        <w:gridCol w:w="1869"/>
+        <w:gridCol w:w="1377"/>
+        <w:gridCol w:w="1882"/>
+        <w:gridCol w:w="1180"/>
       </w:tblGrid>
       <w:tr>
         <w:trPr>
@@ -5884,7 +5884,7 @@
         </w:trPr>
         <w:tc>
           <w:tcPr>
-            <w:tcW w:w="865" w:type="dxa"/>
+            <w:tcW w:w="1574" w:type="dxa"/>
           </w:tcPr>
           <w:p>
             <w:pPr>
@@ -5898,7 +5898,7 @@
         </w:tc>
         <w:tc>
           <w:tcPr>
-            <w:tcW w:w="1652" w:type="dxa"/>
+            <w:tcW w:w="1475" w:type="dxa"/>
           </w:tcPr>
           <w:p>
             <w:pPr>
@@ -5912,7 +5912,7 @@
         </w:tc>
         <w:tc>
           <w:tcPr>
-            <w:tcW w:w="2182" w:type="dxa"/>
+            <w:tcW w:w="1869" w:type="dxa"/>
           </w:tcPr>
           <w:p>
             <w:pPr>
@@ -5926,7 +5926,7 @@
         </w:tc>
         <w:tc>
           <w:tcPr>
-            <w:tcW w:w="1505" w:type="dxa"/>
+            <w:tcW w:w="1377" w:type="dxa"/>
           </w:tcPr>
           <w:p>
             <w:pPr>
@@ -5940,7 +5940,7 @@
         </w:tc>
         <w:tc>
           <w:tcPr>
-            <w:tcW w:w="2096" w:type="dxa"/>
+            <w:tcW w:w="1882" w:type="dxa"/>
           </w:tcPr>
           <w:p>
             <w:pPr>
@@ -5954,7 +5954,7 @@
         </w:tc>
         <w:tc>
           <w:tcPr>
-            <w:tcW w:w="1058" w:type="dxa"/>
+            <w:tcW w:w="1180" w:type="dxa"/>
           </w:tcPr>
           <w:p>
             <w:pPr>
@@ -5970,7 +5970,7 @@
       <w:tr>
         <w:tc>
           <w:tcPr>
-            <w:tcW w:w="865" w:type="dxa"/>
+            <w:tcW w:w="1574" w:type="dxa"/>
           </w:tcPr>
           <w:p>
             <w:pPr>
@@ -5984,7 +5984,7 @@
         </w:tc>
         <w:tc>
           <w:tcPr>
-            <w:tcW w:w="1652" w:type="dxa"/>
+            <w:tcW w:w="1475" w:type="dxa"/>
           </w:tcPr>
           <w:p>
             <w:pPr>
@@ -5998,7 +5998,7 @@
         </w:tc>
         <w:tc>
           <w:tcPr>
-            <w:tcW w:w="2182" w:type="dxa"/>
+            <w:tcW w:w="1869" w:type="dxa"/>
           </w:tcPr>
           <w:p>
             <w:pPr>
@@ -6012,7 +6012,7 @@
         </w:tc>
         <w:tc>
           <w:tcPr>
-            <w:tcW w:w="1505" w:type="dxa"/>
+            <w:tcW w:w="1377" w:type="dxa"/>
           </w:tcPr>
           <w:p>
             <w:pPr>
@@ -6026,7 +6026,7 @@
         </w:tc>
         <w:tc>
           <w:tcPr>
-            <w:tcW w:w="2096" w:type="dxa"/>
+            <w:tcW w:w="1882" w:type="dxa"/>
           </w:tcPr>
           <w:p>
             <w:pPr>
@@ -6136,7 +6136,7 @@
         </w:tc>
         <w:tc>
           <w:tcPr>
-            <w:tcW w:w="1058" w:type="dxa"/>
+            <w:tcW w:w="1180" w:type="dxa"/>
           </w:tcPr>
           <w:p>
             <w:pPr>
@@ -6152,7 +6152,7 @@
       <w:tr>
         <w:tc>
           <w:tcPr>
-            <w:tcW w:w="865" w:type="dxa"/>
+            <w:tcW w:w="1574" w:type="dxa"/>
           </w:tcPr>
           <w:p>
             <w:pPr>
@@ -6166,7 +6166,7 @@
         </w:tc>
         <w:tc>
           <w:tcPr>
-            <w:tcW w:w="1652" w:type="dxa"/>
+            <w:tcW w:w="1475" w:type="dxa"/>
           </w:tcPr>
           <w:p>
             <w:pPr>
@@ -6180,7 +6180,7 @@
         </w:tc>
         <w:tc>
           <w:tcPr>
-            <w:tcW w:w="2182" w:type="dxa"/>
+            <w:tcW w:w="1869" w:type="dxa"/>
           </w:tcPr>
           <w:p>
             <w:pPr>
@@ -6194,7 +6194,7 @@
         </w:tc>
         <w:tc>
           <w:tcPr>
-            <w:tcW w:w="1505" w:type="dxa"/>
+            <w:tcW w:w="1377" w:type="dxa"/>
           </w:tcPr>
           <w:p>
             <w:pPr>
@@ -6208,7 +6208,7 @@
         </w:tc>
         <w:tc>
           <w:tcPr>
-            <w:tcW w:w="2096" w:type="dxa"/>
+            <w:tcW w:w="1882" w:type="dxa"/>
           </w:tcPr>
           <w:p>
             <w:pPr>
@@ -6256,7 +6256,7 @@
         </w:tc>
         <w:tc>
           <w:tcPr>
-            <w:tcW w:w="1058" w:type="dxa"/>
+            <w:tcW w:w="1180" w:type="dxa"/>
           </w:tcPr>
           <w:p>
             <w:pPr>
@@ -6272,7 +6272,7 @@
       <w:tr>
         <w:tc>
           <w:tcPr>
-            <w:tcW w:w="865" w:type="dxa"/>
+            <w:tcW w:w="1574" w:type="dxa"/>
           </w:tcPr>
           <w:p>
             <w:pPr>
@@ -6286,7 +6286,7 @@
         </w:tc>
         <w:tc>
           <w:tcPr>
-            <w:tcW w:w="1652" w:type="dxa"/>
+            <w:tcW w:w="1475" w:type="dxa"/>
           </w:tcPr>
           <w:p>
             <w:pPr>
@@ -6300,7 +6300,7 @@
         </w:tc>
         <w:tc>
           <w:tcPr>
-            <w:tcW w:w="2182" w:type="dxa"/>
+            <w:tcW w:w="1869" w:type="dxa"/>
           </w:tcPr>
           <w:p>
             <w:pPr>
@@ -6314,7 +6314,7 @@
         </w:tc>
         <w:tc>
           <w:tcPr>
-            <w:tcW w:w="1505" w:type="dxa"/>
+            <w:tcW w:w="1377" w:type="dxa"/>
           </w:tcPr>
           <w:p>
             <w:pPr>
@@ -6328,7 +6328,7 @@
         </w:tc>
         <w:tc>
           <w:tcPr>
-            <w:tcW w:w="2096" w:type="dxa"/>
+            <w:tcW w:w="1882" w:type="dxa"/>
           </w:tcPr>
           <w:p>
             <w:pPr>
@@ -6353,7 +6353,7 @@
         </w:tc>
         <w:tc>
           <w:tcPr>
-            <w:tcW w:w="1058" w:type="dxa"/>
+            <w:tcW w:w="1180" w:type="dxa"/>
           </w:tcPr>
           <w:p>
             <w:pPr>
@@ -6386,12 +6386,12 @@
         <w:tblLayout w:type="fixed"/>
       </w:tblPr>
       <w:tblGrid>
-        <w:gridCol w:w="882"/>
-        <w:gridCol w:w="2048"/>
-        <w:gridCol w:w="957"/>
-        <w:gridCol w:w="1912"/>
-        <w:gridCol w:w="2677"/>
-        <w:gridCol w:w="882"/>
+        <w:gridCol w:w="1319"/>
+        <w:gridCol w:w="1649"/>
+        <w:gridCol w:w="1319"/>
+        <w:gridCol w:w="1539"/>
+        <w:gridCol w:w="2103"/>
+        <w:gridCol w:w="1429"/>
       </w:tblGrid>
       <w:tr>
         <w:trPr>
@@ -6399,7 +6399,7 @@
         </w:trPr>
         <w:tc>
           <w:tcPr>
-            <w:tcW w:w="882" w:type="dxa"/>
+            <w:tcW w:w="1319" w:type="dxa"/>
           </w:tcPr>
           <w:p>
             <w:pPr>
@@ -6413,7 +6413,7 @@
         </w:tc>
         <w:tc>
           <w:tcPr>
-            <w:tcW w:w="2048" w:type="dxa"/>
+            <w:tcW w:w="1649" w:type="dxa"/>
           </w:tcPr>
           <w:p>
             <w:pPr>
@@ -6427,7 +6427,7 @@
         </w:tc>
         <w:tc>
           <w:tcPr>
-            <w:tcW w:w="957" w:type="dxa"/>
+            <w:tcW w:w="1319" w:type="dxa"/>
           </w:tcPr>
           <w:p>
             <w:pPr>
@@ -6441,7 +6441,7 @@
         </w:tc>
         <w:tc>
           <w:tcPr>
-            <w:tcW w:w="1912" w:type="dxa"/>
+            <w:tcW w:w="1539" w:type="dxa"/>
           </w:tcPr>
           <w:p>
             <w:pPr>
@@ -6455,7 +6455,7 @@
         </w:tc>
         <w:tc>
           <w:tcPr>
-            <w:tcW w:w="2677" w:type="dxa"/>
+            <w:tcW w:w="2103" w:type="dxa"/>
           </w:tcPr>
           <w:p>
             <w:pPr>
@@ -6469,7 +6469,7 @@
         </w:tc>
         <w:tc>
           <w:tcPr>
-            <w:tcW w:w="882" w:type="dxa"/>
+            <w:tcW w:w="1429" w:type="dxa"/>
           </w:tcPr>
           <w:p>
             <w:pPr>
@@ -6485,7 +6485,7 @@
       <w:tr>
         <w:tc>
           <w:tcPr>
-            <w:tcW w:w="882" w:type="dxa"/>
+            <w:tcW w:w="1319" w:type="dxa"/>
           </w:tcPr>
           <w:p>
             <w:pPr>
@@ -6499,7 +6499,7 @@
         </w:tc>
         <w:tc>
           <w:tcPr>
-            <w:tcW w:w="2048" w:type="dxa"/>
+            <w:tcW w:w="1649" w:type="dxa"/>
           </w:tcPr>
           <w:p>
             <w:pPr>
@@ -6513,7 +6513,7 @@
         </w:tc>
         <w:tc>
           <w:tcPr>
-            <w:tcW w:w="957" w:type="dxa"/>
+            <w:tcW w:w="1319" w:type="dxa"/>
           </w:tcPr>
           <w:p>
             <w:pPr>
@@ -6527,7 +6527,7 @@
         </w:tc>
         <w:tc>
           <w:tcPr>
-            <w:tcW w:w="1912" w:type="dxa"/>
+            <w:tcW w:w="1539" w:type="dxa"/>
           </w:tcPr>
           <w:p>
             <w:pPr>
@@ -6541,7 +6541,7 @@
         </w:tc>
         <w:tc>
           <w:tcPr>
-            <w:tcW w:w="2677" w:type="dxa"/>
+            <w:tcW w:w="2103" w:type="dxa"/>
           </w:tcPr>
           <w:p>
             <w:pPr>
@@ -6555,7 +6555,7 @@
         </w:tc>
         <w:tc>
           <w:tcPr>
-            <w:tcW w:w="882" w:type="dxa"/>
+            <w:tcW w:w="1429" w:type="dxa"/>
           </w:tcPr>
           <w:p>
             <w:pPr>
@@ -6571,7 +6571,7 @@
       <w:tr>
         <w:tc>
           <w:tcPr>
-            <w:tcW w:w="882" w:type="dxa"/>
+            <w:tcW w:w="1319" w:type="dxa"/>
           </w:tcPr>
           <w:p>
             <w:pPr>
@@ -6585,7 +6585,7 @@
         </w:tc>
         <w:tc>
           <w:tcPr>
-            <w:tcW w:w="2048" w:type="dxa"/>
+            <w:tcW w:w="1649" w:type="dxa"/>
           </w:tcPr>
           <w:p>
             <w:pPr>
@@ -6599,7 +6599,7 @@
         </w:tc>
         <w:tc>
           <w:tcPr>
-            <w:tcW w:w="957" w:type="dxa"/>
+            <w:tcW w:w="1319" w:type="dxa"/>
           </w:tcPr>
           <w:p>
             <w:pPr>
@@ -6613,7 +6613,7 @@
         </w:tc>
         <w:tc>
           <w:tcPr>
-            <w:tcW w:w="1912" w:type="dxa"/>
+            <w:tcW w:w="1539" w:type="dxa"/>
           </w:tcPr>
           <w:p>
             <w:pPr>
@@ -6627,7 +6627,7 @@
         </w:tc>
         <w:tc>
           <w:tcPr>
-            <w:tcW w:w="2677" w:type="dxa"/>
+            <w:tcW w:w="2103" w:type="dxa"/>
           </w:tcPr>
           <w:p>
             <w:pPr>
@@ -6686,7 +6686,7 @@
         </w:tc>
         <w:tc>
           <w:tcPr>
-            <w:tcW w:w="882" w:type="dxa"/>
+            <w:tcW w:w="1429" w:type="dxa"/>
           </w:tcPr>
           <w:p>
             <w:pPr>
@@ -6702,7 +6702,7 @@
       <w:tr>
         <w:tc>
           <w:tcPr>
-            <w:tcW w:w="882" w:type="dxa"/>
+            <w:tcW w:w="1319" w:type="dxa"/>
           </w:tcPr>
           <w:p>
             <w:pPr>
@@ -6716,7 +6716,7 @@
         </w:tc>
         <w:tc>
           <w:tcPr>
-            <w:tcW w:w="2048" w:type="dxa"/>
+            <w:tcW w:w="1649" w:type="dxa"/>
           </w:tcPr>
           <w:p>
             <w:pPr>
@@ -6730,7 +6730,7 @@
         </w:tc>
         <w:tc>
           <w:tcPr>
-            <w:tcW w:w="957" w:type="dxa"/>
+            <w:tcW w:w="1319" w:type="dxa"/>
           </w:tcPr>
           <w:p>
             <w:pPr>
@@ -6744,7 +6744,7 @@
         </w:tc>
         <w:tc>
           <w:tcPr>
-            <w:tcW w:w="1912" w:type="dxa"/>
+            <w:tcW w:w="1539" w:type="dxa"/>
           </w:tcPr>
           <w:p>
             <w:pPr>
@@ -6758,7 +6758,7 @@
         </w:tc>
         <w:tc>
           <w:tcPr>
-            <w:tcW w:w="2677" w:type="dxa"/>
+            <w:tcW w:w="2103" w:type="dxa"/>
           </w:tcPr>
           <w:p>
             <w:pPr>
@@ -6783,7 +6783,7 @@
         </w:tc>
         <w:tc>
           <w:tcPr>
-            <w:tcW w:w="882" w:type="dxa"/>
+            <w:tcW w:w="1429" w:type="dxa"/>
           </w:tcPr>
           <w:p>
             <w:pPr>
@@ -6845,10 +6845,10 @@
         <w:tblLayout w:type="fixed"/>
       </w:tblPr>
       <w:tblGrid>
-        <w:gridCol w:w="2009"/>
-        <w:gridCol w:w="3866"/>
-        <w:gridCol w:w="2011"/>
-        <w:gridCol w:w="1472"/>
+        <w:gridCol w:w="2070"/>
+        <w:gridCol w:w="3834"/>
+        <w:gridCol w:w="1994"/>
+        <w:gridCol w:w="1460"/>
       </w:tblGrid>
       <w:tr>
         <w:trPr>
@@ -6856,7 +6856,7 @@
         </w:trPr>
         <w:tc>
           <w:tcPr>
-            <w:tcW w:w="2009" w:type="dxa"/>
+            <w:tcW w:w="2070" w:type="dxa"/>
           </w:tcPr>
           <w:p>
             <w:pPr>
@@ -6870,7 +6870,7 @@
         </w:tc>
         <w:tc>
           <w:tcPr>
-            <w:tcW w:w="3866" w:type="dxa"/>
+            <w:tcW w:w="3834" w:type="dxa"/>
           </w:tcPr>
           <w:p>
             <w:pPr>
@@ -6884,7 +6884,7 @@
         </w:tc>
         <w:tc>
           <w:tcPr>
-            <w:tcW w:w="2011" w:type="dxa"/>
+            <w:tcW w:w="1994" w:type="dxa"/>
           </w:tcPr>
           <w:p>
             <w:pPr>
@@ -6898,7 +6898,7 @@
         </w:tc>
         <w:tc>
           <w:tcPr>
-            <w:tcW w:w="1472" w:type="dxa"/>
+            <w:tcW w:w="1460" w:type="dxa"/>
           </w:tcPr>
           <w:p>
             <w:pPr>
@@ -6914,7 +6914,7 @@
       <w:tr>
         <w:tc>
           <w:tcPr>
-            <w:tcW w:w="2009" w:type="dxa"/>
+            <w:tcW w:w="2070" w:type="dxa"/>
           </w:tcPr>
           <w:p>
             <w:pPr>
@@ -6928,7 +6928,7 @@
         </w:tc>
         <w:tc>
           <w:tcPr>
-            <w:tcW w:w="3866" w:type="dxa"/>
+            <w:tcW w:w="3834" w:type="dxa"/>
           </w:tcPr>
           <w:p>
             <w:pPr>
@@ -6942,7 +6942,7 @@
         </w:tc>
         <w:tc>
           <w:tcPr>
-            <w:tcW w:w="2011" w:type="dxa"/>
+            <w:tcW w:w="1994" w:type="dxa"/>
           </w:tcPr>
           <w:p>
             <w:pPr>
@@ -6956,7 +6956,7 @@
         </w:tc>
         <w:tc>
           <w:tcPr>
-            <w:tcW w:w="1472" w:type="dxa"/>
+            <w:tcW w:w="1460" w:type="dxa"/>
           </w:tcPr>
           <w:p>
             <w:pPr>
@@ -6972,7 +6972,7 @@
       <w:tr>
         <w:tc>
           <w:tcPr>
-            <w:tcW w:w="2009" w:type="dxa"/>
+            <w:tcW w:w="2070" w:type="dxa"/>
           </w:tcPr>
           <w:p>
             <w:pPr>
@@ -6986,7 +6986,7 @@
         </w:tc>
         <w:tc>
           <w:tcPr>
-            <w:tcW w:w="3866" w:type="dxa"/>
+            <w:tcW w:w="3834" w:type="dxa"/>
           </w:tcPr>
           <w:p>
             <w:pPr>
@@ -7000,7 +7000,7 @@
         </w:tc>
         <w:tc>
           <w:tcPr>
-            <w:tcW w:w="2011" w:type="dxa"/>
+            <w:tcW w:w="1994" w:type="dxa"/>
           </w:tcPr>
           <w:p>
             <w:pPr>
@@ -7014,7 +7014,7 @@
         </w:tc>
         <w:tc>
           <w:tcPr>
-            <w:tcW w:w="1472" w:type="dxa"/>
+            <w:tcW w:w="1460" w:type="dxa"/>
           </w:tcPr>
           <w:p>
             <w:pPr>
@@ -7030,7 +7030,7 @@
       <w:tr>
         <w:tc>
           <w:tcPr>
-            <w:tcW w:w="2009" w:type="dxa"/>
+            <w:tcW w:w="2070" w:type="dxa"/>
           </w:tcPr>
           <w:p>
             <w:pPr>
@@ -7044,7 +7044,7 @@
         </w:tc>
         <w:tc>
           <w:tcPr>
-            <w:tcW w:w="3866" w:type="dxa"/>
+            <w:tcW w:w="3834" w:type="dxa"/>
           </w:tcPr>
           <w:p>
             <w:pPr>
@@ -7058,7 +7058,7 @@
         </w:tc>
         <w:tc>
           <w:tcPr>
-            <w:tcW w:w="2011" w:type="dxa"/>
+            <w:tcW w:w="1994" w:type="dxa"/>
           </w:tcPr>
           <w:p>
             <w:pPr>
@@ -7072,7 +7072,7 @@
         </w:tc>
         <w:tc>
           <w:tcPr>
-            <w:tcW w:w="1472" w:type="dxa"/>
+            <w:tcW w:w="1460" w:type="dxa"/>
           </w:tcPr>
           <w:p>
             <w:pPr>
@@ -7088,7 +7088,7 @@
       <w:tr>
         <w:tc>
           <w:tcPr>
-            <w:tcW w:w="2009" w:type="dxa"/>
+            <w:tcW w:w="2070" w:type="dxa"/>
           </w:tcPr>
           <w:p>
             <w:pPr>
@@ -7102,7 +7102,7 @@
         </w:tc>
         <w:tc>
           <w:tcPr>
-            <w:tcW w:w="3866" w:type="dxa"/>
+            <w:tcW w:w="3834" w:type="dxa"/>
           </w:tcPr>
           <w:p>
             <w:pPr>
@@ -7116,7 +7116,7 @@
         </w:tc>
         <w:tc>
           <w:tcPr>
-            <w:tcW w:w="2011" w:type="dxa"/>
+            <w:tcW w:w="1994" w:type="dxa"/>
           </w:tcPr>
           <w:p>
             <w:pPr>
@@ -7130,7 +7130,7 @@
         </w:tc>
         <w:tc>
           <w:tcPr>
-            <w:tcW w:w="1472" w:type="dxa"/>
+            <w:tcW w:w="1460" w:type="dxa"/>
           </w:tcPr>
           <w:p>
             <w:pPr>
@@ -7146,7 +7146,7 @@
       <w:tr>
         <w:tc>
           <w:tcPr>
-            <w:tcW w:w="2009" w:type="dxa"/>
+            <w:tcW w:w="2070" w:type="dxa"/>
           </w:tcPr>
           <w:p>
             <w:pPr>
@@ -7160,7 +7160,7 @@
         </w:tc>
         <w:tc>
           <w:tcPr>
-            <w:tcW w:w="3866" w:type="dxa"/>
+            <w:tcW w:w="3834" w:type="dxa"/>
           </w:tcPr>
           <w:p>
             <w:pPr>
@@ -7174,7 +7174,7 @@
         </w:tc>
         <w:tc>
           <w:tcPr>
-            <w:tcW w:w="2011" w:type="dxa"/>
+            <w:tcW w:w="1994" w:type="dxa"/>
           </w:tcPr>
           <w:p>
             <w:pPr>
@@ -7188,7 +7188,7 @@
         </w:tc>
         <w:tc>
           <w:tcPr>
-            <w:tcW w:w="1472" w:type="dxa"/>
+            <w:tcW w:w="1460" w:type="dxa"/>
           </w:tcPr>
           <w:p>
             <w:pPr>
@@ -7204,7 +7204,7 @@
       <w:tr>
         <w:tc>
           <w:tcPr>
-            <w:tcW w:w="2009" w:type="dxa"/>
+            <w:tcW w:w="2070" w:type="dxa"/>
           </w:tcPr>
           <w:p>
             <w:pPr>
@@ -7218,7 +7218,7 @@
         </w:tc>
         <w:tc>
           <w:tcPr>
-            <w:tcW w:w="3866" w:type="dxa"/>
+            <w:tcW w:w="3834" w:type="dxa"/>
           </w:tcPr>
           <w:p>
             <w:pPr>
@@ -7232,7 +7232,7 @@
         </w:tc>
         <w:tc>
           <w:tcPr>
-            <w:tcW w:w="2011" w:type="dxa"/>
+            <w:tcW w:w="1994" w:type="dxa"/>
           </w:tcPr>
           <w:p>
             <w:pPr>
@@ -7246,7 +7246,7 @@
         </w:tc>
         <w:tc>
           <w:tcPr>
-            <w:tcW w:w="1472" w:type="dxa"/>
+            <w:tcW w:w="1460" w:type="dxa"/>
           </w:tcPr>
           <w:p>
             <w:pPr>
@@ -7262,7 +7262,7 @@
       <w:tr>
         <w:tc>
           <w:tcPr>
-            <w:tcW w:w="2009" w:type="dxa"/>
+            <w:tcW w:w="2070" w:type="dxa"/>
           </w:tcPr>
           <w:p>
             <w:pPr>
@@ -7276,7 +7276,7 @@
         </w:tc>
         <w:tc>
           <w:tcPr>
-            <w:tcW w:w="3866" w:type="dxa"/>
+            <w:tcW w:w="3834" w:type="dxa"/>
           </w:tcPr>
           <w:p>
             <w:pPr>
@@ -7290,7 +7290,7 @@
         </w:tc>
         <w:tc>
           <w:tcPr>
-            <w:tcW w:w="2011" w:type="dxa"/>
+            <w:tcW w:w="1994" w:type="dxa"/>
           </w:tcPr>
           <w:p>
             <w:pPr>
@@ -7304,7 +7304,7 @@
         </w:tc>
         <w:tc>
           <w:tcPr>
-            <w:tcW w:w="1472" w:type="dxa"/>
+            <w:tcW w:w="1460" w:type="dxa"/>
           </w:tcPr>
           <w:p>
             <w:pPr>
@@ -7320,7 +7320,7 @@
       <w:tr>
         <w:tc>
           <w:tcPr>
-            <w:tcW w:w="2009" w:type="dxa"/>
+            <w:tcW w:w="2070" w:type="dxa"/>
           </w:tcPr>
           <w:p>
             <w:pPr>
@@ -7334,7 +7334,7 @@
         </w:tc>
         <w:tc>
           <w:tcPr>
-            <w:tcW w:w="3866" w:type="dxa"/>
+            <w:tcW w:w="3834" w:type="dxa"/>
           </w:tcPr>
           <w:p>
             <w:pPr>
@@ -7348,7 +7348,7 @@
         </w:tc>
         <w:tc>
           <w:tcPr>
-            <w:tcW w:w="2011" w:type="dxa"/>
+            <w:tcW w:w="1994" w:type="dxa"/>
           </w:tcPr>
           <w:p>
             <w:pPr>
@@ -7362,7 +7362,7 @@
         </w:tc>
         <w:tc>
           <w:tcPr>
-            <w:tcW w:w="1472" w:type="dxa"/>
+            <w:tcW w:w="1460" w:type="dxa"/>
           </w:tcPr>
           <w:p>
             <w:pPr>
@@ -7378,7 +7378,7 @@
       <w:tr>
         <w:tc>
           <w:tcPr>
-            <w:tcW w:w="2009" w:type="dxa"/>
+            <w:tcW w:w="2070" w:type="dxa"/>
           </w:tcPr>
           <w:p>
             <w:pPr>
@@ -7392,7 +7392,7 @@
         </w:tc>
         <w:tc>
           <w:tcPr>
-            <w:tcW w:w="3866" w:type="dxa"/>
+            <w:tcW w:w="3834" w:type="dxa"/>
           </w:tcPr>
           <w:p>
             <w:pPr>
@@ -7406,7 +7406,7 @@
         </w:tc>
         <w:tc>
           <w:tcPr>
-            <w:tcW w:w="2011" w:type="dxa"/>
+            <w:tcW w:w="1994" w:type="dxa"/>
           </w:tcPr>
           <w:p>
             <w:pPr>
@@ -7420,7 +7420,7 @@
         </w:tc>
         <w:tc>
           <w:tcPr>
-            <w:tcW w:w="1472" w:type="dxa"/>
+            <w:tcW w:w="1460" w:type="dxa"/>
           </w:tcPr>
           <w:p>
             <w:pPr>
@@ -7436,7 +7436,7 @@
       <w:tr>
         <w:tc>
           <w:tcPr>
-            <w:tcW w:w="2009" w:type="dxa"/>
+            <w:tcW w:w="2070" w:type="dxa"/>
           </w:tcPr>
           <w:p>
             <w:pPr>
@@ -7450,7 +7450,7 @@
         </w:tc>
         <w:tc>
           <w:tcPr>
-            <w:tcW w:w="3866" w:type="dxa"/>
+            <w:tcW w:w="3834" w:type="dxa"/>
           </w:tcPr>
           <w:p>
             <w:pPr>
@@ -7464,7 +7464,7 @@
         </w:tc>
         <w:tc>
           <w:tcPr>
-            <w:tcW w:w="2011" w:type="dxa"/>
+            <w:tcW w:w="1994" w:type="dxa"/>
           </w:tcPr>
           <w:p>
             <w:pPr>
@@ -7478,7 +7478,7 @@
         </w:tc>
         <w:tc>
           <w:tcPr>
-            <w:tcW w:w="1472" w:type="dxa"/>
+            <w:tcW w:w="1460" w:type="dxa"/>
           </w:tcPr>
           <w:p>
             <w:pPr>
@@ -7695,10 +7695,10 @@
         <w:tblLayout w:type="fixed"/>
       </w:tblPr>
       <w:tblGrid>
-        <w:gridCol w:w="1318"/>
-        <w:gridCol w:w="2295"/>
-        <w:gridCol w:w="4882"/>
-        <w:gridCol w:w="863"/>
+        <w:gridCol w:w="2200"/>
+        <w:gridCol w:w="1848"/>
+        <w:gridCol w:w="3931"/>
+        <w:gridCol w:w="1380"/>
       </w:tblGrid>
       <w:tr>
         <w:trPr>
@@ -7706,7 +7706,7 @@
         </w:trPr>
         <w:tc>
           <w:tcPr>
-            <w:tcW w:w="1318" w:type="dxa"/>
+            <w:tcW w:w="2200" w:type="dxa"/>
           </w:tcPr>
           <w:p>
             <w:pPr>
@@ -7720,7 +7720,7 @@
         </w:tc>
         <w:tc>
           <w:tcPr>
-            <w:tcW w:w="2295" w:type="dxa"/>
+            <w:tcW w:w="1848" w:type="dxa"/>
           </w:tcPr>
           <w:p>
             <w:pPr>
@@ -7734,7 +7734,7 @@
         </w:tc>
         <w:tc>
           <w:tcPr>
-            <w:tcW w:w="4882" w:type="dxa"/>
+            <w:tcW w:w="3931" w:type="dxa"/>
           </w:tcPr>
           <w:p>
             <w:pPr>
@@ -7748,7 +7748,7 @@
         </w:tc>
         <w:tc>
           <w:tcPr>
-            <w:tcW w:w="863" w:type="dxa"/>
+            <w:tcW w:w="1380" w:type="dxa"/>
           </w:tcPr>
           <w:p>
             <w:pPr>
@@ -7764,7 +7764,7 @@
       <w:tr>
         <w:tc>
           <w:tcPr>
-            <w:tcW w:w="1318" w:type="dxa"/>
+            <w:tcW w:w="2200" w:type="dxa"/>
           </w:tcPr>
           <w:p>
             <w:pPr>
@@ -7778,7 +7778,7 @@
         </w:tc>
         <w:tc>
           <w:tcPr>
-            <w:tcW w:w="2295" w:type="dxa"/>
+            <w:tcW w:w="1848" w:type="dxa"/>
           </w:tcPr>
           <w:p>
             <w:pPr>
@@ -7792,7 +7792,7 @@
         </w:tc>
         <w:tc>
           <w:tcPr>
-            <w:tcW w:w="4882" w:type="dxa"/>
+            <w:tcW w:w="3931" w:type="dxa"/>
           </w:tcPr>
           <w:p>
             <w:pPr>
@@ -7811,7 +7811,7 @@
         </w:tc>
         <w:tc>
           <w:tcPr>
-            <w:tcW w:w="863" w:type="dxa"/>
+            <w:tcW w:w="1380" w:type="dxa"/>
           </w:tcPr>
           <w:p>
             <w:pPr>
@@ -7844,12 +7844,12 @@
         <w:tblLayout w:type="fixed"/>
       </w:tblPr>
       <w:tblGrid>
-        <w:gridCol w:w="886"/>
-        <w:gridCol w:w="866"/>
-        <w:gridCol w:w="2192"/>
-        <w:gridCol w:w="2419"/>
-        <w:gridCol w:w="2128"/>
-        <w:gridCol w:w="866"/>
+        <w:gridCol w:w="1380"/>
+        <w:gridCol w:w="1168"/>
+        <w:gridCol w:w="2017"/>
+        <w:gridCol w:w="1486"/>
+        <w:gridCol w:w="2031"/>
+        <w:gridCol w:w="1274"/>
       </w:tblGrid>
       <w:tr>
         <w:trPr>
@@ -7857,7 +7857,7 @@
         </w:trPr>
         <w:tc>
           <w:tcPr>
-            <w:tcW w:w="886" w:type="dxa"/>
+            <w:tcW w:w="1380" w:type="dxa"/>
           </w:tcPr>
           <w:p>
             <w:pPr>
@@ -7871,7 +7871,7 @@
         </w:tc>
         <w:tc>
           <w:tcPr>
-            <w:tcW w:w="866" w:type="dxa"/>
+            <w:tcW w:w="1168" w:type="dxa"/>
           </w:tcPr>
           <w:p>
             <w:pPr>
@@ -7885,7 +7885,7 @@
         </w:tc>
         <w:tc>
           <w:tcPr>
-            <w:tcW w:w="2192" w:type="dxa"/>
+            <w:tcW w:w="2017" w:type="dxa"/>
           </w:tcPr>
           <w:p>
             <w:pPr>
@@ -7899,7 +7899,7 @@
         </w:tc>
         <w:tc>
           <w:tcPr>
-            <w:tcW w:w="2419" w:type="dxa"/>
+            <w:tcW w:w="1486" w:type="dxa"/>
           </w:tcPr>
           <w:p>
             <w:pPr>
@@ -7913,7 +7913,7 @@
         </w:tc>
         <w:tc>
           <w:tcPr>
-            <w:tcW w:w="2128" w:type="dxa"/>
+            <w:tcW w:w="2031" w:type="dxa"/>
           </w:tcPr>
           <w:p>
             <w:pPr>
@@ -7927,7 +7927,7 @@
         </w:tc>
         <w:tc>
           <w:tcPr>
-            <w:tcW w:w="866" w:type="dxa"/>
+            <w:tcW w:w="1274" w:type="dxa"/>
           </w:tcPr>
           <w:p>
             <w:pPr>
@@ -7943,7 +7943,7 @@
       <w:tr>
         <w:tc>
           <w:tcPr>
-            <w:tcW w:w="886" w:type="dxa"/>
+            <w:tcW w:w="1380" w:type="dxa"/>
           </w:tcPr>
           <w:p>
             <w:pPr>
@@ -7957,7 +7957,7 @@
         </w:tc>
         <w:tc>
           <w:tcPr>
-            <w:tcW w:w="866" w:type="dxa"/>
+            <w:tcW w:w="1168" w:type="dxa"/>
           </w:tcPr>
           <w:p>
             <w:pPr>
@@ -7971,7 +7971,7 @@
         </w:tc>
         <w:tc>
           <w:tcPr>
-            <w:tcW w:w="2192" w:type="dxa"/>
+            <w:tcW w:w="2017" w:type="dxa"/>
           </w:tcPr>
           <w:p>
             <w:pPr>
@@ -7985,7 +7985,7 @@
         </w:tc>
         <w:tc>
           <w:tcPr>
-            <w:tcW w:w="2419" w:type="dxa"/>
+            <w:tcW w:w="1486" w:type="dxa"/>
           </w:tcPr>
           <w:p>
             <w:pPr>
@@ -7999,7 +7999,7 @@
         </w:tc>
         <w:tc>
           <w:tcPr>
-            <w:tcW w:w="2128" w:type="dxa"/>
+            <w:tcW w:w="2031" w:type="dxa"/>
           </w:tcPr>
           <w:p>
             <w:pPr>
@@ -8052,7 +8052,7 @@
         </w:tc>
         <w:tc>
           <w:tcPr>
-            <w:tcW w:w="866" w:type="dxa"/>
+            <w:tcW w:w="1274" w:type="dxa"/>
           </w:tcPr>
           <w:p>
             <w:pPr>
@@ -8068,7 +8068,7 @@
       <w:tr>
         <w:tc>
           <w:tcPr>
-            <w:tcW w:w="886" w:type="dxa"/>
+            <w:tcW w:w="1380" w:type="dxa"/>
           </w:tcPr>
           <w:p>
             <w:pPr>
@@ -8082,7 +8082,7 @@
         </w:tc>
         <w:tc>
           <w:tcPr>
-            <w:tcW w:w="866" w:type="dxa"/>
+            <w:tcW w:w="1168" w:type="dxa"/>
           </w:tcPr>
           <w:p>
             <w:pPr>
@@ -8096,7 +8096,7 @@
         </w:tc>
         <w:tc>
           <w:tcPr>
-            <w:tcW w:w="2192" w:type="dxa"/>
+            <w:tcW w:w="2017" w:type="dxa"/>
           </w:tcPr>
           <w:p>
             <w:pPr>
@@ -8110,7 +8110,7 @@
         </w:tc>
         <w:tc>
           <w:tcPr>
-            <w:tcW w:w="2419" w:type="dxa"/>
+            <w:tcW w:w="1486" w:type="dxa"/>
           </w:tcPr>
           <w:p>
             <w:pPr>
@@ -8124,7 +8124,7 @@
         </w:tc>
         <w:tc>
           <w:tcPr>
-            <w:tcW w:w="2128" w:type="dxa"/>
+            <w:tcW w:w="2031" w:type="dxa"/>
           </w:tcPr>
           <w:p>
             <w:pPr>
@@ -8143,7 +8143,7 @@
         </w:tc>
         <w:tc>
           <w:tcPr>
-            <w:tcW w:w="866" w:type="dxa"/>
+            <w:tcW w:w="1274" w:type="dxa"/>
           </w:tcPr>
           <w:p>
             <w:pPr>
@@ -8184,10 +8184,10 @@
         <w:tblLayout w:type="fixed"/>
       </w:tblPr>
       <w:tblGrid>
-        <w:gridCol w:w="2100"/>
-        <w:gridCol w:w="2959"/>
-        <w:gridCol w:w="3408"/>
-        <w:gridCol w:w="892"/>
+        <w:gridCol w:w="2070"/>
+        <w:gridCol w:w="2693"/>
+        <w:gridCol w:w="3101"/>
+        <w:gridCol w:w="1495"/>
       </w:tblGrid>
       <w:tr>
         <w:trPr>
@@ -8195,7 +8195,7 @@
         </w:trPr>
         <w:tc>
           <w:tcPr>
-            <w:tcW w:w="2100" w:type="dxa"/>
+            <w:tcW w:w="2070" w:type="dxa"/>
           </w:tcPr>
           <w:p>
             <w:pPr>
@@ -8209,7 +8209,7 @@
         </w:tc>
         <w:tc>
           <w:tcPr>
-            <w:tcW w:w="2959" w:type="dxa"/>
+            <w:tcW w:w="2693" w:type="dxa"/>
           </w:tcPr>
           <w:p>
             <w:pPr>
@@ -8223,7 +8223,7 @@
         </w:tc>
         <w:tc>
           <w:tcPr>
-            <w:tcW w:w="3408" w:type="dxa"/>
+            <w:tcW w:w="3101" w:type="dxa"/>
           </w:tcPr>
           <w:p>
             <w:pPr>
@@ -8237,7 +8237,7 @@
         </w:tc>
         <w:tc>
           <w:tcPr>
-            <w:tcW w:w="892" w:type="dxa"/>
+            <w:tcW w:w="1495" w:type="dxa"/>
           </w:tcPr>
           <w:p>
             <w:pPr>
@@ -8253,7 +8253,7 @@
       <w:tr>
         <w:tc>
           <w:tcPr>
-            <w:tcW w:w="2100" w:type="dxa"/>
+            <w:tcW w:w="2070" w:type="dxa"/>
           </w:tcPr>
           <w:p>
             <w:pPr>
@@ -8267,7 +8267,7 @@
         </w:tc>
         <w:tc>
           <w:tcPr>
-            <w:tcW w:w="2959" w:type="dxa"/>
+            <w:tcW w:w="2693" w:type="dxa"/>
           </w:tcPr>
           <w:p>
             <w:pPr>
@@ -8281,7 +8281,7 @@
         </w:tc>
         <w:tc>
           <w:tcPr>
-            <w:tcW w:w="3408" w:type="dxa"/>
+            <w:tcW w:w="3101" w:type="dxa"/>
           </w:tcPr>
           <w:p>
             <w:pPr>
@@ -8306,7 +8306,7 @@
         </w:tc>
         <w:tc>
           <w:tcPr>
-            <w:tcW w:w="892" w:type="dxa"/>
+            <w:tcW w:w="1495" w:type="dxa"/>
           </w:tcPr>
           <w:p>
             <w:pPr>
@@ -8322,7 +8322,7 @@
       <w:tr>
         <w:tc>
           <w:tcPr>
-            <w:tcW w:w="2100" w:type="dxa"/>
+            <w:tcW w:w="2070" w:type="dxa"/>
           </w:tcPr>
           <w:p>
             <w:pPr>
@@ -8336,7 +8336,7 @@
         </w:tc>
         <w:tc>
           <w:tcPr>
-            <w:tcW w:w="2959" w:type="dxa"/>
+            <w:tcW w:w="2693" w:type="dxa"/>
           </w:tcPr>
           <w:p>
             <w:pPr>
@@ -8350,7 +8350,7 @@
         </w:tc>
         <w:tc>
           <w:tcPr>
-            <w:tcW w:w="3408" w:type="dxa"/>
+            <w:tcW w:w="3101" w:type="dxa"/>
           </w:tcPr>
           <w:p>
             <w:pPr>
@@ -8392,7 +8392,7 @@
         </w:tc>
         <w:tc>
           <w:tcPr>
-            <w:tcW w:w="892" w:type="dxa"/>
+            <w:tcW w:w="1495" w:type="dxa"/>
           </w:tcPr>
           <w:p>
             <w:pPr>
@@ -8408,7 +8408,7 @@
       <w:tr>
         <w:tc>
           <w:tcPr>
-            <w:tcW w:w="2100" w:type="dxa"/>
+            <w:tcW w:w="2070" w:type="dxa"/>
           </w:tcPr>
           <w:p>
             <w:pPr>
@@ -8422,7 +8422,7 @@
         </w:tc>
         <w:tc>
           <w:tcPr>
-            <w:tcW w:w="2959" w:type="dxa"/>
+            <w:tcW w:w="2693" w:type="dxa"/>
           </w:tcPr>
           <w:p>
             <w:pPr>
@@ -8436,7 +8436,7 @@
         </w:tc>
         <w:tc>
           <w:tcPr>
-            <w:tcW w:w="3408" w:type="dxa"/>
+            <w:tcW w:w="3101" w:type="dxa"/>
           </w:tcPr>
           <w:p>
             <w:pPr>
@@ -8450,7 +8450,7 @@
         </w:tc>
         <w:tc>
           <w:tcPr>
-            <w:tcW w:w="892" w:type="dxa"/>
+            <w:tcW w:w="1495" w:type="dxa"/>
           </w:tcPr>
           <w:p>
             <w:pPr>
@@ -8466,7 +8466,7 @@
       <w:tr>
         <w:tc>
           <w:tcPr>
-            <w:tcW w:w="2100" w:type="dxa"/>
+            <w:tcW w:w="2070" w:type="dxa"/>
           </w:tcPr>
           <w:p>
             <w:pPr>
@@ -8480,7 +8480,7 @@
         </w:tc>
         <w:tc>
           <w:tcPr>
-            <w:tcW w:w="2959" w:type="dxa"/>
+            <w:tcW w:w="2693" w:type="dxa"/>
           </w:tcPr>
           <w:p>
             <w:pPr>
@@ -8494,7 +8494,7 @@
         </w:tc>
         <w:tc>
           <w:tcPr>
-            <w:tcW w:w="3408" w:type="dxa"/>
+            <w:tcW w:w="3101" w:type="dxa"/>
           </w:tcPr>
           <w:p>
             <w:pPr>
@@ -8519,7 +8519,7 @@
         </w:tc>
         <w:tc>
           <w:tcPr>
-            <w:tcW w:w="892" w:type="dxa"/>
+            <w:tcW w:w="1495" w:type="dxa"/>
           </w:tcPr>
           <w:p>
             <w:pPr>
@@ -8535,7 +8535,7 @@
       <w:tr>
         <w:tc>
           <w:tcPr>
-            <w:tcW w:w="2100" w:type="dxa"/>
+            <w:tcW w:w="2070" w:type="dxa"/>
           </w:tcPr>
           <w:p>
             <w:pPr>
@@ -8549,7 +8549,7 @@
         </w:tc>
         <w:tc>
           <w:tcPr>
-            <w:tcW w:w="2959" w:type="dxa"/>
+            <w:tcW w:w="2693" w:type="dxa"/>
           </w:tcPr>
           <w:p>
             <w:pPr>
@@ -8563,7 +8563,7 @@
         </w:tc>
         <w:tc>
           <w:tcPr>
-            <w:tcW w:w="3408" w:type="dxa"/>
+            <w:tcW w:w="3101" w:type="dxa"/>
           </w:tcPr>
           <w:p>
             <w:pPr>
@@ -8577,7 +8577,7 @@
         </w:tc>
         <w:tc>
           <w:tcPr>
-            <w:tcW w:w="892" w:type="dxa"/>
+            <w:tcW w:w="1495" w:type="dxa"/>
           </w:tcPr>
           <w:p>
             <w:pPr>
@@ -8593,7 +8593,7 @@
       <w:tr>
         <w:tc>
           <w:tcPr>
-            <w:tcW w:w="2100" w:type="dxa"/>
+            <w:tcW w:w="2070" w:type="dxa"/>
           </w:tcPr>
           <w:p>
             <w:pPr>
@@ -8607,7 +8607,7 @@
         </w:tc>
         <w:tc>
           <w:tcPr>
-            <w:tcW w:w="2959" w:type="dxa"/>
+            <w:tcW w:w="2693" w:type="dxa"/>
           </w:tcPr>
           <w:p>
             <w:pPr>
@@ -8621,7 +8621,7 @@
         </w:tc>
         <w:tc>
           <w:tcPr>
-            <w:tcW w:w="3408" w:type="dxa"/>
+            <w:tcW w:w="3101" w:type="dxa"/>
           </w:tcPr>
           <w:p>
             <w:pPr>
@@ -8635,7 +8635,7 @@
         </w:tc>
         <w:tc>
           <w:tcPr>
-            <w:tcW w:w="892" w:type="dxa"/>
+            <w:tcW w:w="1495" w:type="dxa"/>
           </w:tcPr>
           <w:p>
             <w:pPr>
@@ -8651,7 +8651,7 @@
       <w:tr>
         <w:tc>
           <w:tcPr>
-            <w:tcW w:w="2100" w:type="dxa"/>
+            <w:tcW w:w="2070" w:type="dxa"/>
           </w:tcPr>
           <w:p>
             <w:pPr>
@@ -8665,7 +8665,7 @@
         </w:tc>
         <w:tc>
           <w:tcPr>
-            <w:tcW w:w="2959" w:type="dxa"/>
+            <w:tcW w:w="2693" w:type="dxa"/>
           </w:tcPr>
           <w:p>
             <w:pPr>
@@ -8679,7 +8679,7 @@
         </w:tc>
         <w:tc>
           <w:tcPr>
-            <w:tcW w:w="3408" w:type="dxa"/>
+            <w:tcW w:w="3101" w:type="dxa"/>
           </w:tcPr>
           <w:p>
             <w:pPr>
@@ -8693,7 +8693,7 @@
         </w:tc>
         <w:tc>
           <w:tcPr>
-            <w:tcW w:w="892" w:type="dxa"/>
+            <w:tcW w:w="1495" w:type="dxa"/>
           </w:tcPr>
           <w:p>
             <w:pPr>
@@ -8709,7 +8709,7 @@
       <w:tr>
         <w:tc>
           <w:tcPr>
-            <w:tcW w:w="2100" w:type="dxa"/>
+            <w:tcW w:w="2070" w:type="dxa"/>
           </w:tcPr>
           <w:p>
             <w:pPr>
@@ -8723,7 +8723,7 @@
         </w:tc>
         <w:tc>
           <w:tcPr>
-            <w:tcW w:w="2959" w:type="dxa"/>
+            <w:tcW w:w="2693" w:type="dxa"/>
           </w:tcPr>
           <w:p>
             <w:pPr>
@@ -8737,7 +8737,7 @@
         </w:tc>
         <w:tc>
           <w:tcPr>
-            <w:tcW w:w="3408" w:type="dxa"/>
+            <w:tcW w:w="3101" w:type="dxa"/>
           </w:tcPr>
           <w:p>
             <w:pPr>
@@ -8751,7 +8751,7 @@
         </w:tc>
         <w:tc>
           <w:tcPr>
-            <w:tcW w:w="892" w:type="dxa"/>
+            <w:tcW w:w="1495" w:type="dxa"/>
           </w:tcPr>
           <w:p>
             <w:pPr>
@@ -8767,7 +8767,7 @@
       <w:tr>
         <w:tc>
           <w:tcPr>
-            <w:tcW w:w="2100" w:type="dxa"/>
+            <w:tcW w:w="2070" w:type="dxa"/>
           </w:tcPr>
           <w:p>
             <w:pPr>
@@ -8781,7 +8781,7 @@
         </w:tc>
         <w:tc>
           <w:tcPr>
-            <w:tcW w:w="2959" w:type="dxa"/>
+            <w:tcW w:w="2693" w:type="dxa"/>
           </w:tcPr>
           <w:p>
             <w:pPr>
@@ -8795,7 +8795,7 @@
         </w:tc>
         <w:tc>
           <w:tcPr>
-            <w:tcW w:w="3408" w:type="dxa"/>
+            <w:tcW w:w="3101" w:type="dxa"/>
           </w:tcPr>
           <w:p>
             <w:pPr>
@@ -8814,7 +8814,7 @@
         </w:tc>
         <w:tc>
           <w:tcPr>
-            <w:tcW w:w="892" w:type="dxa"/>
+            <w:tcW w:w="1495" w:type="dxa"/>
           </w:tcPr>
           <w:p>
             <w:pPr>
@@ -8848,12 +8848,12 @@
         <w:tblLayout w:type="fixed"/>
       </w:tblPr>
       <w:tblGrid>
-        <w:gridCol w:w="851"/>
-        <w:gridCol w:w="1332"/>
-        <w:gridCol w:w="1992"/>
-        <w:gridCol w:w="2153"/>
-        <w:gridCol w:w="2178"/>
-        <w:gridCol w:w="851"/>
+        <w:gridCol w:w="1480"/>
+        <w:gridCol w:w="1388"/>
+        <w:gridCol w:w="1665"/>
+        <w:gridCol w:w="1758"/>
+        <w:gridCol w:w="1770"/>
+        <w:gridCol w:w="1295"/>
       </w:tblGrid>
       <w:tr>
         <w:trPr>
@@ -8861,7 +8861,7 @@
         </w:trPr>
         <w:tc>
           <w:tcPr>
-            <w:tcW w:w="851" w:type="dxa"/>
+            <w:tcW w:w="1480" w:type="dxa"/>
           </w:tcPr>
           <w:p>
             <w:pPr>
@@ -8875,7 +8875,7 @@
         </w:tc>
         <w:tc>
           <w:tcPr>
-            <w:tcW w:w="1332" w:type="dxa"/>
+            <w:tcW w:w="1388" w:type="dxa"/>
           </w:tcPr>
           <w:p>
             <w:pPr>
@@ -8889,7 +8889,7 @@
         </w:tc>
         <w:tc>
           <w:tcPr>
-            <w:tcW w:w="1992" w:type="dxa"/>
+            <w:tcW w:w="1665" w:type="dxa"/>
           </w:tcPr>
           <w:p>
             <w:pPr>
@@ -8903,7 +8903,7 @@
         </w:tc>
         <w:tc>
           <w:tcPr>
-            <w:tcW w:w="2153" w:type="dxa"/>
+            <w:tcW w:w="1758" w:type="dxa"/>
           </w:tcPr>
           <w:p>
             <w:pPr>
@@ -8917,7 +8917,7 @@
         </w:tc>
         <w:tc>
           <w:tcPr>
-            <w:tcW w:w="2178" w:type="dxa"/>
+            <w:tcW w:w="1770" w:type="dxa"/>
           </w:tcPr>
           <w:p>
             <w:pPr>
@@ -8931,7 +8931,7 @@
         </w:tc>
         <w:tc>
           <w:tcPr>
-            <w:tcW w:w="851" w:type="dxa"/>
+            <w:tcW w:w="1295" w:type="dxa"/>
           </w:tcPr>
           <w:p>
             <w:pPr>
@@ -8947,7 +8947,7 @@
       <w:tr>
         <w:tc>
           <w:tcPr>
-            <w:tcW w:w="851" w:type="dxa"/>
+            <w:tcW w:w="1480" w:type="dxa"/>
           </w:tcPr>
           <w:p>
             <w:pPr>
@@ -8961,7 +8961,7 @@
         </w:tc>
         <w:tc>
           <w:tcPr>
-            <w:tcW w:w="1332" w:type="dxa"/>
+            <w:tcW w:w="1388" w:type="dxa"/>
           </w:tcPr>
           <w:p>
             <w:pPr>
@@ -8975,7 +8975,7 @@
         </w:tc>
         <w:tc>
           <w:tcPr>
-            <w:tcW w:w="1992" w:type="dxa"/>
+            <w:tcW w:w="1665" w:type="dxa"/>
           </w:tcPr>
           <w:p>
             <w:pPr>
@@ -8989,7 +8989,7 @@
         </w:tc>
         <w:tc>
           <w:tcPr>
-            <w:tcW w:w="2153" w:type="dxa"/>
+            <w:tcW w:w="1758" w:type="dxa"/>
           </w:tcPr>
           <w:p>
             <w:pPr>
@@ -9003,7 +9003,7 @@
         </w:tc>
         <w:tc>
           <w:tcPr>
-            <w:tcW w:w="2178" w:type="dxa"/>
+            <w:tcW w:w="1770" w:type="dxa"/>
           </w:tcPr>
           <w:p>
             <w:pPr>
@@ -9045,7 +9045,7 @@
         </w:tc>
         <w:tc>
           <w:tcPr>
-            <w:tcW w:w="851" w:type="dxa"/>
+            <w:tcW w:w="1295" w:type="dxa"/>
           </w:tcPr>
           <w:p>
             <w:pPr>
@@ -9061,7 +9061,7 @@
       <w:tr>
         <w:tc>
           <w:tcPr>
-            <w:tcW w:w="851" w:type="dxa"/>
+            <w:tcW w:w="1480" w:type="dxa"/>
           </w:tcPr>
           <w:p>
             <w:pPr>
@@ -9075,7 +9075,7 @@
         </w:tc>
         <w:tc>
           <w:tcPr>
-            <w:tcW w:w="1332" w:type="dxa"/>
+            <w:tcW w:w="1388" w:type="dxa"/>
           </w:tcPr>
           <w:p>
             <w:pPr>
@@ -9089,7 +9089,7 @@
         </w:tc>
         <w:tc>
           <w:tcPr>
-            <w:tcW w:w="1992" w:type="dxa"/>
+            <w:tcW w:w="1665" w:type="dxa"/>
           </w:tcPr>
           <w:p>
             <w:pPr>
@@ -9103,7 +9103,7 @@
         </w:tc>
         <w:tc>
           <w:tcPr>
-            <w:tcW w:w="2153" w:type="dxa"/>
+            <w:tcW w:w="1758" w:type="dxa"/>
           </w:tcPr>
           <w:p>
             <w:pPr>
@@ -9117,7 +9117,7 @@
         </w:tc>
         <w:tc>
           <w:tcPr>
-            <w:tcW w:w="2178" w:type="dxa"/>
+            <w:tcW w:w="1770" w:type="dxa"/>
           </w:tcPr>
           <w:p>
             <w:pPr>
@@ -9165,7 +9165,7 @@
         </w:tc>
         <w:tc>
           <w:tcPr>
-            <w:tcW w:w="851" w:type="dxa"/>
+            <w:tcW w:w="1295" w:type="dxa"/>
           </w:tcPr>
           <w:p>
             <w:pPr>
@@ -9181,7 +9181,7 @@
       <w:tr>
         <w:tc>
           <w:tcPr>
-            <w:tcW w:w="851" w:type="dxa"/>
+            <w:tcW w:w="1480" w:type="dxa"/>
           </w:tcPr>
           <w:p>
             <w:pPr>
@@ -9195,7 +9195,7 @@
         </w:tc>
         <w:tc>
           <w:tcPr>
-            <w:tcW w:w="1332" w:type="dxa"/>
+            <w:tcW w:w="1388" w:type="dxa"/>
           </w:tcPr>
           <w:p>
             <w:pPr>
@@ -9209,7 +9209,7 @@
         </w:tc>
         <w:tc>
           <w:tcPr>
-            <w:tcW w:w="1992" w:type="dxa"/>
+            <w:tcW w:w="1665" w:type="dxa"/>
           </w:tcPr>
           <w:p>
             <w:pPr>
@@ -9223,7 +9223,7 @@
         </w:tc>
         <w:tc>
           <w:tcPr>
-            <w:tcW w:w="2153" w:type="dxa"/>
+            <w:tcW w:w="1758" w:type="dxa"/>
           </w:tcPr>
           <w:p>
             <w:pPr>
@@ -9237,7 +9237,7 @@
         </w:tc>
         <w:tc>
           <w:tcPr>
-            <w:tcW w:w="2178" w:type="dxa"/>
+            <w:tcW w:w="1770" w:type="dxa"/>
           </w:tcPr>
           <w:p>
             <w:pPr>
@@ -9302,7 +9302,7 @@
         </w:tc>
         <w:tc>
           <w:tcPr>
-            <w:tcW w:w="851" w:type="dxa"/>
+            <w:tcW w:w="1295" w:type="dxa"/>
           </w:tcPr>
           <w:p>
             <w:pPr>
@@ -9318,7 +9318,7 @@
       <w:tr>
         <w:tc>
           <w:tcPr>
-            <w:tcW w:w="851" w:type="dxa"/>
+            <w:tcW w:w="1480" w:type="dxa"/>
           </w:tcPr>
           <w:p>
             <w:pPr>
@@ -9332,7 +9332,7 @@
         </w:tc>
         <w:tc>
           <w:tcPr>
-            <w:tcW w:w="1332" w:type="dxa"/>
+            <w:tcW w:w="1388" w:type="dxa"/>
           </w:tcPr>
           <w:p>
             <w:pPr>
@@ -9346,7 +9346,7 @@
         </w:tc>
         <w:tc>
           <w:tcPr>
-            <w:tcW w:w="1992" w:type="dxa"/>
+            <w:tcW w:w="1665" w:type="dxa"/>
           </w:tcPr>
           <w:p>
             <w:pPr>
@@ -9360,7 +9360,7 @@
         </w:tc>
         <w:tc>
           <w:tcPr>
-            <w:tcW w:w="2153" w:type="dxa"/>
+            <w:tcW w:w="1758" w:type="dxa"/>
           </w:tcPr>
           <w:p>
             <w:pPr>
@@ -9374,7 +9374,7 @@
         </w:tc>
         <w:tc>
           <w:tcPr>
-            <w:tcW w:w="2178" w:type="dxa"/>
+            <w:tcW w:w="1770" w:type="dxa"/>
           </w:tcPr>
           <w:p>
             <w:pPr>
@@ -9478,7 +9478,7 @@
         </w:tc>
         <w:tc>
           <w:tcPr>
-            <w:tcW w:w="851" w:type="dxa"/>
+            <w:tcW w:w="1295" w:type="dxa"/>
           </w:tcPr>
           <w:p>
             <w:pPr>
@@ -9494,7 +9494,7 @@
       <w:tr>
         <w:tc>
           <w:tcPr>
-            <w:tcW w:w="851" w:type="dxa"/>
+            <w:tcW w:w="1480" w:type="dxa"/>
           </w:tcPr>
           <w:p>
             <w:pPr>
@@ -9508,7 +9508,7 @@
         </w:tc>
         <w:tc>
           <w:tcPr>
-            <w:tcW w:w="1332" w:type="dxa"/>
+            <w:tcW w:w="1388" w:type="dxa"/>
           </w:tcPr>
           <w:p>
             <w:pPr>
@@ -9522,7 +9522,7 @@
         </w:tc>
         <w:tc>
           <w:tcPr>
-            <w:tcW w:w="1992" w:type="dxa"/>
+            <w:tcW w:w="1665" w:type="dxa"/>
           </w:tcPr>
           <w:p>
             <w:pPr>
@@ -9536,7 +9536,7 @@
         </w:tc>
         <w:tc>
           <w:tcPr>
-            <w:tcW w:w="2153" w:type="dxa"/>
+            <w:tcW w:w="1758" w:type="dxa"/>
           </w:tcPr>
           <w:p>
             <w:pPr>
@@ -9550,7 +9550,7 @@
         </w:tc>
         <w:tc>
           <w:tcPr>
-            <w:tcW w:w="2178" w:type="dxa"/>
+            <w:tcW w:w="1770" w:type="dxa"/>
           </w:tcPr>
           <w:p>
             <w:pPr>
@@ -9626,7 +9626,7 @@
         </w:tc>
         <w:tc>
           <w:tcPr>
-            <w:tcW w:w="851" w:type="dxa"/>
+            <w:tcW w:w="1295" w:type="dxa"/>
           </w:tcPr>
           <w:p>
             <w:pPr>
@@ -9642,7 +9642,7 @@
       <w:tr>
         <w:tc>
           <w:tcPr>
-            <w:tcW w:w="851" w:type="dxa"/>
+            <w:tcW w:w="1480" w:type="dxa"/>
           </w:tcPr>
           <w:p>
             <w:pPr>
@@ -9656,7 +9656,7 @@
         </w:tc>
         <w:tc>
           <w:tcPr>
-            <w:tcW w:w="1332" w:type="dxa"/>
+            <w:tcW w:w="1388" w:type="dxa"/>
           </w:tcPr>
           <w:p>
             <w:pPr>
@@ -9670,7 +9670,7 @@
         </w:tc>
         <w:tc>
           <w:tcPr>
-            <w:tcW w:w="1992" w:type="dxa"/>
+            <w:tcW w:w="1665" w:type="dxa"/>
           </w:tcPr>
           <w:p>
             <w:pPr>
@@ -9684,7 +9684,7 @@
         </w:tc>
         <w:tc>
           <w:tcPr>
-            <w:tcW w:w="2153" w:type="dxa"/>
+            <w:tcW w:w="1758" w:type="dxa"/>
           </w:tcPr>
           <w:p>
             <w:pPr>
@@ -9698,7 +9698,7 @@
         </w:tc>
         <w:tc>
           <w:tcPr>
-            <w:tcW w:w="2178" w:type="dxa"/>
+            <w:tcW w:w="1770" w:type="dxa"/>
           </w:tcPr>
           <w:p>
             <w:pPr>
@@ -9723,7 +9723,7 @@
         </w:tc>
         <w:tc>
           <w:tcPr>
-            <w:tcW w:w="851" w:type="dxa"/>
+            <w:tcW w:w="1295" w:type="dxa"/>
           </w:tcPr>
           <w:p>
             <w:pPr>
@@ -9756,12 +9756,12 @@
         <w:tblLayout w:type="fixed"/>
       </w:tblPr>
       <w:tblGrid>
-        <w:gridCol w:w="899"/>
-        <w:gridCol w:w="1473"/>
-        <w:gridCol w:w="2340"/>
-        <w:gridCol w:w="1833"/>
-        <w:gridCol w:w="1913"/>
-        <w:gridCol w:w="899"/>
+        <w:gridCol w:w="1539"/>
+        <w:gridCol w:w="1347"/>
+        <w:gridCol w:w="1841"/>
+        <w:gridCol w:w="1347"/>
+        <w:gridCol w:w="1841"/>
+        <w:gridCol w:w="1443"/>
       </w:tblGrid>
       <w:tr>
         <w:trPr>
@@ -9769,7 +9769,7 @@
         </w:trPr>
         <w:tc>
           <w:tcPr>
-            <w:tcW w:w="899" w:type="dxa"/>
+            <w:tcW w:w="1539" w:type="dxa"/>
           </w:tcPr>
           <w:p>
             <w:pPr>
@@ -9783,7 +9783,7 @@
         </w:tc>
         <w:tc>
           <w:tcPr>
-            <w:tcW w:w="1473" w:type="dxa"/>
+            <w:tcW w:w="1347" w:type="dxa"/>
           </w:tcPr>
           <w:p>
             <w:pPr>
@@ -9797,7 +9797,7 @@
         </w:tc>
         <w:tc>
           <w:tcPr>
-            <w:tcW w:w="2340" w:type="dxa"/>
+            <w:tcW w:w="1841" w:type="dxa"/>
           </w:tcPr>
           <w:p>
             <w:pPr>
@@ -9811,7 +9811,7 @@
         </w:tc>
         <w:tc>
           <w:tcPr>
-            <w:tcW w:w="1833" w:type="dxa"/>
+            <w:tcW w:w="1347" w:type="dxa"/>
           </w:tcPr>
           <w:p>
             <w:pPr>
@@ -9825,7 +9825,7 @@
         </w:tc>
         <w:tc>
           <w:tcPr>
-            <w:tcW w:w="1913" w:type="dxa"/>
+            <w:tcW w:w="1841" w:type="dxa"/>
           </w:tcPr>
           <w:p>
             <w:pPr>
@@ -9839,7 +9839,7 @@
         </w:tc>
         <w:tc>
           <w:tcPr>
-            <w:tcW w:w="899" w:type="dxa"/>
+            <w:tcW w:w="1443" w:type="dxa"/>
           </w:tcPr>
           <w:p>
             <w:pPr>
@@ -9855,7 +9855,7 @@
       <w:tr>
         <w:tc>
           <w:tcPr>
-            <w:tcW w:w="899" w:type="dxa"/>
+            <w:tcW w:w="1539" w:type="dxa"/>
           </w:tcPr>
           <w:p>
             <w:pPr>
@@ -9869,7 +9869,7 @@
         </w:tc>
         <w:tc>
           <w:tcPr>
-            <w:tcW w:w="1473" w:type="dxa"/>
+            <w:tcW w:w="1347" w:type="dxa"/>
           </w:tcPr>
           <w:p>
             <w:pPr>
@@ -9883,7 +9883,7 @@
         </w:tc>
         <w:tc>
           <w:tcPr>
-            <w:tcW w:w="2340" w:type="dxa"/>
+            <w:tcW w:w="1841" w:type="dxa"/>
           </w:tcPr>
           <w:p>
             <w:pPr>
@@ -9897,7 +9897,7 @@
         </w:tc>
         <w:tc>
           <w:tcPr>
-            <w:tcW w:w="1833" w:type="dxa"/>
+            <w:tcW w:w="1347" w:type="dxa"/>
           </w:tcPr>
           <w:p>
             <w:pPr>
@@ -9911,7 +9911,7 @@
         </w:tc>
         <w:tc>
           <w:tcPr>
-            <w:tcW w:w="1913" w:type="dxa"/>
+            <w:tcW w:w="1841" w:type="dxa"/>
           </w:tcPr>
           <w:p>
             <w:pPr>
@@ -9953,7 +9953,7 @@
         </w:tc>
         <w:tc>
           <w:tcPr>
-            <w:tcW w:w="899" w:type="dxa"/>
+            <w:tcW w:w="1443" w:type="dxa"/>
           </w:tcPr>
           <w:p>
             <w:pPr>
@@ -9969,7 +9969,7 @@
       <w:tr>
         <w:tc>
           <w:tcPr>
-            <w:tcW w:w="899" w:type="dxa"/>
+            <w:tcW w:w="1539" w:type="dxa"/>
           </w:tcPr>
           <w:p>
             <w:pPr>
@@ -9983,7 +9983,7 @@
         </w:tc>
         <w:tc>
           <w:tcPr>
-            <w:tcW w:w="1473" w:type="dxa"/>
+            <w:tcW w:w="1347" w:type="dxa"/>
           </w:tcPr>
           <w:p>
             <w:pPr>
@@ -9997,7 +9997,7 @@
         </w:tc>
         <w:tc>
           <w:tcPr>
-            <w:tcW w:w="2340" w:type="dxa"/>
+            <w:tcW w:w="1841" w:type="dxa"/>
           </w:tcPr>
           <w:p>
             <w:pPr>
@@ -10011,7 +10011,7 @@
         </w:tc>
         <w:tc>
           <w:tcPr>
-            <w:tcW w:w="1833" w:type="dxa"/>
+            <w:tcW w:w="1347" w:type="dxa"/>
           </w:tcPr>
           <w:p>
             <w:pPr>
@@ -10025,7 +10025,7 @@
         </w:tc>
         <w:tc>
           <w:tcPr>
-            <w:tcW w:w="1913" w:type="dxa"/>
+            <w:tcW w:w="1841" w:type="dxa"/>
           </w:tcPr>
           <w:p>
             <w:pPr>
@@ -10107,7 +10107,7 @@
         </w:tc>
         <w:tc>
           <w:tcPr>
-            <w:tcW w:w="899" w:type="dxa"/>
+            <w:tcW w:w="1443" w:type="dxa"/>
           </w:tcPr>
           <w:p>
             <w:pPr>
@@ -10123,7 +10123,7 @@
       <w:tr>
         <w:tc>
           <w:tcPr>
-            <w:tcW w:w="899" w:type="dxa"/>
+            <w:tcW w:w="1539" w:type="dxa"/>
           </w:tcPr>
           <w:p>
             <w:pPr>
@@ -10137,7 +10137,7 @@
         </w:tc>
         <w:tc>
           <w:tcPr>
-            <w:tcW w:w="1473" w:type="dxa"/>
+            <w:tcW w:w="1347" w:type="dxa"/>
           </w:tcPr>
           <w:p>
             <w:pPr>
@@ -10151,7 +10151,7 @@
         </w:tc>
         <w:tc>
           <w:tcPr>
-            <w:tcW w:w="2340" w:type="dxa"/>
+            <w:tcW w:w="1841" w:type="dxa"/>
           </w:tcPr>
           <w:p>
             <w:pPr>
@@ -10165,7 +10165,7 @@
         </w:tc>
         <w:tc>
           <w:tcPr>
-            <w:tcW w:w="1833" w:type="dxa"/>
+            <w:tcW w:w="1347" w:type="dxa"/>
           </w:tcPr>
           <w:p>
             <w:pPr>
@@ -10179,7 +10179,7 @@
         </w:tc>
         <w:tc>
           <w:tcPr>
-            <w:tcW w:w="1913" w:type="dxa"/>
+            <w:tcW w:w="1841" w:type="dxa"/>
           </w:tcPr>
           <w:p>
             <w:pPr>
@@ -10224,7 +10224,7 @@
         </w:tc>
         <w:tc>
           <w:tcPr>
-            <w:tcW w:w="899" w:type="dxa"/>
+            <w:tcW w:w="1443" w:type="dxa"/>
           </w:tcPr>
           <w:p>
             <w:pPr>
@@ -10240,7 +10240,7 @@
       <w:tr>
         <w:tc>
           <w:tcPr>
-            <w:tcW w:w="899" w:type="dxa"/>
+            <w:tcW w:w="1539" w:type="dxa"/>
           </w:tcPr>
           <w:p>
             <w:pPr>
@@ -10254,7 +10254,7 @@
         </w:tc>
         <w:tc>
           <w:tcPr>
-            <w:tcW w:w="1473" w:type="dxa"/>
+            <w:tcW w:w="1347" w:type="dxa"/>
           </w:tcPr>
           <w:p>
             <w:pPr>
@@ -10268,7 +10268,7 @@
         </w:tc>
         <w:tc>
           <w:tcPr>
-            <w:tcW w:w="2340" w:type="dxa"/>
+            <w:tcW w:w="1841" w:type="dxa"/>
           </w:tcPr>
           <w:p>
             <w:pPr>
@@ -10282,7 +10282,7 @@
         </w:tc>
         <w:tc>
           <w:tcPr>
-            <w:tcW w:w="1833" w:type="dxa"/>
+            <w:tcW w:w="1347" w:type="dxa"/>
           </w:tcPr>
           <w:p>
             <w:pPr>
@@ -10296,7 +10296,7 @@
         </w:tc>
         <w:tc>
           <w:tcPr>
-            <w:tcW w:w="1913" w:type="dxa"/>
+            <w:tcW w:w="1841" w:type="dxa"/>
           </w:tcPr>
           <w:p>
             <w:pPr>
@@ -10327,7 +10327,7 @@
         </w:tc>
         <w:tc>
           <w:tcPr>
-            <w:tcW w:w="899" w:type="dxa"/>
+            <w:tcW w:w="1443" w:type="dxa"/>
           </w:tcPr>
           <w:p>
             <w:pPr>
@@ -10343,7 +10343,7 @@
       <w:tr>
         <w:tc>
           <w:tcPr>
-            <w:tcW w:w="899" w:type="dxa"/>
+            <w:tcW w:w="1539" w:type="dxa"/>
           </w:tcPr>
           <w:p>
             <w:pPr>
@@ -10357,7 +10357,7 @@
         </w:tc>
         <w:tc>
           <w:tcPr>
-            <w:tcW w:w="1473" w:type="dxa"/>
+            <w:tcW w:w="1347" w:type="dxa"/>
           </w:tcPr>
           <w:p>
             <w:pPr>
@@ -10371,7 +10371,7 @@
         </w:tc>
         <w:tc>
           <w:tcPr>
-            <w:tcW w:w="2340" w:type="dxa"/>
+            <w:tcW w:w="1841" w:type="dxa"/>
           </w:tcPr>
           <w:p>
             <w:pPr>
@@ -10385,7 +10385,7 @@
         </w:tc>
         <w:tc>
           <w:tcPr>
-            <w:tcW w:w="1833" w:type="dxa"/>
+            <w:tcW w:w="1347" w:type="dxa"/>
           </w:tcPr>
           <w:p>
             <w:pPr>
@@ -10399,7 +10399,7 @@
         </w:tc>
         <w:tc>
           <w:tcPr>
-            <w:tcW w:w="1913" w:type="dxa"/>
+            <w:tcW w:w="1841" w:type="dxa"/>
           </w:tcPr>
           <w:p>
             <w:pPr>
@@ -10441,7 +10441,7 @@
         </w:tc>
         <w:tc>
           <w:tcPr>
-            <w:tcW w:w="899" w:type="dxa"/>
+            <w:tcW w:w="1443" w:type="dxa"/>
           </w:tcPr>
           <w:p>
             <w:pPr>
@@ -10457,7 +10457,7 @@
       <w:tr>
         <w:tc>
           <w:tcPr>
-            <w:tcW w:w="899" w:type="dxa"/>
+            <w:tcW w:w="1539" w:type="dxa"/>
           </w:tcPr>
           <w:p>
             <w:pPr>
@@ -10471,7 +10471,7 @@
         </w:tc>
         <w:tc>
           <w:tcPr>
-            <w:tcW w:w="1473" w:type="dxa"/>
+            <w:tcW w:w="1347" w:type="dxa"/>
           </w:tcPr>
           <w:p>
             <w:pPr>
@@ -10485,7 +10485,7 @@
         </w:tc>
         <w:tc>
           <w:tcPr>
-            <w:tcW w:w="2340" w:type="dxa"/>
+            <w:tcW w:w="1841" w:type="dxa"/>
           </w:tcPr>
           <w:p>
             <w:pPr>
@@ -10510,7 +10510,7 @@
         </w:tc>
         <w:tc>
           <w:tcPr>
-            <w:tcW w:w="1833" w:type="dxa"/>
+            <w:tcW w:w="1347" w:type="dxa"/>
           </w:tcPr>
           <w:p>
             <w:pPr>
@@ -10524,7 +10524,7 @@
         </w:tc>
         <w:tc>
           <w:tcPr>
-            <w:tcW w:w="1913" w:type="dxa"/>
+            <w:tcW w:w="1841" w:type="dxa"/>
           </w:tcPr>
           <w:p>
             <w:pPr>
@@ -10555,7 +10555,7 @@
         </w:tc>
         <w:tc>
           <w:tcPr>
-            <w:tcW w:w="899" w:type="dxa"/>
+            <w:tcW w:w="1443" w:type="dxa"/>
           </w:tcPr>
           <w:p>
             <w:pPr>
@@ -10571,7 +10571,7 @@
       <w:tr>
         <w:tc>
           <w:tcPr>
-            <w:tcW w:w="899" w:type="dxa"/>
+            <w:tcW w:w="1539" w:type="dxa"/>
           </w:tcPr>
           <w:p>
             <w:pPr>
@@ -10585,7 +10585,7 @@
         </w:tc>
         <w:tc>
           <w:tcPr>
-            <w:tcW w:w="1473" w:type="dxa"/>
+            <w:tcW w:w="1347" w:type="dxa"/>
           </w:tcPr>
           <w:p>
             <w:pPr>
@@ -10599,7 +10599,7 @@
         </w:tc>
         <w:tc>
           <w:tcPr>
-            <w:tcW w:w="2340" w:type="dxa"/>
+            <w:tcW w:w="1841" w:type="dxa"/>
           </w:tcPr>
           <w:p>
             <w:pPr>
@@ -10613,7 +10613,7 @@
         </w:tc>
         <w:tc>
           <w:tcPr>
-            <w:tcW w:w="1833" w:type="dxa"/>
+            <w:tcW w:w="1347" w:type="dxa"/>
           </w:tcPr>
           <w:p>
             <w:pPr>
@@ -10627,7 +10627,7 @@
         </w:tc>
         <w:tc>
           <w:tcPr>
-            <w:tcW w:w="1913" w:type="dxa"/>
+            <w:tcW w:w="1841" w:type="dxa"/>
           </w:tcPr>
           <w:p>
             <w:pPr>
@@ -10663,7 +10663,7 @@
         </w:tc>
         <w:tc>
           <w:tcPr>
-            <w:tcW w:w="899" w:type="dxa"/>
+            <w:tcW w:w="1443" w:type="dxa"/>
           </w:tcPr>
           <w:p>
             <w:pPr>
@@ -10788,10 +10788,10 @@
         <w:tblLayout w:type="fixed"/>
       </w:tblPr>
       <w:tblGrid>
-        <w:gridCol w:w="1476"/>
-        <w:gridCol w:w="3605"/>
-        <w:gridCol w:w="3433"/>
-        <w:gridCol w:w="844"/>
+        <w:gridCol w:w="1610"/>
+        <w:gridCol w:w="3262"/>
+        <w:gridCol w:w="3107"/>
+        <w:gridCol w:w="1380"/>
       </w:tblGrid>
       <w:tr>
         <w:trPr>
@@ -10799,7 +10799,7 @@
         </w:trPr>
         <w:tc>
           <w:tcPr>
-            <w:tcW w:w="1476" w:type="dxa"/>
+            <w:tcW w:w="1610" w:type="dxa"/>
           </w:tcPr>
           <w:p>
             <w:pPr>
@@ -10813,7 +10813,7 @@
         </w:tc>
         <w:tc>
           <w:tcPr>
-            <w:tcW w:w="3605" w:type="dxa"/>
+            <w:tcW w:w="3262" w:type="dxa"/>
           </w:tcPr>
           <w:p>
             <w:pPr>
@@ -10827,7 +10827,7 @@
         </w:tc>
         <w:tc>
           <w:tcPr>
-            <w:tcW w:w="3433" w:type="dxa"/>
+            <w:tcW w:w="3107" w:type="dxa"/>
           </w:tcPr>
           <w:p>
             <w:pPr>
@@ -10841,7 +10841,7 @@
         </w:tc>
         <w:tc>
           <w:tcPr>
-            <w:tcW w:w="844" w:type="dxa"/>
+            <w:tcW w:w="1380" w:type="dxa"/>
           </w:tcPr>
           <w:p>
             <w:pPr>
@@ -10857,7 +10857,7 @@
       <w:tr>
         <w:tc>
           <w:tcPr>
-            <w:tcW w:w="1476" w:type="dxa"/>
+            <w:tcW w:w="1610" w:type="dxa"/>
           </w:tcPr>
           <w:p>
             <w:pPr>
@@ -10871,7 +10871,7 @@
         </w:tc>
         <w:tc>
           <w:tcPr>
-            <w:tcW w:w="3605" w:type="dxa"/>
+            <w:tcW w:w="3262" w:type="dxa"/>
           </w:tcPr>
           <w:p>
             <w:pPr>
@@ -10885,7 +10885,7 @@
         </w:tc>
         <w:tc>
           <w:tcPr>
-            <w:tcW w:w="3433" w:type="dxa"/>
+            <w:tcW w:w="3107" w:type="dxa"/>
           </w:tcPr>
           <w:p>
             <w:pPr>
@@ -10927,7 +10927,7 @@
         </w:tc>
         <w:tc>
           <w:tcPr>
-            <w:tcW w:w="844" w:type="dxa"/>
+            <w:tcW w:w="1380" w:type="dxa"/>
           </w:tcPr>
           <w:p>
             <w:pPr>
@@ -10943,7 +10943,7 @@
       <w:tr>
         <w:tc>
           <w:tcPr>
-            <w:tcW w:w="1476" w:type="dxa"/>
+            <w:tcW w:w="1610" w:type="dxa"/>
           </w:tcPr>
           <w:p>
             <w:pPr>
@@ -10957,7 +10957,7 @@
         </w:tc>
         <w:tc>
           <w:tcPr>
-            <w:tcW w:w="3605" w:type="dxa"/>
+            <w:tcW w:w="3262" w:type="dxa"/>
           </w:tcPr>
           <w:p>
             <w:pPr>
@@ -10971,7 +10971,7 @@
         </w:tc>
         <w:tc>
           <w:tcPr>
-            <w:tcW w:w="3433" w:type="dxa"/>
+            <w:tcW w:w="3107" w:type="dxa"/>
           </w:tcPr>
           <w:p>
             <w:pPr>
@@ -10996,7 +10996,7 @@
         </w:tc>
         <w:tc>
           <w:tcPr>
-            <w:tcW w:w="844" w:type="dxa"/>
+            <w:tcW w:w="1380" w:type="dxa"/>
           </w:tcPr>
           <w:p>
             <w:pPr>
@@ -11012,7 +11012,7 @@
       <w:tr>
         <w:tc>
           <w:tcPr>
-            <w:tcW w:w="1476" w:type="dxa"/>
+            <w:tcW w:w="1610" w:type="dxa"/>
           </w:tcPr>
           <w:p>
             <w:pPr>
@@ -11026,7 +11026,7 @@
         </w:tc>
         <w:tc>
           <w:tcPr>
-            <w:tcW w:w="3605" w:type="dxa"/>
+            <w:tcW w:w="3262" w:type="dxa"/>
           </w:tcPr>
           <w:p>
             <w:pPr>
@@ -11040,7 +11040,7 @@
         </w:tc>
         <w:tc>
           <w:tcPr>
-            <w:tcW w:w="3433" w:type="dxa"/>
+            <w:tcW w:w="3107" w:type="dxa"/>
           </w:tcPr>
           <w:p>
             <w:pPr>
@@ -11054,7 +11054,7 @@
         </w:tc>
         <w:tc>
           <w:tcPr>
-            <w:tcW w:w="844" w:type="dxa"/>
+            <w:tcW w:w="1380" w:type="dxa"/>
           </w:tcPr>
           <w:p>
             <w:pPr>
@@ -11095,11 +11095,11 @@
         <w:tblLayout w:type="fixed"/>
       </w:tblPr>
       <w:tblGrid>
-        <w:gridCol w:w="891"/>
-        <w:gridCol w:w="3694"/>
-        <w:gridCol w:w="2215"/>
-        <w:gridCol w:w="1239"/>
-        <w:gridCol w:w="1318"/>
+        <w:gridCol w:w="1495"/>
+        <w:gridCol w:w="2805"/>
+        <w:gridCol w:w="2070"/>
+        <w:gridCol w:w="1610"/>
+        <w:gridCol w:w="1380"/>
       </w:tblGrid>
       <w:tr>
         <w:trPr>
@@ -11107,7 +11107,7 @@
         </w:trPr>
         <w:tc>
           <w:tcPr>
-            <w:tcW w:w="891" w:type="dxa"/>
+            <w:tcW w:w="1495" w:type="dxa"/>
           </w:tcPr>
           <w:p>
             <w:pPr>
@@ -11121,7 +11121,7 @@
         </w:tc>
         <w:tc>
           <w:tcPr>
-            <w:tcW w:w="3694" w:type="dxa"/>
+            <w:tcW w:w="2805" w:type="dxa"/>
           </w:tcPr>
           <w:p>
             <w:pPr>
@@ -11135,7 +11135,7 @@
         </w:tc>
         <w:tc>
           <w:tcPr>
-            <w:tcW w:w="2215" w:type="dxa"/>
+            <w:tcW w:w="2070" w:type="dxa"/>
           </w:tcPr>
           <w:p>
             <w:pPr>
@@ -11149,7 +11149,7 @@
         </w:tc>
         <w:tc>
           <w:tcPr>
-            <w:tcW w:w="1239" w:type="dxa"/>
+            <w:tcW w:w="1610" w:type="dxa"/>
           </w:tcPr>
           <w:p>
             <w:pPr>
@@ -11163,7 +11163,7 @@
         </w:tc>
         <w:tc>
           <w:tcPr>
-            <w:tcW w:w="1318" w:type="dxa"/>
+            <w:tcW w:w="1380" w:type="dxa"/>
           </w:tcPr>
           <w:p>
             <w:pPr>
@@ -11179,7 +11179,7 @@
       <w:tr>
         <w:tc>
           <w:tcPr>
-            <w:tcW w:w="891" w:type="dxa"/>
+            <w:tcW w:w="1495" w:type="dxa"/>
           </w:tcPr>
           <w:p>
             <w:pPr>
@@ -11193,7 +11193,7 @@
         </w:tc>
         <w:tc>
           <w:tcPr>
-            <w:tcW w:w="3694" w:type="dxa"/>
+            <w:tcW w:w="2805" w:type="dxa"/>
           </w:tcPr>
           <w:p>
             <w:pPr>
@@ -11207,7 +11207,7 @@
         </w:tc>
         <w:tc>
           <w:tcPr>
-            <w:tcW w:w="2215" w:type="dxa"/>
+            <w:tcW w:w="2070" w:type="dxa"/>
           </w:tcPr>
           <w:p>
             <w:pPr>
@@ -11221,7 +11221,7 @@
         </w:tc>
         <w:tc>
           <w:tcPr>
-            <w:tcW w:w="1239" w:type="dxa"/>
+            <w:tcW w:w="1610" w:type="dxa"/>
           </w:tcPr>
           <w:p>
             <w:pPr>
@@ -11235,7 +11235,7 @@
         </w:tc>
         <w:tc>
           <w:tcPr>
-            <w:tcW w:w="1318" w:type="dxa"/>
+            <w:tcW w:w="1380" w:type="dxa"/>
           </w:tcPr>
           <w:p>
             <w:pPr>
@@ -11251,7 +11251,7 @@
       <w:tr>
         <w:tc>
           <w:tcPr>
-            <w:tcW w:w="891" w:type="dxa"/>
+            <w:tcW w:w="1495" w:type="dxa"/>
           </w:tcPr>
           <w:p>
             <w:pPr>
@@ -11265,7 +11265,7 @@
         </w:tc>
         <w:tc>
           <w:tcPr>
-            <w:tcW w:w="3694" w:type="dxa"/>
+            <w:tcW w:w="2805" w:type="dxa"/>
           </w:tcPr>
           <w:p>
             <w:pPr>
@@ -11279,7 +11279,7 @@
         </w:tc>
         <w:tc>
           <w:tcPr>
-            <w:tcW w:w="2215" w:type="dxa"/>
+            <w:tcW w:w="2070" w:type="dxa"/>
           </w:tcPr>
           <w:p>
             <w:pPr>
@@ -11293,7 +11293,7 @@
         </w:tc>
         <w:tc>
           <w:tcPr>
-            <w:tcW w:w="1239" w:type="dxa"/>
+            <w:tcW w:w="1610" w:type="dxa"/>
           </w:tcPr>
           <w:p>
             <w:pPr>
@@ -11307,7 +11307,7 @@
         </w:tc>
         <w:tc>
           <w:tcPr>
-            <w:tcW w:w="1318" w:type="dxa"/>
+            <w:tcW w:w="1380" w:type="dxa"/>
           </w:tcPr>
           <w:p>
             <w:pPr>
@@ -11323,7 +11323,7 @@
       <w:tr>
         <w:tc>
           <w:tcPr>
-            <w:tcW w:w="891" w:type="dxa"/>
+            <w:tcW w:w="1495" w:type="dxa"/>
           </w:tcPr>
           <w:p>
             <w:pPr>
@@ -11337,7 +11337,7 @@
         </w:tc>
         <w:tc>
           <w:tcPr>
-            <w:tcW w:w="3694" w:type="dxa"/>
+            <w:tcW w:w="2805" w:type="dxa"/>
           </w:tcPr>
           <w:p>
             <w:pPr>
@@ -11351,7 +11351,7 @@
         </w:tc>
         <w:tc>
           <w:tcPr>
-            <w:tcW w:w="2215" w:type="dxa"/>
+            <w:tcW w:w="2070" w:type="dxa"/>
           </w:tcPr>
           <w:p>
             <w:pPr>
@@ -11365,7 +11365,7 @@
         </w:tc>
         <w:tc>
           <w:tcPr>
-            <w:tcW w:w="1239" w:type="dxa"/>
+            <w:tcW w:w="1610" w:type="dxa"/>
           </w:tcPr>
           <w:p>
             <w:pPr>
@@ -11379,7 +11379,7 @@
         </w:tc>
         <w:tc>
           <w:tcPr>
-            <w:tcW w:w="1318" w:type="dxa"/>
+            <w:tcW w:w="1380" w:type="dxa"/>
           </w:tcPr>
           <w:p>
             <w:pPr>
@@ -11395,7 +11395,7 @@
       <w:tr>
         <w:tc>
           <w:tcPr>
-            <w:tcW w:w="891" w:type="dxa"/>
+            <w:tcW w:w="1495" w:type="dxa"/>
           </w:tcPr>
           <w:p>
             <w:pPr>
@@ -11409,7 +11409,7 @@
         </w:tc>
         <w:tc>
           <w:tcPr>
-            <w:tcW w:w="3694" w:type="dxa"/>
+            <w:tcW w:w="2805" w:type="dxa"/>
           </w:tcPr>
           <w:p>
             <w:pPr>
@@ -11423,7 +11423,7 @@
         </w:tc>
         <w:tc>
           <w:tcPr>
-            <w:tcW w:w="2215" w:type="dxa"/>
+            <w:tcW w:w="2070" w:type="dxa"/>
           </w:tcPr>
           <w:p>
             <w:pPr>
@@ -11437,7 +11437,7 @@
         </w:tc>
         <w:tc>
           <w:tcPr>
-            <w:tcW w:w="1239" w:type="dxa"/>
+            <w:tcW w:w="1610" w:type="dxa"/>
           </w:tcPr>
           <w:p>
             <w:pPr>
@@ -11451,7 +11451,7 @@
         </w:tc>
         <w:tc>
           <w:tcPr>
-            <w:tcW w:w="1318" w:type="dxa"/>
+            <w:tcW w:w="1380" w:type="dxa"/>
           </w:tcPr>
           <w:p>
             <w:pPr>
@@ -11467,7 +11467,7 @@
       <w:tr>
         <w:tc>
           <w:tcPr>
-            <w:tcW w:w="891" w:type="dxa"/>
+            <w:tcW w:w="1495" w:type="dxa"/>
           </w:tcPr>
           <w:p>
             <w:pPr>
@@ -11481,7 +11481,7 @@
         </w:tc>
         <w:tc>
           <w:tcPr>
-            <w:tcW w:w="3694" w:type="dxa"/>
+            <w:tcW w:w="2805" w:type="dxa"/>
           </w:tcPr>
           <w:p>
             <w:pPr>
@@ -11495,7 +11495,7 @@
         </w:tc>
         <w:tc>
           <w:tcPr>
-            <w:tcW w:w="2215" w:type="dxa"/>
+            <w:tcW w:w="2070" w:type="dxa"/>
           </w:tcPr>
           <w:p>
             <w:pPr>
@@ -11509,7 +11509,7 @@
         </w:tc>
         <w:tc>
           <w:tcPr>
-            <w:tcW w:w="1239" w:type="dxa"/>
+            <w:tcW w:w="1610" w:type="dxa"/>
           </w:tcPr>
           <w:p>
             <w:pPr>
@@ -11523,7 +11523,7 @@
         </w:tc>
         <w:tc>
           <w:tcPr>
-            <w:tcW w:w="1318" w:type="dxa"/>
+            <w:tcW w:w="1380" w:type="dxa"/>
           </w:tcPr>
           <w:p>
             <w:pPr>
@@ -11539,7 +11539,7 @@
       <w:tr>
         <w:tc>
           <w:tcPr>
-            <w:tcW w:w="891" w:type="dxa"/>
+            <w:tcW w:w="1495" w:type="dxa"/>
           </w:tcPr>
           <w:p>
             <w:pPr>
@@ -11553,7 +11553,7 @@
         </w:tc>
         <w:tc>
           <w:tcPr>
-            <w:tcW w:w="3694" w:type="dxa"/>
+            <w:tcW w:w="2805" w:type="dxa"/>
           </w:tcPr>
           <w:p>
             <w:pPr>
@@ -11567,7 +11567,7 @@
         </w:tc>
         <w:tc>
           <w:tcPr>
-            <w:tcW w:w="2215" w:type="dxa"/>
+            <w:tcW w:w="2070" w:type="dxa"/>
           </w:tcPr>
           <w:p>
             <w:pPr>
@@ -11581,7 +11581,7 @@
         </w:tc>
         <w:tc>
           <w:tcPr>
-            <w:tcW w:w="1239" w:type="dxa"/>
+            <w:tcW w:w="1610" w:type="dxa"/>
           </w:tcPr>
           <w:p>
             <w:pPr>
@@ -11595,7 +11595,7 @@
         </w:tc>
         <w:tc>
           <w:tcPr>
-            <w:tcW w:w="1318" w:type="dxa"/>
+            <w:tcW w:w="1380" w:type="dxa"/>
           </w:tcPr>
           <w:p>
             <w:pPr>
@@ -11611,7 +11611,7 @@
       <w:tr>
         <w:tc>
           <w:tcPr>
-            <w:tcW w:w="891" w:type="dxa"/>
+            <w:tcW w:w="1495" w:type="dxa"/>
           </w:tcPr>
           <w:p>
             <w:pPr>
@@ -11625,7 +11625,7 @@
         </w:tc>
         <w:tc>
           <w:tcPr>
-            <w:tcW w:w="3694" w:type="dxa"/>
+            <w:tcW w:w="2805" w:type="dxa"/>
           </w:tcPr>
           <w:p>
             <w:pPr>
@@ -11639,7 +11639,7 @@
         </w:tc>
         <w:tc>
           <w:tcPr>
-            <w:tcW w:w="2215" w:type="dxa"/>
+            <w:tcW w:w="2070" w:type="dxa"/>
           </w:tcPr>
           <w:p>
             <w:pPr>
@@ -11653,7 +11653,7 @@
         </w:tc>
         <w:tc>
           <w:tcPr>
-            <w:tcW w:w="1239" w:type="dxa"/>
+            <w:tcW w:w="1610" w:type="dxa"/>
           </w:tcPr>
           <w:p>
             <w:pPr>
@@ -11667,7 +11667,7 @@
         </w:tc>
         <w:tc>
           <w:tcPr>
-            <w:tcW w:w="1318" w:type="dxa"/>
+            <w:tcW w:w="1380" w:type="dxa"/>
           </w:tcPr>
           <w:p>
             <w:pPr>
@@ -11683,7 +11683,7 @@
       <w:tr>
         <w:tc>
           <w:tcPr>
-            <w:tcW w:w="891" w:type="dxa"/>
+            <w:tcW w:w="1495" w:type="dxa"/>
           </w:tcPr>
           <w:p>
             <w:pPr>
@@ -11697,7 +11697,7 @@
         </w:tc>
         <w:tc>
           <w:tcPr>
-            <w:tcW w:w="3694" w:type="dxa"/>
+            <w:tcW w:w="2805" w:type="dxa"/>
           </w:tcPr>
           <w:p>
             <w:pPr>
@@ -11711,7 +11711,7 @@
         </w:tc>
         <w:tc>
           <w:tcPr>
-            <w:tcW w:w="2215" w:type="dxa"/>
+            <w:tcW w:w="2070" w:type="dxa"/>
           </w:tcPr>
           <w:p>
             <w:pPr>
@@ -11725,7 +11725,7 @@
         </w:tc>
         <w:tc>
           <w:tcPr>
-            <w:tcW w:w="1239" w:type="dxa"/>
+            <w:tcW w:w="1610" w:type="dxa"/>
           </w:tcPr>
           <w:p>
             <w:pPr>
@@ -11739,7 +11739,7 @@
         </w:tc>
         <w:tc>
           <w:tcPr>
-            <w:tcW w:w="1318" w:type="dxa"/>
+            <w:tcW w:w="1380" w:type="dxa"/>
           </w:tcPr>
           <w:p>
             <w:pPr>
@@ -11755,7 +11755,7 @@
       <w:tr>
         <w:tc>
           <w:tcPr>
-            <w:tcW w:w="891" w:type="dxa"/>
+            <w:tcW w:w="1495" w:type="dxa"/>
           </w:tcPr>
           <w:p>
             <w:pPr>
@@ -11769,7 +11769,7 @@
         </w:tc>
         <w:tc>
           <w:tcPr>
-            <w:tcW w:w="3694" w:type="dxa"/>
+            <w:tcW w:w="2805" w:type="dxa"/>
           </w:tcPr>
           <w:p>
             <w:pPr>
@@ -11783,7 +11783,7 @@
         </w:tc>
         <w:tc>
           <w:tcPr>
-            <w:tcW w:w="2215" w:type="dxa"/>
+            <w:tcW w:w="2070" w:type="dxa"/>
           </w:tcPr>
           <w:p>
             <w:pPr>
@@ -11797,7 +11797,7 @@
         </w:tc>
         <w:tc>
           <w:tcPr>
-            <w:tcW w:w="1239" w:type="dxa"/>
+            <w:tcW w:w="1610" w:type="dxa"/>
           </w:tcPr>
           <w:p>
             <w:pPr>
@@ -11811,7 +11811,7 @@
         </w:tc>
         <w:tc>
           <w:tcPr>
-            <w:tcW w:w="1318" w:type="dxa"/>
+            <w:tcW w:w="1380" w:type="dxa"/>
           </w:tcPr>
           <w:p>
             <w:pPr>
@@ -11827,7 +11827,7 @@
       <w:tr>
         <w:tc>
           <w:tcPr>
-            <w:tcW w:w="891" w:type="dxa"/>
+            <w:tcW w:w="1495" w:type="dxa"/>
           </w:tcPr>
           <w:p>
             <w:pPr>
@@ -11841,7 +11841,7 @@
         </w:tc>
         <w:tc>
           <w:tcPr>
-            <w:tcW w:w="3694" w:type="dxa"/>
+            <w:tcW w:w="2805" w:type="dxa"/>
           </w:tcPr>
           <w:p>
             <w:pPr>
@@ -11855,7 +11855,7 @@
         </w:tc>
         <w:tc>
           <w:tcPr>
-            <w:tcW w:w="2215" w:type="dxa"/>
+            <w:tcW w:w="2070" w:type="dxa"/>
           </w:tcPr>
           <w:p>
             <w:pPr>
@@ -11869,7 +11869,7 @@
         </w:tc>
         <w:tc>
           <w:tcPr>
-            <w:tcW w:w="1239" w:type="dxa"/>
+            <w:tcW w:w="1610" w:type="dxa"/>
           </w:tcPr>
           <w:p>
             <w:pPr>
@@ -11883,7 +11883,7 @@
         </w:tc>
         <w:tc>
           <w:tcPr>
-            <w:tcW w:w="1318" w:type="dxa"/>
+            <w:tcW w:w="1380" w:type="dxa"/>
           </w:tcPr>
           <w:p>
             <w:pPr>
@@ -11899,7 +11899,7 @@
       <w:tr>
         <w:tc>
           <w:tcPr>
-            <w:tcW w:w="891" w:type="dxa"/>
+            <w:tcW w:w="1495" w:type="dxa"/>
           </w:tcPr>
           <w:p>
             <w:pPr>
@@ -11913,7 +11913,7 @@
         </w:tc>
         <w:tc>
           <w:tcPr>
-            <w:tcW w:w="3694" w:type="dxa"/>
+            <w:tcW w:w="2805" w:type="dxa"/>
           </w:tcPr>
           <w:p>
             <w:pPr>
@@ -11927,7 +11927,7 @@
         </w:tc>
         <w:tc>
           <w:tcPr>
-            <w:tcW w:w="2215" w:type="dxa"/>
+            <w:tcW w:w="2070" w:type="dxa"/>
           </w:tcPr>
           <w:p>
             <w:pPr>
@@ -11941,7 +11941,7 @@
         </w:tc>
         <w:tc>
           <w:tcPr>
-            <w:tcW w:w="1239" w:type="dxa"/>
+            <w:tcW w:w="1610" w:type="dxa"/>
           </w:tcPr>
           <w:p>
             <w:pPr>
@@ -11955,7 +11955,7 @@
         </w:tc>
         <w:tc>
           <w:tcPr>
-            <w:tcW w:w="1318" w:type="dxa"/>
+            <w:tcW w:w="1380" w:type="dxa"/>
           </w:tcPr>
           <w:p>
             <w:pPr>
@@ -11971,7 +11971,7 @@
       <w:tr>
         <w:tc>
           <w:tcPr>
-            <w:tcW w:w="891" w:type="dxa"/>
+            <w:tcW w:w="1495" w:type="dxa"/>
           </w:tcPr>
           <w:p>
             <w:pPr>
@@ -11985,7 +11985,7 @@
         </w:tc>
         <w:tc>
           <w:tcPr>
-            <w:tcW w:w="3694" w:type="dxa"/>
+            <w:tcW w:w="2805" w:type="dxa"/>
           </w:tcPr>
           <w:p>
             <w:pPr>
@@ -11999,7 +11999,7 @@
         </w:tc>
         <w:tc>
           <w:tcPr>
-            <w:tcW w:w="2215" w:type="dxa"/>
+            <w:tcW w:w="2070" w:type="dxa"/>
           </w:tcPr>
           <w:p>
             <w:pPr>
@@ -12013,7 +12013,7 @@
         </w:tc>
         <w:tc>
           <w:tcPr>
-            <w:tcW w:w="1239" w:type="dxa"/>
+            <w:tcW w:w="1610" w:type="dxa"/>
           </w:tcPr>
           <w:p>
             <w:pPr>
@@ -12027,7 +12027,7 @@
         </w:tc>
         <w:tc>
           <w:tcPr>
-            <w:tcW w:w="1318" w:type="dxa"/>
+            <w:tcW w:w="1380" w:type="dxa"/>
           </w:tcPr>
           <w:p>
             <w:pPr>
@@ -12043,7 +12043,7 @@
       <w:tr>
         <w:tc>
           <w:tcPr>
-            <w:tcW w:w="891" w:type="dxa"/>
+            <w:tcW w:w="1495" w:type="dxa"/>
           </w:tcPr>
           <w:p>
             <w:pPr>
@@ -12057,7 +12057,7 @@
         </w:tc>
         <w:tc>
           <w:tcPr>
-            <w:tcW w:w="3694" w:type="dxa"/>
+            <w:tcW w:w="2805" w:type="dxa"/>
           </w:tcPr>
           <w:p>
             <w:pPr>
@@ -12071,7 +12071,7 @@
         </w:tc>
         <w:tc>
           <w:tcPr>
-            <w:tcW w:w="2215" w:type="dxa"/>
+            <w:tcW w:w="2070" w:type="dxa"/>
           </w:tcPr>
           <w:p>
             <w:pPr>
@@ -12085,7 +12085,7 @@
         </w:tc>
         <w:tc>
           <w:tcPr>
-            <w:tcW w:w="1239" w:type="dxa"/>
+            <w:tcW w:w="1610" w:type="dxa"/>
           </w:tcPr>
           <w:p>
             <w:pPr>
@@ -12099,7 +12099,7 @@
         </w:tc>
         <w:tc>
           <w:tcPr>
-            <w:tcW w:w="1318" w:type="dxa"/>
+            <w:tcW w:w="1380" w:type="dxa"/>
           </w:tcPr>
           <w:p>
             <w:pPr>
@@ -12115,7 +12115,7 @@
       <w:tr>
         <w:tc>
           <w:tcPr>
-            <w:tcW w:w="891" w:type="dxa"/>
+            <w:tcW w:w="1495" w:type="dxa"/>
           </w:tcPr>
           <w:p>
             <w:pPr>
@@ -12129,7 +12129,7 @@
         </w:tc>
         <w:tc>
           <w:tcPr>
-            <w:tcW w:w="3694" w:type="dxa"/>
+            <w:tcW w:w="2805" w:type="dxa"/>
           </w:tcPr>
           <w:p>
             <w:pPr>
@@ -12143,7 +12143,7 @@
         </w:tc>
         <w:tc>
           <w:tcPr>
-            <w:tcW w:w="2215" w:type="dxa"/>
+            <w:tcW w:w="2070" w:type="dxa"/>
           </w:tcPr>
           <w:p>
             <w:pPr>
@@ -12157,7 +12157,7 @@
         </w:tc>
         <w:tc>
           <w:tcPr>
-            <w:tcW w:w="1239" w:type="dxa"/>
+            <w:tcW w:w="1610" w:type="dxa"/>
           </w:tcPr>
           <w:p>
             <w:pPr>
@@ -12171,7 +12171,7 @@
         </w:tc>
         <w:tc>
           <w:tcPr>
-            <w:tcW w:w="1318" w:type="dxa"/>
+            <w:tcW w:w="1380" w:type="dxa"/>
           </w:tcPr>
           <w:p>
             <w:pPr>
@@ -12187,7 +12187,7 @@
       <w:tr>
         <w:tc>
           <w:tcPr>
-            <w:tcW w:w="891" w:type="dxa"/>
+            <w:tcW w:w="1495" w:type="dxa"/>
           </w:tcPr>
           <w:p>
             <w:pPr>
@@ -12201,7 +12201,7 @@
         </w:tc>
         <w:tc>
           <w:tcPr>
-            <w:tcW w:w="3694" w:type="dxa"/>
+            <w:tcW w:w="2805" w:type="dxa"/>
           </w:tcPr>
           <w:p>
             <w:pPr>
@@ -12215,7 +12215,7 @@
         </w:tc>
         <w:tc>
           <w:tcPr>
-            <w:tcW w:w="2215" w:type="dxa"/>
+            <w:tcW w:w="2070" w:type="dxa"/>
           </w:tcPr>
           <w:p>
             <w:pPr>
@@ -12229,7 +12229,7 @@
         </w:tc>
         <w:tc>
           <w:tcPr>
-            <w:tcW w:w="1239" w:type="dxa"/>
+            <w:tcW w:w="1610" w:type="dxa"/>
           </w:tcPr>
           <w:p>
             <w:pPr>
@@ -12243,7 +12243,7 @@
         </w:tc>
         <w:tc>
           <w:tcPr>
-            <w:tcW w:w="1318" w:type="dxa"/>
+            <w:tcW w:w="1380" w:type="dxa"/>
           </w:tcPr>
           <w:p>
             <w:pPr>
@@ -12259,7 +12259,7 @@
       <w:tr>
         <w:tc>
           <w:tcPr>
-            <w:tcW w:w="891" w:type="dxa"/>
+            <w:tcW w:w="1495" w:type="dxa"/>
           </w:tcPr>
           <w:p>
             <w:pPr>
@@ -12273,7 +12273,7 @@
         </w:tc>
         <w:tc>
           <w:tcPr>
-            <w:tcW w:w="3694" w:type="dxa"/>
+            <w:tcW w:w="2805" w:type="dxa"/>
           </w:tcPr>
           <w:p>
             <w:pPr>
@@ -12287,7 +12287,7 @@
         </w:tc>
         <w:tc>
           <w:tcPr>
-            <w:tcW w:w="2215" w:type="dxa"/>
+            <w:tcW w:w="2070" w:type="dxa"/>
           </w:tcPr>
           <w:p>
             <w:pPr>
@@ -12301,7 +12301,7 @@
         </w:tc>
         <w:tc>
           <w:tcPr>
-            <w:tcW w:w="1239" w:type="dxa"/>
+            <w:tcW w:w="1610" w:type="dxa"/>
           </w:tcPr>
           <w:p>
             <w:pPr>
@@ -12315,7 +12315,7 @@
         </w:tc>
         <w:tc>
           <w:tcPr>
-            <w:tcW w:w="1318" w:type="dxa"/>
+            <w:tcW w:w="1380" w:type="dxa"/>
           </w:tcPr>
           <w:p>
             <w:pPr>
@@ -12331,7 +12331,7 @@
       <w:tr>
         <w:tc>
           <w:tcPr>
-            <w:tcW w:w="891" w:type="dxa"/>
+            <w:tcW w:w="1495" w:type="dxa"/>
           </w:tcPr>
           <w:p>
             <w:pPr>
@@ -12345,7 +12345,7 @@
         </w:tc>
         <w:tc>
           <w:tcPr>
-            <w:tcW w:w="3694" w:type="dxa"/>
+            <w:tcW w:w="2805" w:type="dxa"/>
           </w:tcPr>
           <w:p>
             <w:pPr>
@@ -12359,7 +12359,7 @@
         </w:tc>
         <w:tc>
           <w:tcPr>
-            <w:tcW w:w="2215" w:type="dxa"/>
+            <w:tcW w:w="2070" w:type="dxa"/>
           </w:tcPr>
           <w:p>
             <w:pPr>
@@ -12373,7 +12373,7 @@
         </w:tc>
         <w:tc>
           <w:tcPr>
-            <w:tcW w:w="1239" w:type="dxa"/>
+            <w:tcW w:w="1610" w:type="dxa"/>
           </w:tcPr>
           <w:p>
             <w:pPr>
@@ -12387,7 +12387,7 @@
         </w:tc>
         <w:tc>
           <w:tcPr>
-            <w:tcW w:w="1318" w:type="dxa"/>
+            <w:tcW w:w="1380" w:type="dxa"/>
           </w:tcPr>
           <w:p>
             <w:pPr>
@@ -12403,7 +12403,7 @@
       <w:tr>
         <w:tc>
           <w:tcPr>
-            <w:tcW w:w="891" w:type="dxa"/>
+            <w:tcW w:w="1495" w:type="dxa"/>
           </w:tcPr>
           <w:p>
             <w:pPr>
@@ -12417,7 +12417,7 @@
         </w:tc>
         <w:tc>
           <w:tcPr>
-            <w:tcW w:w="3694" w:type="dxa"/>
+            <w:tcW w:w="2805" w:type="dxa"/>
           </w:tcPr>
           <w:p>
             <w:pPr>
@@ -12431,7 +12431,7 @@
         </w:tc>
         <w:tc>
           <w:tcPr>
-            <w:tcW w:w="2215" w:type="dxa"/>
+            <w:tcW w:w="2070" w:type="dxa"/>
           </w:tcPr>
           <w:p>
             <w:pPr>
@@ -12445,7 +12445,7 @@
         </w:tc>
         <w:tc>
           <w:tcPr>
-            <w:tcW w:w="1239" w:type="dxa"/>
+            <w:tcW w:w="1610" w:type="dxa"/>
           </w:tcPr>
           <w:p>
             <w:pPr>
@@ -12459,7 +12459,7 @@
         </w:tc>
         <w:tc>
           <w:tcPr>
-            <w:tcW w:w="1318" w:type="dxa"/>
+            <w:tcW w:w="1380" w:type="dxa"/>
           </w:tcPr>
           <w:p>
             <w:pPr>
@@ -12475,7 +12475,7 @@
       <w:tr>
         <w:tc>
           <w:tcPr>
-            <w:tcW w:w="891" w:type="dxa"/>
+            <w:tcW w:w="1495" w:type="dxa"/>
           </w:tcPr>
           <w:p>
             <w:pPr>
@@ -12489,7 +12489,7 @@
         </w:tc>
         <w:tc>
           <w:tcPr>
-            <w:tcW w:w="3694" w:type="dxa"/>
+            <w:tcW w:w="2805" w:type="dxa"/>
           </w:tcPr>
           <w:p>
             <w:pPr>
@@ -12503,7 +12503,7 @@
         </w:tc>
         <w:tc>
           <w:tcPr>
-            <w:tcW w:w="2215" w:type="dxa"/>
+            <w:tcW w:w="2070" w:type="dxa"/>
           </w:tcPr>
           <w:p>
             <w:pPr>
@@ -12517,7 +12517,7 @@
         </w:tc>
         <w:tc>
           <w:tcPr>
-            <w:tcW w:w="1239" w:type="dxa"/>
+            <w:tcW w:w="1610" w:type="dxa"/>
           </w:tcPr>
           <w:p>
             <w:pPr>
@@ -12531,7 +12531,7 @@
         </w:tc>
         <w:tc>
           <w:tcPr>
-            <w:tcW w:w="1318" w:type="dxa"/>
+            <w:tcW w:w="1380" w:type="dxa"/>
           </w:tcPr>
           <w:p>
             <w:pPr>
@@ -12864,10 +12864,10 @@
         <w:tblLayout w:type="fixed"/>
       </w:tblPr>
       <w:tblGrid>
-        <w:gridCol w:w="865"/>
-        <w:gridCol w:w="3260"/>
-        <w:gridCol w:w="2343"/>
-        <w:gridCol w:w="2890"/>
+        <w:gridCol w:w="1380"/>
+        <w:gridCol w:w="3062"/>
+        <w:gridCol w:w="2201"/>
+        <w:gridCol w:w="2715"/>
       </w:tblGrid>
       <w:tr>
         <w:trPr>
@@ -12875,7 +12875,7 @@
         </w:trPr>
         <w:tc>
           <w:tcPr>
-            <w:tcW w:w="865" w:type="dxa"/>
+            <w:tcW w:w="1380" w:type="dxa"/>
           </w:tcPr>
           <w:p>
             <w:pPr>
@@ -12889,7 +12889,7 @@
         </w:tc>
         <w:tc>
           <w:tcPr>
-            <w:tcW w:w="3260" w:type="dxa"/>
+            <w:tcW w:w="3062" w:type="dxa"/>
           </w:tcPr>
           <w:p>
             <w:pPr>
@@ -12903,7 +12903,7 @@
         </w:tc>
         <w:tc>
           <w:tcPr>
-            <w:tcW w:w="2343" w:type="dxa"/>
+            <w:tcW w:w="2201" w:type="dxa"/>
           </w:tcPr>
           <w:p>
             <w:pPr>
@@ -12917,7 +12917,7 @@
         </w:tc>
         <w:tc>
           <w:tcPr>
-            <w:tcW w:w="2890" w:type="dxa"/>
+            <w:tcW w:w="2715" w:type="dxa"/>
           </w:tcPr>
           <w:p>
             <w:pPr>
@@ -12933,7 +12933,7 @@
       <w:tr>
         <w:tc>
           <w:tcPr>
-            <w:tcW w:w="865" w:type="dxa"/>
+            <w:tcW w:w="1380" w:type="dxa"/>
           </w:tcPr>
           <w:p>
             <w:pPr>
@@ -12947,7 +12947,7 @@
         </w:tc>
         <w:tc>
           <w:tcPr>
-            <w:tcW w:w="3260" w:type="dxa"/>
+            <w:tcW w:w="3062" w:type="dxa"/>
           </w:tcPr>
           <w:p>
             <w:pPr>
@@ -12961,7 +12961,7 @@
         </w:tc>
         <w:tc>
           <w:tcPr>
-            <w:tcW w:w="2343" w:type="dxa"/>
+            <w:tcW w:w="2201" w:type="dxa"/>
           </w:tcPr>
           <w:p>
             <w:pPr>
@@ -12975,7 +12975,7 @@
         </w:tc>
         <w:tc>
           <w:tcPr>
-            <w:tcW w:w="2890" w:type="dxa"/>
+            <w:tcW w:w="2715" w:type="dxa"/>
           </w:tcPr>
           <w:p>
             <w:pPr>
@@ -12991,7 +12991,7 @@
       <w:tr>
         <w:tc>
           <w:tcPr>
-            <w:tcW w:w="865" w:type="dxa"/>
+            <w:tcW w:w="1380" w:type="dxa"/>
           </w:tcPr>
           <w:p>
             <w:pPr>
@@ -13005,7 +13005,7 @@
         </w:tc>
         <w:tc>
           <w:tcPr>
-            <w:tcW w:w="3260" w:type="dxa"/>
+            <w:tcW w:w="3062" w:type="dxa"/>
           </w:tcPr>
           <w:p>
             <w:pPr>
@@ -13036,7 +13036,7 @@
         </w:tc>
         <w:tc>
           <w:tcPr>
-            <w:tcW w:w="2343" w:type="dxa"/>
+            <w:tcW w:w="2201" w:type="dxa"/>
           </w:tcPr>
           <w:p>
             <w:pPr>
@@ -13050,7 +13050,7 @@
         </w:tc>
         <w:tc>
           <w:tcPr>
-            <w:tcW w:w="2890" w:type="dxa"/>
+            <w:tcW w:w="2715" w:type="dxa"/>
           </w:tcPr>
           <w:p>
             <w:pPr>
@@ -13066,7 +13066,7 @@
       <w:tr>
         <w:tc>
           <w:tcPr>
-            <w:tcW w:w="865" w:type="dxa"/>
+            <w:tcW w:w="1380" w:type="dxa"/>
           </w:tcPr>
           <w:p>
             <w:pPr>
@@ -13080,7 +13080,7 @@
         </w:tc>
         <w:tc>
           <w:tcPr>
-            <w:tcW w:w="3260" w:type="dxa"/>
+            <w:tcW w:w="3062" w:type="dxa"/>
           </w:tcPr>
           <w:p>
             <w:pPr>
@@ -13122,7 +13122,7 @@
         </w:tc>
         <w:tc>
           <w:tcPr>
-            <w:tcW w:w="2343" w:type="dxa"/>
+            <w:tcW w:w="2201" w:type="dxa"/>
           </w:tcPr>
           <w:p>
             <w:pPr>
@@ -13136,7 +13136,7 @@
         </w:tc>
         <w:tc>
           <w:tcPr>
-            <w:tcW w:w="2890" w:type="dxa"/>
+            <w:tcW w:w="2715" w:type="dxa"/>
           </w:tcPr>
           <w:p>
             <w:pPr>
@@ -13152,7 +13152,7 @@
       <w:tr>
         <w:tc>
           <w:tcPr>
-            <w:tcW w:w="865" w:type="dxa"/>
+            <w:tcW w:w="1380" w:type="dxa"/>
           </w:tcPr>
           <w:p>
             <w:pPr>
@@ -13166,7 +13166,7 @@
         </w:tc>
         <w:tc>
           <w:tcPr>
-            <w:tcW w:w="3260" w:type="dxa"/>
+            <w:tcW w:w="3062" w:type="dxa"/>
           </w:tcPr>
           <w:p>
             <w:pPr>
@@ -13205,7 +13205,7 @@
         </w:tc>
         <w:tc>
           <w:tcPr>
-            <w:tcW w:w="2343" w:type="dxa"/>
+            <w:tcW w:w="2201" w:type="dxa"/>
           </w:tcPr>
           <w:p>
             <w:pPr>
@@ -13219,7 +13219,7 @@
         </w:tc>
         <w:tc>
           <w:tcPr>
-            <w:tcW w:w="2890" w:type="dxa"/>
+            <w:tcW w:w="2715" w:type="dxa"/>
           </w:tcPr>
           <w:p>
             <w:pPr>
@@ -13235,7 +13235,7 @@
       <w:tr>
         <w:tc>
           <w:tcPr>
-            <w:tcW w:w="865" w:type="dxa"/>
+            <w:tcW w:w="1380" w:type="dxa"/>
           </w:tcPr>
           <w:p>
             <w:pPr>
@@ -13249,7 +13249,7 @@
         </w:tc>
         <w:tc>
           <w:tcPr>
-            <w:tcW w:w="3260" w:type="dxa"/>
+            <w:tcW w:w="3062" w:type="dxa"/>
           </w:tcPr>
           <w:p>
             <w:pPr>
@@ -13274,7 +13274,7 @@
         </w:tc>
         <w:tc>
           <w:tcPr>
-            <w:tcW w:w="2343" w:type="dxa"/>
+            <w:tcW w:w="2201" w:type="dxa"/>
           </w:tcPr>
           <w:p>
             <w:pPr>
@@ -13288,7 +13288,7 @@
         </w:tc>
         <w:tc>
           <w:tcPr>
-            <w:tcW w:w="2890" w:type="dxa"/>
+            <w:tcW w:w="2715" w:type="dxa"/>
           </w:tcPr>
           <w:p>
             <w:pPr>
@@ -13304,7 +13304,7 @@
       <w:tr>
         <w:tc>
           <w:tcPr>
-            <w:tcW w:w="865" w:type="dxa"/>
+            <w:tcW w:w="1380" w:type="dxa"/>
           </w:tcPr>
           <w:p>
             <w:pPr>
@@ -13318,7 +13318,7 @@
         </w:tc>
         <w:tc>
           <w:tcPr>
-            <w:tcW w:w="3260" w:type="dxa"/>
+            <w:tcW w:w="3062" w:type="dxa"/>
           </w:tcPr>
           <w:p>
             <w:pPr>
@@ -13349,7 +13349,7 @@
         </w:tc>
         <w:tc>
           <w:tcPr>
-            <w:tcW w:w="2343" w:type="dxa"/>
+            <w:tcW w:w="2201" w:type="dxa"/>
           </w:tcPr>
           <w:p>
             <w:pPr>
@@ -13363,7 +13363,7 @@
         </w:tc>
         <w:tc>
           <w:tcPr>
-            <w:tcW w:w="2890" w:type="dxa"/>
+            <w:tcW w:w="2715" w:type="dxa"/>
           </w:tcPr>
           <w:p>
             <w:pPr>
@@ -13379,7 +13379,7 @@
       <w:tr>
         <w:tc>
           <w:tcPr>
-            <w:tcW w:w="865" w:type="dxa"/>
+            <w:tcW w:w="1380" w:type="dxa"/>
           </w:tcPr>
           <w:p>
             <w:pPr>
@@ -13393,7 +13393,7 @@
         </w:tc>
         <w:tc>
           <w:tcPr>
-            <w:tcW w:w="3260" w:type="dxa"/>
+            <w:tcW w:w="3062" w:type="dxa"/>
           </w:tcPr>
           <w:p>
             <w:pPr>
@@ -13407,7 +13407,7 @@
         </w:tc>
         <w:tc>
           <w:tcPr>
-            <w:tcW w:w="2343" w:type="dxa"/>
+            <w:tcW w:w="2201" w:type="dxa"/>
           </w:tcPr>
           <w:p>
             <w:pPr>
@@ -13421,7 +13421,7 @@
         </w:tc>
         <w:tc>
           <w:tcPr>
-            <w:tcW w:w="2890" w:type="dxa"/>
+            <w:tcW w:w="2715" w:type="dxa"/>
           </w:tcPr>
           <w:p>
             <w:pPr>
@@ -13454,10 +13454,10 @@
         <w:tblLayout w:type="fixed"/>
       </w:tblPr>
       <w:tblGrid>
-        <w:gridCol w:w="892"/>
-        <w:gridCol w:w="3005"/>
-        <w:gridCol w:w="2400"/>
-        <w:gridCol w:w="3061"/>
+        <w:gridCol w:w="1725"/>
+        <w:gridCol w:w="2700"/>
+        <w:gridCol w:w="2185"/>
+        <w:gridCol w:w="2749"/>
       </w:tblGrid>
       <w:tr>
         <w:trPr>
@@ -13465,7 +13465,7 @@
         </w:trPr>
         <w:tc>
           <w:tcPr>
-            <w:tcW w:w="892" w:type="dxa"/>
+            <w:tcW w:w="1725" w:type="dxa"/>
           </w:tcPr>
           <w:p>
             <w:pPr>
@@ -13479,7 +13479,7 @@
         </w:tc>
         <w:tc>
           <w:tcPr>
-            <w:tcW w:w="3005" w:type="dxa"/>
+            <w:tcW w:w="2700" w:type="dxa"/>
           </w:tcPr>
           <w:p>
             <w:pPr>
@@ -13493,7 +13493,7 @@
         </w:tc>
         <w:tc>
           <w:tcPr>
-            <w:tcW w:w="2400" w:type="dxa"/>
+            <w:tcW w:w="2185" w:type="dxa"/>
           </w:tcPr>
           <w:p>
             <w:pPr>
@@ -13507,7 +13507,7 @@
         </w:tc>
         <w:tc>
           <w:tcPr>
-            <w:tcW w:w="3061" w:type="dxa"/>
+            <w:tcW w:w="2749" w:type="dxa"/>
           </w:tcPr>
           <w:p>
             <w:pPr>
@@ -13523,7 +13523,7 @@
       <w:tr>
         <w:tc>
           <w:tcPr>
-            <w:tcW w:w="892" w:type="dxa"/>
+            <w:tcW w:w="1725" w:type="dxa"/>
           </w:tcPr>
           <w:p>
             <w:pPr>
@@ -13537,7 +13537,7 @@
         </w:tc>
         <w:tc>
           <w:tcPr>
-            <w:tcW w:w="3005" w:type="dxa"/>
+            <w:tcW w:w="2700" w:type="dxa"/>
           </w:tcPr>
           <w:p>
             <w:pPr>
@@ -13562,7 +13562,7 @@
         </w:tc>
         <w:tc>
           <w:tcPr>
-            <w:tcW w:w="2400" w:type="dxa"/>
+            <w:tcW w:w="2185" w:type="dxa"/>
           </w:tcPr>
           <w:p>
             <w:pPr>
@@ -13576,7 +13576,7 @@
         </w:tc>
         <w:tc>
           <w:tcPr>
-            <w:tcW w:w="3061" w:type="dxa"/>
+            <w:tcW w:w="2749" w:type="dxa"/>
           </w:tcPr>
           <w:p>
             <w:pPr>
@@ -13592,7 +13592,7 @@
       <w:tr>
         <w:tc>
           <w:tcPr>
-            <w:tcW w:w="892" w:type="dxa"/>
+            <w:tcW w:w="1725" w:type="dxa"/>
           </w:tcPr>
           <w:p>
             <w:pPr>
@@ -13606,7 +13606,7 @@
         </w:tc>
         <w:tc>
           <w:tcPr>
-            <w:tcW w:w="3005" w:type="dxa"/>
+            <w:tcW w:w="2700" w:type="dxa"/>
           </w:tcPr>
           <w:p>
             <w:pPr>
@@ -13620,7 +13620,7 @@
         </w:tc>
         <w:tc>
           <w:tcPr>
-            <w:tcW w:w="2400" w:type="dxa"/>
+            <w:tcW w:w="2185" w:type="dxa"/>
           </w:tcPr>
           <w:p>
             <w:pPr>
@@ -13634,7 +13634,7 @@
         </w:tc>
         <w:tc>
           <w:tcPr>
-            <w:tcW w:w="3061" w:type="dxa"/>
+            <w:tcW w:w="2749" w:type="dxa"/>
           </w:tcPr>
           <w:p>
             <w:pPr>
@@ -13650,7 +13650,7 @@
       <w:tr>
         <w:tc>
           <w:tcPr>
-            <w:tcW w:w="892" w:type="dxa"/>
+            <w:tcW w:w="1725" w:type="dxa"/>
           </w:tcPr>
           <w:p>
             <w:pPr>
@@ -13664,7 +13664,7 @@
         </w:tc>
         <w:tc>
           <w:tcPr>
-            <w:tcW w:w="3005" w:type="dxa"/>
+            <w:tcW w:w="2700" w:type="dxa"/>
           </w:tcPr>
           <w:p>
             <w:pPr>
@@ -13689,7 +13689,7 @@
         </w:tc>
         <w:tc>
           <w:tcPr>
-            <w:tcW w:w="2400" w:type="dxa"/>
+            <w:tcW w:w="2185" w:type="dxa"/>
           </w:tcPr>
           <w:p>
             <w:pPr>
@@ -13703,7 +13703,7 @@
         </w:tc>
         <w:tc>
           <w:tcPr>
-            <w:tcW w:w="3061" w:type="dxa"/>
+            <w:tcW w:w="2749" w:type="dxa"/>
           </w:tcPr>
           <w:p>
             <w:pPr>
@@ -13719,7 +13719,7 @@
       <w:tr>
         <w:tc>
           <w:tcPr>
-            <w:tcW w:w="892" w:type="dxa"/>
+            <w:tcW w:w="1725" w:type="dxa"/>
           </w:tcPr>
           <w:p>
             <w:pPr>
@@ -13733,7 +13733,7 @@
         </w:tc>
         <w:tc>
           <w:tcPr>
-            <w:tcW w:w="3005" w:type="dxa"/>
+            <w:tcW w:w="2700" w:type="dxa"/>
           </w:tcPr>
           <w:p>
             <w:pPr>
@@ -13752,7 +13752,7 @@
         </w:tc>
         <w:tc>
           <w:tcPr>
-            <w:tcW w:w="2400" w:type="dxa"/>
+            <w:tcW w:w="2185" w:type="dxa"/>
           </w:tcPr>
           <w:p>
             <w:pPr>
@@ -13766,7 +13766,7 @@
         </w:tc>
         <w:tc>
           <w:tcPr>
-            <w:tcW w:w="3061" w:type="dxa"/>
+            <w:tcW w:w="2749" w:type="dxa"/>
           </w:tcPr>
           <w:p>
             <w:pPr>
@@ -13782,7 +13782,7 @@
       <w:tr>
         <w:tc>
           <w:tcPr>
-            <w:tcW w:w="892" w:type="dxa"/>
+            <w:tcW w:w="1725" w:type="dxa"/>
           </w:tcPr>
           <w:p>
             <w:pPr>
@@ -13796,7 +13796,7 @@
         </w:tc>
         <w:tc>
           <w:tcPr>
-            <w:tcW w:w="3005" w:type="dxa"/>
+            <w:tcW w:w="2700" w:type="dxa"/>
           </w:tcPr>
           <w:p>
             <w:pPr>
@@ -13810,7 +13810,7 @@
         </w:tc>
         <w:tc>
           <w:tcPr>
-            <w:tcW w:w="2400" w:type="dxa"/>
+            <w:tcW w:w="2185" w:type="dxa"/>
           </w:tcPr>
           <w:p>
             <w:pPr>
@@ -13824,7 +13824,7 @@
         </w:tc>
         <w:tc>
           <w:tcPr>
-            <w:tcW w:w="3061" w:type="dxa"/>
+            <w:tcW w:w="2749" w:type="dxa"/>
           </w:tcPr>
           <w:p>
             <w:pPr>
@@ -13840,7 +13840,7 @@
       <w:tr>
         <w:tc>
           <w:tcPr>
-            <w:tcW w:w="892" w:type="dxa"/>
+            <w:tcW w:w="1725" w:type="dxa"/>
           </w:tcPr>
           <w:p>
             <w:pPr>
@@ -13854,7 +13854,7 @@
         </w:tc>
         <w:tc>
           <w:tcPr>
-            <w:tcW w:w="3005" w:type="dxa"/>
+            <w:tcW w:w="2700" w:type="dxa"/>
           </w:tcPr>
           <w:p>
             <w:pPr>
@@ -13873,7 +13873,7 @@
         </w:tc>
         <w:tc>
           <w:tcPr>
-            <w:tcW w:w="2400" w:type="dxa"/>
+            <w:tcW w:w="2185" w:type="dxa"/>
           </w:tcPr>
           <w:p>
             <w:pPr>
@@ -13887,7 +13887,7 @@
         </w:tc>
         <w:tc>
           <w:tcPr>
-            <w:tcW w:w="3061" w:type="dxa"/>
+            <w:tcW w:w="2749" w:type="dxa"/>
           </w:tcPr>
           <w:p>
             <w:pPr>
@@ -13920,10 +13920,10 @@
         <w:tblLayout w:type="fixed"/>
       </w:tblPr>
       <w:tblGrid>
-        <w:gridCol w:w="880"/>
-        <w:gridCol w:w="3523"/>
-        <w:gridCol w:w="2191"/>
-        <w:gridCol w:w="2764"/>
+        <w:gridCol w:w="1840"/>
+        <w:gridCol w:w="3125"/>
+        <w:gridCol w:w="1943"/>
+        <w:gridCol w:w="2451"/>
       </w:tblGrid>
       <w:tr>
         <w:trPr>
@@ -13931,7 +13931,7 @@
         </w:trPr>
         <w:tc>
           <w:tcPr>
-            <w:tcW w:w="880" w:type="dxa"/>
+            <w:tcW w:w="1840" w:type="dxa"/>
           </w:tcPr>
           <w:p>
             <w:pPr>
@@ -13945,7 +13945,7 @@
         </w:tc>
         <w:tc>
           <w:tcPr>
-            <w:tcW w:w="3523" w:type="dxa"/>
+            <w:tcW w:w="3125" w:type="dxa"/>
           </w:tcPr>
           <w:p>
             <w:pPr>
@@ -13959,7 +13959,7 @@
         </w:tc>
         <w:tc>
           <w:tcPr>
-            <w:tcW w:w="2191" w:type="dxa"/>
+            <w:tcW w:w="1943" w:type="dxa"/>
           </w:tcPr>
           <w:p>
             <w:pPr>
@@ -13973,7 +13973,7 @@
         </w:tc>
         <w:tc>
           <w:tcPr>
-            <w:tcW w:w="2764" w:type="dxa"/>
+            <w:tcW w:w="2451" w:type="dxa"/>
           </w:tcPr>
           <w:p>
             <w:pPr>
@@ -13989,7 +13989,7 @@
       <w:tr>
         <w:tc>
           <w:tcPr>
-            <w:tcW w:w="880" w:type="dxa"/>
+            <w:tcW w:w="1840" w:type="dxa"/>
           </w:tcPr>
           <w:p>
             <w:pPr>
@@ -14003,7 +14003,7 @@
         </w:tc>
         <w:tc>
           <w:tcPr>
-            <w:tcW w:w="3523" w:type="dxa"/>
+            <w:tcW w:w="3125" w:type="dxa"/>
           </w:tcPr>
           <w:p>
             <w:pPr>
@@ -14034,7 +14034,7 @@
         </w:tc>
         <w:tc>
           <w:tcPr>
-            <w:tcW w:w="2191" w:type="dxa"/>
+            <w:tcW w:w="1943" w:type="dxa"/>
           </w:tcPr>
           <w:p>
             <w:pPr>
@@ -14048,7 +14048,7 @@
         </w:tc>
         <w:tc>
           <w:tcPr>
-            <w:tcW w:w="2764" w:type="dxa"/>
+            <w:tcW w:w="2451" w:type="dxa"/>
           </w:tcPr>
           <w:p>
             <w:pPr>
@@ -14064,7 +14064,7 @@
       <w:tr>
         <w:tc>
           <w:tcPr>
-            <w:tcW w:w="880" w:type="dxa"/>
+            <w:tcW w:w="1840" w:type="dxa"/>
           </w:tcPr>
           <w:p>
             <w:pPr>
@@ -14078,7 +14078,7 @@
         </w:tc>
         <w:tc>
           <w:tcPr>
-            <w:tcW w:w="3523" w:type="dxa"/>
+            <w:tcW w:w="3125" w:type="dxa"/>
           </w:tcPr>
           <w:p>
             <w:pPr>
@@ -14109,7 +14109,7 @@
         </w:tc>
         <w:tc>
           <w:tcPr>
-            <w:tcW w:w="2191" w:type="dxa"/>
+            <w:tcW w:w="1943" w:type="dxa"/>
           </w:tcPr>
           <w:p>
             <w:pPr>
@@ -14123,7 +14123,7 @@
         </w:tc>
         <w:tc>
           <w:tcPr>
-            <w:tcW w:w="2764" w:type="dxa"/>
+            <w:tcW w:w="2451" w:type="dxa"/>
           </w:tcPr>
           <w:p>
             <w:pPr>
@@ -14139,7 +14139,7 @@
       <w:tr>
         <w:tc>
           <w:tcPr>
-            <w:tcW w:w="880" w:type="dxa"/>
+            <w:tcW w:w="1840" w:type="dxa"/>
           </w:tcPr>
           <w:p>
             <w:pPr>
@@ -14153,7 +14153,7 @@
         </w:tc>
         <w:tc>
           <w:tcPr>
-            <w:tcW w:w="3523" w:type="dxa"/>
+            <w:tcW w:w="3125" w:type="dxa"/>
           </w:tcPr>
           <w:p>
             <w:pPr>
@@ -14201,7 +14201,7 @@
         </w:tc>
         <w:tc>
           <w:tcPr>
-            <w:tcW w:w="2191" w:type="dxa"/>
+            <w:tcW w:w="1943" w:type="dxa"/>
           </w:tcPr>
           <w:p>
             <w:pPr>
@@ -14215,7 +14215,7 @@
         </w:tc>
         <w:tc>
           <w:tcPr>
-            <w:tcW w:w="2764" w:type="dxa"/>
+            <w:tcW w:w="2451" w:type="dxa"/>
           </w:tcPr>
           <w:p>
             <w:pPr>
@@ -14231,7 +14231,7 @@
       <w:tr>
         <w:tc>
           <w:tcPr>
-            <w:tcW w:w="880" w:type="dxa"/>
+            <w:tcW w:w="1840" w:type="dxa"/>
           </w:tcPr>
           <w:p>
             <w:pPr>
@@ -14245,7 +14245,7 @@
         </w:tc>
         <w:tc>
           <w:tcPr>
-            <w:tcW w:w="3523" w:type="dxa"/>
+            <w:tcW w:w="3125" w:type="dxa"/>
           </w:tcPr>
           <w:p>
             <w:pPr>
@@ -14259,7 +14259,7 @@
         </w:tc>
         <w:tc>
           <w:tcPr>
-            <w:tcW w:w="2191" w:type="dxa"/>
+            <w:tcW w:w="1943" w:type="dxa"/>
           </w:tcPr>
           <w:p>
             <w:pPr>
@@ -14273,7 +14273,7 @@
         </w:tc>
         <w:tc>
           <w:tcPr>
-            <w:tcW w:w="2764" w:type="dxa"/>
+            <w:tcW w:w="2451" w:type="dxa"/>
           </w:tcPr>
           <w:p>
             <w:pPr>
@@ -14289,7 +14289,7 @@
       <w:tr>
         <w:tc>
           <w:tcPr>
-            <w:tcW w:w="880" w:type="dxa"/>
+            <w:tcW w:w="1840" w:type="dxa"/>
           </w:tcPr>
           <w:p>
             <w:pPr>
@@ -14303,7 +14303,7 @@
         </w:tc>
         <w:tc>
           <w:tcPr>
-            <w:tcW w:w="3523" w:type="dxa"/>
+            <w:tcW w:w="3125" w:type="dxa"/>
           </w:tcPr>
           <w:p>
             <w:pPr>
@@ -14317,7 +14317,7 @@
         </w:tc>
         <w:tc>
           <w:tcPr>
-            <w:tcW w:w="2191" w:type="dxa"/>
+            <w:tcW w:w="1943" w:type="dxa"/>
           </w:tcPr>
           <w:p>
             <w:pPr>
@@ -14331,7 +14331,7 @@
         </w:tc>
         <w:tc>
           <w:tcPr>
-            <w:tcW w:w="2764" w:type="dxa"/>
+            <w:tcW w:w="2451" w:type="dxa"/>
           </w:tcPr>
           <w:p>
             <w:pPr>
@@ -14347,7 +14347,7 @@
       <w:tr>
         <w:tc>
           <w:tcPr>
-            <w:tcW w:w="880" w:type="dxa"/>
+            <w:tcW w:w="1840" w:type="dxa"/>
           </w:tcPr>
           <w:p>
             <w:pPr>
@@ -14361,7 +14361,7 @@
         </w:tc>
         <w:tc>
           <w:tcPr>
-            <w:tcW w:w="3523" w:type="dxa"/>
+            <w:tcW w:w="3125" w:type="dxa"/>
           </w:tcPr>
           <w:p>
             <w:pPr>
@@ -14386,7 +14386,7 @@
         </w:tc>
         <w:tc>
           <w:tcPr>
-            <w:tcW w:w="2191" w:type="dxa"/>
+            <w:tcW w:w="1943" w:type="dxa"/>
           </w:tcPr>
           <w:p>
             <w:pPr>
@@ -14400,7 +14400,7 @@
         </w:tc>
         <w:tc>
           <w:tcPr>
-            <w:tcW w:w="2764" w:type="dxa"/>
+            <w:tcW w:w="2451" w:type="dxa"/>
           </w:tcPr>
           <w:p>
             <w:pPr>
@@ -14733,10 +14733,10 @@
         <w:tblLayout w:type="fixed"/>
       </w:tblPr>
       <w:tblGrid>
-        <w:gridCol w:w="853"/>
-        <w:gridCol w:w="3143"/>
-        <w:gridCol w:w="3543"/>
-        <w:gridCol w:w="1820"/>
+        <w:gridCol w:w="1035"/>
+        <w:gridCol w:w="3075"/>
+        <w:gridCol w:w="3467"/>
+        <w:gridCol w:w="1781"/>
       </w:tblGrid>
       <w:tr>
         <w:trPr>
@@ -14744,7 +14744,7 @@
         </w:trPr>
         <w:tc>
           <w:tcPr>
-            <w:tcW w:w="853" w:type="dxa"/>
+            <w:tcW w:w="1035" w:type="dxa"/>
           </w:tcPr>
           <w:p>
             <w:pPr>
@@ -14758,7 +14758,7 @@
         </w:tc>
         <w:tc>
           <w:tcPr>
-            <w:tcW w:w="3143" w:type="dxa"/>
+            <w:tcW w:w="3075" w:type="dxa"/>
           </w:tcPr>
           <w:p>
             <w:pPr>
@@ -14772,7 +14772,7 @@
         </w:tc>
         <w:tc>
           <w:tcPr>
-            <w:tcW w:w="3543" w:type="dxa"/>
+            <w:tcW w:w="3467" w:type="dxa"/>
           </w:tcPr>
           <w:p>
             <w:pPr>
@@ -14786,7 +14786,7 @@
         </w:tc>
         <w:tc>
           <w:tcPr>
-            <w:tcW w:w="1820" w:type="dxa"/>
+            <w:tcW w:w="1781" w:type="dxa"/>
           </w:tcPr>
           <w:p>
             <w:pPr>
@@ -14802,7 +14802,7 @@
       <w:tr>
         <w:tc>
           <w:tcPr>
-            <w:tcW w:w="853" w:type="dxa"/>
+            <w:tcW w:w="1035" w:type="dxa"/>
           </w:tcPr>
           <w:p>
             <w:pPr>
@@ -14816,7 +14816,7 @@
         </w:tc>
         <w:tc>
           <w:tcPr>
-            <w:tcW w:w="3143" w:type="dxa"/>
+            <w:tcW w:w="3075" w:type="dxa"/>
           </w:tcPr>
           <w:p>
             <w:pPr>
@@ -14830,7 +14830,7 @@
         </w:tc>
         <w:tc>
           <w:tcPr>
-            <w:tcW w:w="3543" w:type="dxa"/>
+            <w:tcW w:w="3467" w:type="dxa"/>
           </w:tcPr>
           <w:p>
             <w:pPr>
@@ -14844,7 +14844,7 @@
         </w:tc>
         <w:tc>
           <w:tcPr>
-            <w:tcW w:w="1820" w:type="dxa"/>
+            <w:tcW w:w="1781" w:type="dxa"/>
           </w:tcPr>
           <w:p>
             <w:pPr>
@@ -14860,7 +14860,7 @@
       <w:tr>
         <w:tc>
           <w:tcPr>
-            <w:tcW w:w="853" w:type="dxa"/>
+            <w:tcW w:w="1035" w:type="dxa"/>
           </w:tcPr>
           <w:p>
             <w:pPr>
@@ -14874,7 +14874,7 @@
         </w:tc>
         <w:tc>
           <w:tcPr>
-            <w:tcW w:w="3143" w:type="dxa"/>
+            <w:tcW w:w="3075" w:type="dxa"/>
           </w:tcPr>
           <w:p>
             <w:pPr>
@@ -14888,7 +14888,7 @@
         </w:tc>
         <w:tc>
           <w:tcPr>
-            <w:tcW w:w="3543" w:type="dxa"/>
+            <w:tcW w:w="3467" w:type="dxa"/>
           </w:tcPr>
           <w:p>
             <w:pPr>
@@ -14902,7 +14902,7 @@
         </w:tc>
         <w:tc>
           <w:tcPr>
-            <w:tcW w:w="1820" w:type="dxa"/>
+            <w:tcW w:w="1781" w:type="dxa"/>
           </w:tcPr>
           <w:p>
             <w:pPr>
@@ -14918,7 +14918,7 @@
       <w:tr>
         <w:tc>
           <w:tcPr>
-            <w:tcW w:w="853" w:type="dxa"/>
+            <w:tcW w:w="1035" w:type="dxa"/>
           </w:tcPr>
           <w:p>
             <w:pPr>
@@ -14932,7 +14932,7 @@
         </w:tc>
         <w:tc>
           <w:tcPr>
-            <w:tcW w:w="3143" w:type="dxa"/>
+            <w:tcW w:w="3075" w:type="dxa"/>
           </w:tcPr>
           <w:p>
             <w:pPr>
@@ -14946,7 +14946,7 @@
         </w:tc>
         <w:tc>
           <w:tcPr>
-            <w:tcW w:w="3543" w:type="dxa"/>
+            <w:tcW w:w="3467" w:type="dxa"/>
           </w:tcPr>
           <w:p>
             <w:pPr>
@@ -14960,7 +14960,7 @@
         </w:tc>
         <w:tc>
           <w:tcPr>
-            <w:tcW w:w="1820" w:type="dxa"/>
+            <w:tcW w:w="1781" w:type="dxa"/>
           </w:tcPr>
           <w:p>
             <w:pPr>
@@ -14976,7 +14976,7 @@
       <w:tr>
         <w:tc>
           <w:tcPr>
-            <w:tcW w:w="853" w:type="dxa"/>
+            <w:tcW w:w="1035" w:type="dxa"/>
           </w:tcPr>
           <w:p>
             <w:pPr>
@@ -14990,7 +14990,7 @@
         </w:tc>
         <w:tc>
           <w:tcPr>
-            <w:tcW w:w="3143" w:type="dxa"/>
+            <w:tcW w:w="3075" w:type="dxa"/>
           </w:tcPr>
           <w:p>
             <w:pPr>
@@ -15004,7 +15004,7 @@
         </w:tc>
         <w:tc>
           <w:tcPr>
-            <w:tcW w:w="3543" w:type="dxa"/>
+            <w:tcW w:w="3467" w:type="dxa"/>
           </w:tcPr>
           <w:p>
             <w:pPr>
@@ -15018,7 +15018,7 @@
         </w:tc>
         <w:tc>
           <w:tcPr>
-            <w:tcW w:w="1820" w:type="dxa"/>
+            <w:tcW w:w="1781" w:type="dxa"/>
           </w:tcPr>
           <w:p>
             <w:pPr>
@@ -15034,7 +15034,7 @@
       <w:tr>
         <w:tc>
           <w:tcPr>
-            <w:tcW w:w="853" w:type="dxa"/>
+            <w:tcW w:w="1035" w:type="dxa"/>
           </w:tcPr>
           <w:p>
             <w:pPr>
@@ -15048,7 +15048,7 @@
         </w:tc>
         <w:tc>
           <w:tcPr>
-            <w:tcW w:w="3143" w:type="dxa"/>
+            <w:tcW w:w="3075" w:type="dxa"/>
           </w:tcPr>
           <w:p>
             <w:pPr>
@@ -15062,7 +15062,7 @@
         </w:tc>
         <w:tc>
           <w:tcPr>
-            <w:tcW w:w="3543" w:type="dxa"/>
+            <w:tcW w:w="3467" w:type="dxa"/>
           </w:tcPr>
           <w:p>
             <w:pPr>
@@ -15076,7 +15076,7 @@
         </w:tc>
         <w:tc>
           <w:tcPr>
-            <w:tcW w:w="1820" w:type="dxa"/>
+            <w:tcW w:w="1781" w:type="dxa"/>
           </w:tcPr>
           <w:p>
             <w:pPr>
@@ -15092,7 +15092,7 @@
       <w:tr>
         <w:tc>
           <w:tcPr>
-            <w:tcW w:w="853" w:type="dxa"/>
+            <w:tcW w:w="1035" w:type="dxa"/>
           </w:tcPr>
           <w:p>
             <w:pPr>
@@ -15106,7 +15106,7 @@
         </w:tc>
         <w:tc>
           <w:tcPr>
-            <w:tcW w:w="3143" w:type="dxa"/>
+            <w:tcW w:w="3075" w:type="dxa"/>
           </w:tcPr>
           <w:p>
             <w:pPr>
@@ -15120,7 +15120,7 @@
         </w:tc>
         <w:tc>
           <w:tcPr>
-            <w:tcW w:w="3543" w:type="dxa"/>
+            <w:tcW w:w="3467" w:type="dxa"/>
           </w:tcPr>
           <w:p>
             <w:pPr>
@@ -15134,7 +15134,7 @@
         </w:tc>
         <w:tc>
           <w:tcPr>
-            <w:tcW w:w="1820" w:type="dxa"/>
+            <w:tcW w:w="1781" w:type="dxa"/>
           </w:tcPr>
           <w:p>
             <w:pPr>
@@ -15282,12 +15282,12 @@
         <w:tblLayout w:type="fixed"/>
       </w:tblPr>
       <w:tblGrid>
-        <w:gridCol w:w="882"/>
-        <w:gridCol w:w="2900"/>
-        <w:gridCol w:w="1417"/>
-        <w:gridCol w:w="1716"/>
-        <w:gridCol w:w="1559"/>
-        <w:gridCol w:w="882"/>
+        <w:gridCol w:w="1610"/>
+        <w:gridCol w:w="2564"/>
+        <w:gridCol w:w="1253"/>
+        <w:gridCol w:w="1518"/>
+        <w:gridCol w:w="1379"/>
+        <w:gridCol w:w="1035"/>
       </w:tblGrid>
       <w:tr>
         <w:trPr>
@@ -15295,7 +15295,7 @@
         </w:trPr>
         <w:tc>
           <w:tcPr>
-            <w:tcW w:w="882" w:type="dxa"/>
+            <w:tcW w:w="1610" w:type="dxa"/>
           </w:tcPr>
           <w:p>
             <w:pPr>
@@ -15309,7 +15309,7 @@
         </w:tc>
         <w:tc>
           <w:tcPr>
-            <w:tcW w:w="2900" w:type="dxa"/>
+            <w:tcW w:w="2564" w:type="dxa"/>
           </w:tcPr>
           <w:p>
             <w:pPr>
@@ -15323,7 +15323,7 @@
         </w:tc>
         <w:tc>
           <w:tcPr>
-            <w:tcW w:w="1417" w:type="dxa"/>
+            <w:tcW w:w="1253" w:type="dxa"/>
           </w:tcPr>
           <w:p>
             <w:pPr>
@@ -15337,7 +15337,7 @@
         </w:tc>
         <w:tc>
           <w:tcPr>
-            <w:tcW w:w="1716" w:type="dxa"/>
+            <w:tcW w:w="1518" w:type="dxa"/>
           </w:tcPr>
           <w:p>
             <w:pPr>
@@ -15351,7 +15351,7 @@
         </w:tc>
         <w:tc>
           <w:tcPr>
-            <w:tcW w:w="1559" w:type="dxa"/>
+            <w:tcW w:w="1379" w:type="dxa"/>
           </w:tcPr>
           <w:p>
             <w:pPr>
@@ -15365,7 +15365,7 @@
         </w:tc>
         <w:tc>
           <w:tcPr>
-            <w:tcW w:w="882" w:type="dxa"/>
+            <w:tcW w:w="1035" w:type="dxa"/>
           </w:tcPr>
           <w:p>
             <w:pPr>
@@ -15381,7 +15381,7 @@
       <w:tr>
         <w:tc>
           <w:tcPr>
-            <w:tcW w:w="882" w:type="dxa"/>
+            <w:tcW w:w="1610" w:type="dxa"/>
           </w:tcPr>
           <w:p>
             <w:pPr>
@@ -15395,7 +15395,7 @@
         </w:tc>
         <w:tc>
           <w:tcPr>
-            <w:tcW w:w="2900" w:type="dxa"/>
+            <w:tcW w:w="2564" w:type="dxa"/>
           </w:tcPr>
           <w:p>
             <w:pPr>
@@ -15409,7 +15409,7 @@
         </w:tc>
         <w:tc>
           <w:tcPr>
-            <w:tcW w:w="1417" w:type="dxa"/>
+            <w:tcW w:w="1253" w:type="dxa"/>
           </w:tcPr>
           <w:p>
             <w:pPr>
@@ -15423,7 +15423,7 @@
         </w:tc>
         <w:tc>
           <w:tcPr>
-            <w:tcW w:w="1716" w:type="dxa"/>
+            <w:tcW w:w="1518" w:type="dxa"/>
           </w:tcPr>
           <w:p>
             <w:pPr>
@@ -15437,7 +15437,7 @@
         </w:tc>
         <w:tc>
           <w:tcPr>
-            <w:tcW w:w="1559" w:type="dxa"/>
+            <w:tcW w:w="1379" w:type="dxa"/>
           </w:tcPr>
           <w:p>
             <w:pPr>
@@ -15451,7 +15451,7 @@
         </w:tc>
         <w:tc>
           <w:tcPr>
-            <w:tcW w:w="882" w:type="dxa"/>
+            <w:tcW w:w="1035" w:type="dxa"/>
           </w:tcPr>
           <w:p>
             <w:pPr>
@@ -15493,11 +15493,11 @@
         <w:tblLayout w:type="fixed"/>
       </w:tblPr>
       <w:tblGrid>
-        <w:gridCol w:w="819"/>
-        <w:gridCol w:w="819"/>
-        <w:gridCol w:w="3013"/>
-        <w:gridCol w:w="1803"/>
-        <w:gridCol w:w="2903"/>
+        <w:gridCol w:w="900"/>
+        <w:gridCol w:w="1725"/>
+        <w:gridCol w:w="2434"/>
+        <w:gridCol w:w="1955"/>
+        <w:gridCol w:w="2345"/>
       </w:tblGrid>
       <w:tr>
         <w:trPr>
@@ -15505,7 +15505,7 @@
         </w:trPr>
         <w:tc>
           <w:tcPr>
-            <w:tcW w:w="819" w:type="dxa"/>
+            <w:tcW w:w="900" w:type="dxa"/>
           </w:tcPr>
           <w:p>
             <w:pPr>
@@ -15519,7 +15519,7 @@
         </w:tc>
         <w:tc>
           <w:tcPr>
-            <w:tcW w:w="819" w:type="dxa"/>
+            <w:tcW w:w="1725" w:type="dxa"/>
           </w:tcPr>
           <w:p>
             <w:pPr>
@@ -15533,7 +15533,7 @@
         </w:tc>
         <w:tc>
           <w:tcPr>
-            <w:tcW w:w="3013" w:type="dxa"/>
+            <w:tcW w:w="2434" w:type="dxa"/>
           </w:tcPr>
           <w:p>
             <w:pPr>
@@ -15547,7 +15547,7 @@
         </w:tc>
         <w:tc>
           <w:tcPr>
-            <w:tcW w:w="1803" w:type="dxa"/>
+            <w:tcW w:w="1955" w:type="dxa"/>
           </w:tcPr>
           <w:p>
             <w:pPr>
@@ -15561,7 +15561,7 @@
         </w:tc>
         <w:tc>
           <w:tcPr>
-            <w:tcW w:w="2903" w:type="dxa"/>
+            <w:tcW w:w="2345" w:type="dxa"/>
           </w:tcPr>
           <w:p>
             <w:pPr>
@@ -15577,7 +15577,7 @@
       <w:tr>
         <w:tc>
           <w:tcPr>
-            <w:tcW w:w="819" w:type="dxa"/>
+            <w:tcW w:w="900" w:type="dxa"/>
           </w:tcPr>
           <w:p>
             <w:pPr>
@@ -15591,7 +15591,7 @@
         </w:tc>
         <w:tc>
           <w:tcPr>
-            <w:tcW w:w="819" w:type="dxa"/>
+            <w:tcW w:w="1725" w:type="dxa"/>
           </w:tcPr>
           <w:p>
             <w:pPr>
@@ -15605,7 +15605,7 @@
         </w:tc>
         <w:tc>
           <w:tcPr>
-            <w:tcW w:w="3013" w:type="dxa"/>
+            <w:tcW w:w="2434" w:type="dxa"/>
           </w:tcPr>
           <w:p>
             <w:pPr>
@@ -15619,7 +15619,7 @@
         </w:tc>
         <w:tc>
           <w:tcPr>
-            <w:tcW w:w="1803" w:type="dxa"/>
+            <w:tcW w:w="1955" w:type="dxa"/>
           </w:tcPr>
           <w:p>
             <w:pPr>
@@ -15633,7 +15633,7 @@
         </w:tc>
         <w:tc>
           <w:tcPr>
-            <w:tcW w:w="2903" w:type="dxa"/>
+            <w:tcW w:w="2345" w:type="dxa"/>
           </w:tcPr>
           <w:p>
             <w:pPr>
@@ -15649,7 +15649,7 @@
       <w:tr>
         <w:tc>
           <w:tcPr>
-            <w:tcW w:w="819" w:type="dxa"/>
+            <w:tcW w:w="900" w:type="dxa"/>
           </w:tcPr>
           <w:p>
             <w:pPr>
@@ -15663,7 +15663,7 @@
         </w:tc>
         <w:tc>
           <w:tcPr>
-            <w:tcW w:w="819" w:type="dxa"/>
+            <w:tcW w:w="1725" w:type="dxa"/>
           </w:tcPr>
           <w:p>
             <w:pPr>
@@ -15677,7 +15677,7 @@
         </w:tc>
         <w:tc>
           <w:tcPr>
-            <w:tcW w:w="3013" w:type="dxa"/>
+            <w:tcW w:w="2434" w:type="dxa"/>
           </w:tcPr>
           <w:p>
             <w:pPr>
@@ -15691,7 +15691,7 @@
         </w:tc>
         <w:tc>
           <w:tcPr>
-            <w:tcW w:w="1803" w:type="dxa"/>
+            <w:tcW w:w="1955" w:type="dxa"/>
           </w:tcPr>
           <w:p>
             <w:pPr>
@@ -15705,7 +15705,7 @@
         </w:tc>
         <w:tc>
           <w:tcPr>
-            <w:tcW w:w="2903" w:type="dxa"/>
+            <w:tcW w:w="2345" w:type="dxa"/>
           </w:tcPr>
           <w:p>
             <w:pPr>
@@ -15721,7 +15721,7 @@
       <w:tr>
         <w:tc>
           <w:tcPr>
-            <w:tcW w:w="819" w:type="dxa"/>
+            <w:tcW w:w="900" w:type="dxa"/>
           </w:tcPr>
           <w:p>
             <w:pPr>
@@ -15735,7 +15735,7 @@
         </w:tc>
         <w:tc>
           <w:tcPr>
-            <w:tcW w:w="819" w:type="dxa"/>
+            <w:tcW w:w="1725" w:type="dxa"/>
           </w:tcPr>
           <w:p>
             <w:pPr>
@@ -15749,7 +15749,7 @@
         </w:tc>
         <w:tc>
           <w:tcPr>
-            <w:tcW w:w="3013" w:type="dxa"/>
+            <w:tcW w:w="2434" w:type="dxa"/>
           </w:tcPr>
           <w:p>
             <w:pPr>
@@ -15763,7 +15763,7 @@
         </w:tc>
         <w:tc>
           <w:tcPr>
-            <w:tcW w:w="1803" w:type="dxa"/>
+            <w:tcW w:w="1955" w:type="dxa"/>
           </w:tcPr>
           <w:p>
             <w:pPr>
@@ -15777,7 +15777,7 @@
         </w:tc>
         <w:tc>
           <w:tcPr>
-            <w:tcW w:w="2903" w:type="dxa"/>
+            <w:tcW w:w="2345" w:type="dxa"/>
           </w:tcPr>
           <w:p>
             <w:pPr>
@@ -15793,7 +15793,7 @@
       <w:tr>
         <w:tc>
           <w:tcPr>
-            <w:tcW w:w="819" w:type="dxa"/>
+            <w:tcW w:w="900" w:type="dxa"/>
           </w:tcPr>
           <w:p>
             <w:pPr>
@@ -15807,7 +15807,7 @@
         </w:tc>
         <w:tc>
           <w:tcPr>
-            <w:tcW w:w="819" w:type="dxa"/>
+            <w:tcW w:w="1725" w:type="dxa"/>
           </w:tcPr>
           <w:p>
             <w:pPr>
@@ -15821,7 +15821,7 @@
         </w:tc>
         <w:tc>
           <w:tcPr>
-            <w:tcW w:w="3013" w:type="dxa"/>
+            <w:tcW w:w="2434" w:type="dxa"/>
           </w:tcPr>
           <w:p>
             <w:pPr>
@@ -15835,7 +15835,7 @@
         </w:tc>
         <w:tc>
           <w:tcPr>
-            <w:tcW w:w="1803" w:type="dxa"/>
+            <w:tcW w:w="1955" w:type="dxa"/>
           </w:tcPr>
           <w:p>
             <w:pPr>
@@ -15849,7 +15849,7 @@
         </w:tc>
         <w:tc>
           <w:tcPr>
-            <w:tcW w:w="2903" w:type="dxa"/>
+            <w:tcW w:w="2345" w:type="dxa"/>
           </w:tcPr>
           <w:p>
             <w:pPr>
@@ -15865,7 +15865,7 @@
       <w:tr>
         <w:tc>
           <w:tcPr>
-            <w:tcW w:w="819" w:type="dxa"/>
+            <w:tcW w:w="900" w:type="dxa"/>
           </w:tcPr>
           <w:p>
             <w:pPr>
@@ -15879,7 +15879,7 @@
         </w:tc>
         <w:tc>
           <w:tcPr>
-            <w:tcW w:w="819" w:type="dxa"/>
+            <w:tcW w:w="1725" w:type="dxa"/>
           </w:tcPr>
           <w:p>
             <w:pPr>
@@ -15893,7 +15893,7 @@
         </w:tc>
         <w:tc>
           <w:tcPr>
-            <w:tcW w:w="3013" w:type="dxa"/>
+            <w:tcW w:w="2434" w:type="dxa"/>
           </w:tcPr>
           <w:p>
             <w:pPr>
@@ -15907,7 +15907,7 @@
         </w:tc>
         <w:tc>
           <w:tcPr>
-            <w:tcW w:w="1803" w:type="dxa"/>
+            <w:tcW w:w="1955" w:type="dxa"/>
           </w:tcPr>
           <w:p>
             <w:pPr>
@@ -15921,7 +15921,7 @@
         </w:tc>
         <w:tc>
           <w:tcPr>
-            <w:tcW w:w="2903" w:type="dxa"/>
+            <w:tcW w:w="2345" w:type="dxa"/>
           </w:tcPr>
           <w:p>
             <w:pPr>
@@ -15937,7 +15937,7 @@
       <w:tr>
         <w:tc>
           <w:tcPr>
-            <w:tcW w:w="819" w:type="dxa"/>
+            <w:tcW w:w="900" w:type="dxa"/>
           </w:tcPr>
           <w:p>
             <w:pPr>
@@ -15951,7 +15951,7 @@
         </w:tc>
         <w:tc>
           <w:tcPr>
-            <w:tcW w:w="819" w:type="dxa"/>
+            <w:tcW w:w="1725" w:type="dxa"/>
           </w:tcPr>
           <w:p>
             <w:pPr>
@@ -15965,7 +15965,7 @@
         </w:tc>
         <w:tc>
           <w:tcPr>
-            <w:tcW w:w="3013" w:type="dxa"/>
+            <w:tcW w:w="2434" w:type="dxa"/>
           </w:tcPr>
           <w:p>
             <w:pPr>
@@ -15979,7 +15979,7 @@
         </w:tc>
         <w:tc>
           <w:tcPr>
-            <w:tcW w:w="1803" w:type="dxa"/>
+            <w:tcW w:w="1955" w:type="dxa"/>
           </w:tcPr>
           <w:p>
             <w:pPr>
@@ -15993,7 +15993,7 @@
         </w:tc>
         <w:tc>
           <w:tcPr>
-            <w:tcW w:w="2903" w:type="dxa"/>
+            <w:tcW w:w="2345" w:type="dxa"/>
           </w:tcPr>
           <w:p>
             <w:pPr>
@@ -16009,7 +16009,7 @@
       <w:tr>
         <w:tc>
           <w:tcPr>
-            <w:tcW w:w="819" w:type="dxa"/>
+            <w:tcW w:w="900" w:type="dxa"/>
           </w:tcPr>
           <w:p>
             <w:pPr>
@@ -16023,7 +16023,7 @@
         </w:tc>
         <w:tc>
           <w:tcPr>
-            <w:tcW w:w="819" w:type="dxa"/>
+            <w:tcW w:w="1725" w:type="dxa"/>
           </w:tcPr>
           <w:p>
             <w:pPr>
@@ -16037,7 +16037,7 @@
         </w:tc>
         <w:tc>
           <w:tcPr>
-            <w:tcW w:w="3013" w:type="dxa"/>
+            <w:tcW w:w="2434" w:type="dxa"/>
           </w:tcPr>
           <w:p>
             <w:pPr>
@@ -16051,7 +16051,7 @@
         </w:tc>
         <w:tc>
           <w:tcPr>
-            <w:tcW w:w="1803" w:type="dxa"/>
+            <w:tcW w:w="1955" w:type="dxa"/>
           </w:tcPr>
           <w:p>
             <w:pPr>
@@ -16065,7 +16065,7 @@
         </w:tc>
         <w:tc>
           <w:tcPr>
-            <w:tcW w:w="2903" w:type="dxa"/>
+            <w:tcW w:w="2345" w:type="dxa"/>
           </w:tcPr>
           <w:p>
             <w:pPr>
@@ -16081,7 +16081,7 @@
       <w:tr>
         <w:tc>
           <w:tcPr>
-            <w:tcW w:w="819" w:type="dxa"/>
+            <w:tcW w:w="900" w:type="dxa"/>
           </w:tcPr>
           <w:p>
             <w:pPr>
@@ -16095,7 +16095,7 @@
         </w:tc>
         <w:tc>
           <w:tcPr>
-            <w:tcW w:w="819" w:type="dxa"/>
+            <w:tcW w:w="1725" w:type="dxa"/>
           </w:tcPr>
           <w:p>
             <w:pPr>
@@ -16109,7 +16109,7 @@
         </w:tc>
         <w:tc>
           <w:tcPr>
-            <w:tcW w:w="3013" w:type="dxa"/>
+            <w:tcW w:w="2434" w:type="dxa"/>
           </w:tcPr>
           <w:p>
             <w:pPr>
@@ -16123,7 +16123,7 @@
         </w:tc>
         <w:tc>
           <w:tcPr>
-            <w:tcW w:w="1803" w:type="dxa"/>
+            <w:tcW w:w="1955" w:type="dxa"/>
           </w:tcPr>
           <w:p>
             <w:pPr>
@@ -16137,7 +16137,7 @@
         </w:tc>
         <w:tc>
           <w:tcPr>
-            <w:tcW w:w="2903" w:type="dxa"/>
+            <w:tcW w:w="2345" w:type="dxa"/>
           </w:tcPr>
           <w:p>
             <w:pPr>
@@ -16153,7 +16153,7 @@
       <w:tr>
         <w:tc>
           <w:tcPr>
-            <w:tcW w:w="819" w:type="dxa"/>
+            <w:tcW w:w="900" w:type="dxa"/>
           </w:tcPr>
           <w:p>
             <w:pPr>
@@ -16167,7 +16167,7 @@
         </w:tc>
         <w:tc>
           <w:tcPr>
-            <w:tcW w:w="819" w:type="dxa"/>
+            <w:tcW w:w="1725" w:type="dxa"/>
           </w:tcPr>
           <w:p>
             <w:pPr>
@@ -16181,7 +16181,7 @@
         </w:tc>
         <w:tc>
           <w:tcPr>
-            <w:tcW w:w="3013" w:type="dxa"/>
+            <w:tcW w:w="2434" w:type="dxa"/>
           </w:tcPr>
           <w:p>
             <w:pPr>
@@ -16195,7 +16195,7 @@
         </w:tc>
         <w:tc>
           <w:tcPr>
-            <w:tcW w:w="1803" w:type="dxa"/>
+            <w:tcW w:w="1955" w:type="dxa"/>
           </w:tcPr>
           <w:p>
             <w:pPr>
@@ -16209,7 +16209,7 @@
         </w:tc>
         <w:tc>
           <w:tcPr>
-            <w:tcW w:w="2903" w:type="dxa"/>
+            <w:tcW w:w="2345" w:type="dxa"/>
           </w:tcPr>
           <w:p>
             <w:pPr>
@@ -16225,7 +16225,7 @@
       <w:tr>
         <w:tc>
           <w:tcPr>
-            <w:tcW w:w="819" w:type="dxa"/>
+            <w:tcW w:w="900" w:type="dxa"/>
           </w:tcPr>
           <w:p>
             <w:pPr>
@@ -16239,7 +16239,7 @@
         </w:tc>
         <w:tc>
           <w:tcPr>
-            <w:tcW w:w="819" w:type="dxa"/>
+            <w:tcW w:w="1725" w:type="dxa"/>
           </w:tcPr>
           <w:p>
             <w:pPr>
@@ -16253,7 +16253,7 @@
         </w:tc>
         <w:tc>
           <w:tcPr>
-            <w:tcW w:w="3013" w:type="dxa"/>
+            <w:tcW w:w="2434" w:type="dxa"/>
           </w:tcPr>
           <w:p>
             <w:pPr>
@@ -16267,7 +16267,7 @@
         </w:tc>
         <w:tc>
           <w:tcPr>
-            <w:tcW w:w="1803" w:type="dxa"/>
+            <w:tcW w:w="1955" w:type="dxa"/>
           </w:tcPr>
           <w:p>
             <w:pPr>
@@ -16281,7 +16281,7 @@
         </w:tc>
         <w:tc>
           <w:tcPr>
-            <w:tcW w:w="2903" w:type="dxa"/>
+            <w:tcW w:w="2345" w:type="dxa"/>
           </w:tcPr>
           <w:p>
             <w:pPr>
@@ -16297,7 +16297,7 @@
       <w:tr>
         <w:tc>
           <w:tcPr>
-            <w:tcW w:w="819" w:type="dxa"/>
+            <w:tcW w:w="900" w:type="dxa"/>
           </w:tcPr>
           <w:p>
             <w:pPr>
@@ -16311,7 +16311,7 @@
         </w:tc>
         <w:tc>
           <w:tcPr>
-            <w:tcW w:w="819" w:type="dxa"/>
+            <w:tcW w:w="1725" w:type="dxa"/>
           </w:tcPr>
           <w:p>
             <w:pPr>
@@ -16325,7 +16325,7 @@
         </w:tc>
         <w:tc>
           <w:tcPr>
-            <w:tcW w:w="3013" w:type="dxa"/>
+            <w:tcW w:w="2434" w:type="dxa"/>
           </w:tcPr>
           <w:p>
             <w:pPr>
@@ -16339,7 +16339,7 @@
         </w:tc>
         <w:tc>
           <w:tcPr>
-            <w:tcW w:w="1803" w:type="dxa"/>
+            <w:tcW w:w="1955" w:type="dxa"/>
           </w:tcPr>
           <w:p>
             <w:pPr>
@@ -16353,7 +16353,7 @@
         </w:tc>
         <w:tc>
           <w:tcPr>
-            <w:tcW w:w="2903" w:type="dxa"/>
+            <w:tcW w:w="2345" w:type="dxa"/>
           </w:tcPr>
           <w:p>
             <w:pPr>
@@ -16369,7 +16369,7 @@
       <w:tr>
         <w:tc>
           <w:tcPr>
-            <w:tcW w:w="819" w:type="dxa"/>
+            <w:tcW w:w="900" w:type="dxa"/>
           </w:tcPr>
           <w:p>
             <w:pPr>
@@ -16383,7 +16383,7 @@
         </w:tc>
         <w:tc>
           <w:tcPr>
-            <w:tcW w:w="819" w:type="dxa"/>
+            <w:tcW w:w="1725" w:type="dxa"/>
           </w:tcPr>
           <w:p>
             <w:pPr>
@@ -16397,7 +16397,7 @@
         </w:tc>
         <w:tc>
           <w:tcPr>
-            <w:tcW w:w="3013" w:type="dxa"/>
+            <w:tcW w:w="2434" w:type="dxa"/>
           </w:tcPr>
           <w:p>
             <w:pPr>
@@ -16411,7 +16411,7 @@
         </w:tc>
         <w:tc>
           <w:tcPr>
-            <w:tcW w:w="1803" w:type="dxa"/>
+            <w:tcW w:w="1955" w:type="dxa"/>
           </w:tcPr>
           <w:p>
             <w:pPr>
@@ -16425,7 +16425,7 @@
         </w:tc>
         <w:tc>
           <w:tcPr>
-            <w:tcW w:w="2903" w:type="dxa"/>
+            <w:tcW w:w="2345" w:type="dxa"/>
           </w:tcPr>
           <w:p>
             <w:pPr>
@@ -16441,7 +16441,7 @@
       <w:tr>
         <w:tc>
           <w:tcPr>
-            <w:tcW w:w="819" w:type="dxa"/>
+            <w:tcW w:w="900" w:type="dxa"/>
           </w:tcPr>
           <w:p>
             <w:pPr>
@@ -16455,7 +16455,7 @@
         </w:tc>
         <w:tc>
           <w:tcPr>
-            <w:tcW w:w="819" w:type="dxa"/>
+            <w:tcW w:w="1725" w:type="dxa"/>
           </w:tcPr>
           <w:p>
             <w:pPr>
@@ -16469,7 +16469,7 @@
         </w:tc>
         <w:tc>
           <w:tcPr>
-            <w:tcW w:w="3013" w:type="dxa"/>
+            <w:tcW w:w="2434" w:type="dxa"/>
           </w:tcPr>
           <w:p>
             <w:pPr>
@@ -16483,7 +16483,7 @@
         </w:tc>
         <w:tc>
           <w:tcPr>
-            <w:tcW w:w="1803" w:type="dxa"/>
+            <w:tcW w:w="1955" w:type="dxa"/>
           </w:tcPr>
           <w:p>
             <w:pPr>
@@ -16497,7 +16497,7 @@
         </w:tc>
         <w:tc>
           <w:tcPr>
-            <w:tcW w:w="2903" w:type="dxa"/>
+            <w:tcW w:w="2345" w:type="dxa"/>
           </w:tcPr>
           <w:p>
             <w:pPr>
@@ -16513,7 +16513,7 @@
       <w:tr>
         <w:tc>
           <w:tcPr>
-            <w:tcW w:w="819" w:type="dxa"/>
+            <w:tcW w:w="900" w:type="dxa"/>
           </w:tcPr>
           <w:p>
             <w:pPr>
@@ -16527,7 +16527,7 @@
         </w:tc>
         <w:tc>
           <w:tcPr>
-            <w:tcW w:w="819" w:type="dxa"/>
+            <w:tcW w:w="1725" w:type="dxa"/>
           </w:tcPr>
           <w:p>
             <w:pPr>
@@ -16541,7 +16541,7 @@
         </w:tc>
         <w:tc>
           <w:tcPr>
-            <w:tcW w:w="3013" w:type="dxa"/>
+            <w:tcW w:w="2434" w:type="dxa"/>
           </w:tcPr>
           <w:p>
             <w:pPr>
@@ -16555,7 +16555,7 @@
         </w:tc>
         <w:tc>
           <w:tcPr>
-            <w:tcW w:w="1803" w:type="dxa"/>
+            <w:tcW w:w="1955" w:type="dxa"/>
           </w:tcPr>
           <w:p>
             <w:pPr>
@@ -16569,7 +16569,7 @@
         </w:tc>
         <w:tc>
           <w:tcPr>
-            <w:tcW w:w="2903" w:type="dxa"/>
+            <w:tcW w:w="2345" w:type="dxa"/>
           </w:tcPr>
           <w:p>
             <w:pPr>
@@ -16585,7 +16585,7 @@
       <w:tr>
         <w:tc>
           <w:tcPr>
-            <w:tcW w:w="819" w:type="dxa"/>
+            <w:tcW w:w="900" w:type="dxa"/>
           </w:tcPr>
           <w:p>
             <w:pPr>
@@ -16599,7 +16599,7 @@
         </w:tc>
         <w:tc>
           <w:tcPr>
-            <w:tcW w:w="819" w:type="dxa"/>
+            <w:tcW w:w="1725" w:type="dxa"/>
           </w:tcPr>
           <w:p>
             <w:pPr>
@@ -16613,7 +16613,7 @@
         </w:tc>
         <w:tc>
           <w:tcPr>
-            <w:tcW w:w="3013" w:type="dxa"/>
+            <w:tcW w:w="2434" w:type="dxa"/>
           </w:tcPr>
           <w:p>
             <w:pPr>
@@ -16627,7 +16627,7 @@
         </w:tc>
         <w:tc>
           <w:tcPr>
-            <w:tcW w:w="1803" w:type="dxa"/>
+            <w:tcW w:w="1955" w:type="dxa"/>
           </w:tcPr>
           <w:p>
             <w:pPr>
@@ -16641,7 +16641,7 @@
         </w:tc>
         <w:tc>
           <w:tcPr>
-            <w:tcW w:w="2903" w:type="dxa"/>
+            <w:tcW w:w="2345" w:type="dxa"/>
           </w:tcPr>
           <w:p>
             <w:pPr>
@@ -16657,7 +16657,7 @@
       <w:tr>
         <w:tc>
           <w:tcPr>
-            <w:tcW w:w="819" w:type="dxa"/>
+            <w:tcW w:w="900" w:type="dxa"/>
           </w:tcPr>
           <w:p>
             <w:pPr>
@@ -16671,7 +16671,7 @@
         </w:tc>
         <w:tc>
           <w:tcPr>
-            <w:tcW w:w="819" w:type="dxa"/>
+            <w:tcW w:w="1725" w:type="dxa"/>
           </w:tcPr>
           <w:p>
             <w:pPr>
@@ -16685,7 +16685,7 @@
         </w:tc>
         <w:tc>
           <w:tcPr>
-            <w:tcW w:w="3013" w:type="dxa"/>
+            <w:tcW w:w="2434" w:type="dxa"/>
           </w:tcPr>
           <w:p>
             <w:pPr>
@@ -16699,7 +16699,7 @@
         </w:tc>
         <w:tc>
           <w:tcPr>
-            <w:tcW w:w="1803" w:type="dxa"/>
+            <w:tcW w:w="1955" w:type="dxa"/>
           </w:tcPr>
           <w:p>
             <w:pPr>
@@ -16713,7 +16713,7 @@
         </w:tc>
         <w:tc>
           <w:tcPr>
-            <w:tcW w:w="2903" w:type="dxa"/>
+            <w:tcW w:w="2345" w:type="dxa"/>
           </w:tcPr>
           <w:p>
             <w:pPr>
@@ -16946,9 +16946,9 @@
         <w:tblLayout w:type="fixed"/>
       </w:tblPr>
       <w:tblGrid>
-        <w:gridCol w:w="2492"/>
-        <w:gridCol w:w="1350"/>
-        <w:gridCol w:w="5517"/>
+        <w:gridCol w:w="2375"/>
+        <w:gridCol w:w="1725"/>
+        <w:gridCol w:w="5259"/>
       </w:tblGrid>
       <w:tr>
         <w:trPr>
@@ -16956,7 +16956,7 @@
         </w:trPr>
         <w:tc>
           <w:tcPr>
-            <w:tcW w:w="2492" w:type="dxa"/>
+            <w:tcW w:w="2375" w:type="dxa"/>
           </w:tcPr>
           <w:p>
             <w:pPr>
@@ -16970,7 +16970,7 @@
         </w:tc>
         <w:tc>
           <w:tcPr>
-            <w:tcW w:w="1350" w:type="dxa"/>
+            <w:tcW w:w="1725" w:type="dxa"/>
           </w:tcPr>
           <w:p>
             <w:pPr>
@@ -16984,7 +16984,7 @@
         </w:tc>
         <w:tc>
           <w:tcPr>
-            <w:tcW w:w="5517" w:type="dxa"/>
+            <w:tcW w:w="5259" w:type="dxa"/>
           </w:tcPr>
           <w:p>
             <w:pPr>
@@ -17000,7 +17000,7 @@
       <w:tr>
         <w:tc>
           <w:tcPr>
-            <w:tcW w:w="2492" w:type="dxa"/>
+            <w:tcW w:w="2375" w:type="dxa"/>
           </w:tcPr>
           <w:p>
             <w:pPr>
@@ -17014,7 +17014,7 @@
         </w:tc>
         <w:tc>
           <w:tcPr>
-            <w:tcW w:w="1350" w:type="dxa"/>
+            <w:tcW w:w="1725" w:type="dxa"/>
           </w:tcPr>
           <w:p>
             <w:pPr>
@@ -17028,7 +17028,7 @@
         </w:tc>
         <w:tc>
           <w:tcPr>
-            <w:tcW w:w="5517" w:type="dxa"/>
+            <w:tcW w:w="5259" w:type="dxa"/>
           </w:tcPr>
           <w:p>
             <w:pPr>
@@ -17044,7 +17044,7 @@
       <w:tr>
         <w:tc>
           <w:tcPr>
-            <w:tcW w:w="2492" w:type="dxa"/>
+            <w:tcW w:w="2375" w:type="dxa"/>
           </w:tcPr>
           <w:p>
             <w:pPr>
@@ -17058,7 +17058,7 @@
         </w:tc>
         <w:tc>
           <w:tcPr>
-            <w:tcW w:w="1350" w:type="dxa"/>
+            <w:tcW w:w="1725" w:type="dxa"/>
           </w:tcPr>
           <w:p>
             <w:pPr>
@@ -17072,7 +17072,7 @@
         </w:tc>
         <w:tc>
           <w:tcPr>
-            <w:tcW w:w="5517" w:type="dxa"/>
+            <w:tcW w:w="5259" w:type="dxa"/>
           </w:tcPr>
           <w:p>
             <w:pPr>
@@ -17088,7 +17088,7 @@
       <w:tr>
         <w:tc>
           <w:tcPr>
-            <w:tcW w:w="2492" w:type="dxa"/>
+            <w:tcW w:w="2375" w:type="dxa"/>
           </w:tcPr>
           <w:p>
             <w:pPr>
@@ -17102,7 +17102,7 @@
         </w:tc>
         <w:tc>
           <w:tcPr>
-            <w:tcW w:w="1350" w:type="dxa"/>
+            <w:tcW w:w="1725" w:type="dxa"/>
           </w:tcPr>
           <w:p>
             <w:pPr>
@@ -17116,7 +17116,7 @@
         </w:tc>
         <w:tc>
           <w:tcPr>
-            <w:tcW w:w="5517" w:type="dxa"/>
+            <w:tcW w:w="5259" w:type="dxa"/>
           </w:tcPr>
           <w:p>
             <w:pPr>
@@ -17132,7 +17132,7 @@
       <w:tr>
         <w:tc>
           <w:tcPr>
-            <w:tcW w:w="2492" w:type="dxa"/>
+            <w:tcW w:w="2375" w:type="dxa"/>
           </w:tcPr>
           <w:p>
             <w:pPr>
@@ -17146,7 +17146,7 @@
         </w:tc>
         <w:tc>
           <w:tcPr>
-            <w:tcW w:w="1350" w:type="dxa"/>
+            <w:tcW w:w="1725" w:type="dxa"/>
           </w:tcPr>
           <w:p>
             <w:pPr>
@@ -17160,7 +17160,7 @@
         </w:tc>
         <w:tc>
           <w:tcPr>
-            <w:tcW w:w="5517" w:type="dxa"/>
+            <w:tcW w:w="5259" w:type="dxa"/>
           </w:tcPr>
           <w:p>
             <w:pPr>
@@ -17176,7 +17176,7 @@
       <w:tr>
         <w:tc>
           <w:tcPr>
-            <w:tcW w:w="2492" w:type="dxa"/>
+            <w:tcW w:w="2375" w:type="dxa"/>
           </w:tcPr>
           <w:p>
             <w:pPr>
@@ -17190,7 +17190,7 @@
         </w:tc>
         <w:tc>
           <w:tcPr>
-            <w:tcW w:w="1350" w:type="dxa"/>
+            <w:tcW w:w="1725" w:type="dxa"/>
           </w:tcPr>
           <w:p>
             <w:pPr>
@@ -17204,7 +17204,7 @@
         </w:tc>
         <w:tc>
           <w:tcPr>
-            <w:tcW w:w="5517" w:type="dxa"/>
+            <w:tcW w:w="5259" w:type="dxa"/>
           </w:tcPr>
           <w:p>
             <w:pPr>
@@ -17220,7 +17220,7 @@
       <w:tr>
         <w:tc>
           <w:tcPr>
-            <w:tcW w:w="2492" w:type="dxa"/>
+            <w:tcW w:w="2375" w:type="dxa"/>
           </w:tcPr>
           <w:p>
             <w:pPr>
@@ -17234,7 +17234,7 @@
         </w:tc>
         <w:tc>
           <w:tcPr>
-            <w:tcW w:w="1350" w:type="dxa"/>
+            <w:tcW w:w="1725" w:type="dxa"/>
           </w:tcPr>
           <w:p>
             <w:pPr>
@@ -17248,7 +17248,7 @@
         </w:tc>
         <w:tc>
           <w:tcPr>
-            <w:tcW w:w="5517" w:type="dxa"/>
+            <w:tcW w:w="5259" w:type="dxa"/>
           </w:tcPr>
           <w:p>
             <w:pPr>
@@ -17264,7 +17264,7 @@
       <w:tr>
         <w:tc>
           <w:tcPr>
-            <w:tcW w:w="2492" w:type="dxa"/>
+            <w:tcW w:w="2375" w:type="dxa"/>
           </w:tcPr>
           <w:p>
             <w:pPr>
@@ -17278,7 +17278,7 @@
         </w:tc>
         <w:tc>
           <w:tcPr>
-            <w:tcW w:w="1350" w:type="dxa"/>
+            <w:tcW w:w="1725" w:type="dxa"/>
           </w:tcPr>
           <w:p>
             <w:pPr>
@@ -17292,7 +17292,7 @@
         </w:tc>
         <w:tc>
           <w:tcPr>
-            <w:tcW w:w="5517" w:type="dxa"/>
+            <w:tcW w:w="5259" w:type="dxa"/>
           </w:tcPr>
           <w:p>
             <w:pPr>
@@ -17308,7 +17308,7 @@
       <w:tr>
         <w:tc>
           <w:tcPr>
-            <w:tcW w:w="2492" w:type="dxa"/>
+            <w:tcW w:w="2375" w:type="dxa"/>
           </w:tcPr>
           <w:p>
             <w:pPr>
@@ -17322,7 +17322,7 @@
         </w:tc>
         <w:tc>
           <w:tcPr>
-            <w:tcW w:w="1350" w:type="dxa"/>
+            <w:tcW w:w="1725" w:type="dxa"/>
           </w:tcPr>
           <w:p>
             <w:pPr>
@@ -17336,7 +17336,7 @@
         </w:tc>
         <w:tc>
           <w:tcPr>
-            <w:tcW w:w="5517" w:type="dxa"/>
+            <w:tcW w:w="5259" w:type="dxa"/>
           </w:tcPr>
           <w:p>
             <w:pPr>
@@ -17352,7 +17352,7 @@
       <w:tr>
         <w:tc>
           <w:tcPr>
-            <w:tcW w:w="2492" w:type="dxa"/>
+            <w:tcW w:w="2375" w:type="dxa"/>
           </w:tcPr>
           <w:p>
             <w:pPr>
@@ -17366,7 +17366,7 @@
         </w:tc>
         <w:tc>
           <w:tcPr>
-            <w:tcW w:w="1350" w:type="dxa"/>
+            <w:tcW w:w="1725" w:type="dxa"/>
           </w:tcPr>
           <w:p>
             <w:pPr>
@@ -17380,7 +17380,7 @@
         </w:tc>
         <w:tc>
           <w:tcPr>
-            <w:tcW w:w="5517" w:type="dxa"/>
+            <w:tcW w:w="5259" w:type="dxa"/>
           </w:tcPr>
           <w:p>
             <w:pPr>
@@ -17396,7 +17396,7 @@
       <w:tr>
         <w:tc>
           <w:tcPr>
-            <w:tcW w:w="2492" w:type="dxa"/>
+            <w:tcW w:w="2375" w:type="dxa"/>
           </w:tcPr>
           <w:p>
             <w:pPr>
@@ -17410,7 +17410,7 @@
         </w:tc>
         <w:tc>
           <w:tcPr>
-            <w:tcW w:w="1350" w:type="dxa"/>
+            <w:tcW w:w="1725" w:type="dxa"/>
           </w:tcPr>
           <w:p>
             <w:pPr>
@@ -17424,7 +17424,7 @@
         </w:tc>
         <w:tc>
           <w:tcPr>
-            <w:tcW w:w="5517" w:type="dxa"/>
+            <w:tcW w:w="5259" w:type="dxa"/>
           </w:tcPr>
           <w:p>
             <w:pPr>
@@ -17440,7 +17440,7 @@
       <w:tr>
         <w:tc>
           <w:tcPr>
-            <w:tcW w:w="2492" w:type="dxa"/>
+            <w:tcW w:w="2375" w:type="dxa"/>
           </w:tcPr>
           <w:p>
             <w:pPr>
@@ -17454,7 +17454,7 @@
         </w:tc>
         <w:tc>
           <w:tcPr>
-            <w:tcW w:w="1350" w:type="dxa"/>
+            <w:tcW w:w="1725" w:type="dxa"/>
           </w:tcPr>
           <w:p>
             <w:pPr>
@@ -17468,7 +17468,7 @@
         </w:tc>
         <w:tc>
           <w:tcPr>
-            <w:tcW w:w="5517" w:type="dxa"/>
+            <w:tcW w:w="5259" w:type="dxa"/>
           </w:tcPr>
           <w:p>
             <w:pPr>
@@ -17484,7 +17484,7 @@
       <w:tr>
         <w:tc>
           <w:tcPr>
-            <w:tcW w:w="2492" w:type="dxa"/>
+            <w:tcW w:w="2375" w:type="dxa"/>
           </w:tcPr>
           <w:p>
             <w:pPr>
@@ -17498,7 +17498,7 @@
         </w:tc>
         <w:tc>
           <w:tcPr>
-            <w:tcW w:w="1350" w:type="dxa"/>
+            <w:tcW w:w="1725" w:type="dxa"/>
           </w:tcPr>
           <w:p>
             <w:pPr>
@@ -17512,7 +17512,7 @@
         </w:tc>
         <w:tc>
           <w:tcPr>
-            <w:tcW w:w="5517" w:type="dxa"/>
+            <w:tcW w:w="5259" w:type="dxa"/>
           </w:tcPr>
           <w:p>
             <w:pPr>
@@ -17802,10 +17802,10 @@
         <w:tblLayout w:type="fixed"/>
       </w:tblPr>
       <w:tblGrid>
-        <w:gridCol w:w="841"/>
-        <w:gridCol w:w="2596"/>
-        <w:gridCol w:w="5079"/>
-        <w:gridCol w:w="841"/>
+        <w:gridCol w:w="1725"/>
+        <w:gridCol w:w="2154"/>
+        <w:gridCol w:w="4215"/>
+        <w:gridCol w:w="1265"/>
       </w:tblGrid>
       <w:tr>
         <w:trPr>
@@ -17813,7 +17813,7 @@
         </w:trPr>
         <w:tc>
           <w:tcPr>
-            <w:tcW w:w="841" w:type="dxa"/>
+            <w:tcW w:w="1725" w:type="dxa"/>
           </w:tcPr>
           <w:p>
             <w:pPr>
@@ -17827,7 +17827,7 @@
         </w:tc>
         <w:tc>
           <w:tcPr>
-            <w:tcW w:w="2596" w:type="dxa"/>
+            <w:tcW w:w="2154" w:type="dxa"/>
           </w:tcPr>
           <w:p>
             <w:pPr>
@@ -17841,7 +17841,7 @@
         </w:tc>
         <w:tc>
           <w:tcPr>
-            <w:tcW w:w="5079" w:type="dxa"/>
+            <w:tcW w:w="4215" w:type="dxa"/>
           </w:tcPr>
           <w:p>
             <w:pPr>
@@ -17855,7 +17855,7 @@
         </w:tc>
         <w:tc>
           <w:tcPr>
-            <w:tcW w:w="841" w:type="dxa"/>
+            <w:tcW w:w="1265" w:type="dxa"/>
           </w:tcPr>
           <w:p>
             <w:pPr>
@@ -17871,7 +17871,7 @@
       <w:tr>
         <w:tc>
           <w:tcPr>
-            <w:tcW w:w="841" w:type="dxa"/>
+            <w:tcW w:w="1725" w:type="dxa"/>
           </w:tcPr>
           <w:p>
             <w:pPr>
@@ -17885,7 +17885,7 @@
         </w:tc>
         <w:tc>
           <w:tcPr>
-            <w:tcW w:w="2596" w:type="dxa"/>
+            <w:tcW w:w="2154" w:type="dxa"/>
           </w:tcPr>
           <w:p>
             <w:pPr>
@@ -17899,7 +17899,7 @@
         </w:tc>
         <w:tc>
           <w:tcPr>
-            <w:tcW w:w="5079" w:type="dxa"/>
+            <w:tcW w:w="4215" w:type="dxa"/>
           </w:tcPr>
           <w:p>
             <w:pPr>
@@ -17913,7 +17913,7 @@
         </w:tc>
         <w:tc>
           <w:tcPr>
-            <w:tcW w:w="841" w:type="dxa"/>
+            <w:tcW w:w="1265" w:type="dxa"/>
           </w:tcPr>
           <w:p>
             <w:pPr>
@@ -17929,7 +17929,7 @@
       <w:tr>
         <w:tc>
           <w:tcPr>
-            <w:tcW w:w="841" w:type="dxa"/>
+            <w:tcW w:w="1725" w:type="dxa"/>
           </w:tcPr>
           <w:p>
             <w:pPr>
@@ -17943,7 +17943,7 @@
         </w:tc>
         <w:tc>
           <w:tcPr>
-            <w:tcW w:w="2596" w:type="dxa"/>
+            <w:tcW w:w="2154" w:type="dxa"/>
           </w:tcPr>
           <w:p>
             <w:pPr>
@@ -17957,7 +17957,7 @@
         </w:tc>
         <w:tc>
           <w:tcPr>
-            <w:tcW w:w="5079" w:type="dxa"/>
+            <w:tcW w:w="4215" w:type="dxa"/>
           </w:tcPr>
           <w:p>
             <w:pPr>
@@ -17971,7 +17971,7 @@
         </w:tc>
         <w:tc>
           <w:tcPr>
-            <w:tcW w:w="841" w:type="dxa"/>
+            <w:tcW w:w="1265" w:type="dxa"/>
           </w:tcPr>
           <w:p>
             <w:pPr>
@@ -17987,7 +17987,7 @@
       <w:tr>
         <w:tc>
           <w:tcPr>
-            <w:tcW w:w="841" w:type="dxa"/>
+            <w:tcW w:w="1725" w:type="dxa"/>
           </w:tcPr>
           <w:p>
             <w:pPr>
@@ -18001,7 +18001,7 @@
         </w:tc>
         <w:tc>
           <w:tcPr>
-            <w:tcW w:w="2596" w:type="dxa"/>
+            <w:tcW w:w="2154" w:type="dxa"/>
           </w:tcPr>
           <w:p>
             <w:pPr>
@@ -18015,7 +18015,7 @@
         </w:tc>
         <w:tc>
           <w:tcPr>
-            <w:tcW w:w="5079" w:type="dxa"/>
+            <w:tcW w:w="4215" w:type="dxa"/>
           </w:tcPr>
           <w:p>
             <w:pPr>
@@ -18029,7 +18029,7 @@
         </w:tc>
         <w:tc>
           <w:tcPr>
-            <w:tcW w:w="841" w:type="dxa"/>
+            <w:tcW w:w="1265" w:type="dxa"/>
           </w:tcPr>
           <w:p>
             <w:pPr>
@@ -18045,7 +18045,7 @@
       <w:tr>
         <w:tc>
           <w:tcPr>
-            <w:tcW w:w="841" w:type="dxa"/>
+            <w:tcW w:w="1725" w:type="dxa"/>
           </w:tcPr>
           <w:p>
             <w:pPr>
@@ -18059,7 +18059,7 @@
         </w:tc>
         <w:tc>
           <w:tcPr>
-            <w:tcW w:w="2596" w:type="dxa"/>
+            <w:tcW w:w="2154" w:type="dxa"/>
           </w:tcPr>
           <w:p>
             <w:pPr>
@@ -18073,7 +18073,7 @@
         </w:tc>
         <w:tc>
           <w:tcPr>
-            <w:tcW w:w="5079" w:type="dxa"/>
+            <w:tcW w:w="4215" w:type="dxa"/>
           </w:tcPr>
           <w:p>
             <w:pPr>
@@ -18087,7 +18087,7 @@
         </w:tc>
         <w:tc>
           <w:tcPr>
-            <w:tcW w:w="841" w:type="dxa"/>
+            <w:tcW w:w="1265" w:type="dxa"/>
           </w:tcPr>
           <w:p>
             <w:pPr>
@@ -18103,7 +18103,7 @@
       <w:tr>
         <w:tc>
           <w:tcPr>
-            <w:tcW w:w="841" w:type="dxa"/>
+            <w:tcW w:w="1725" w:type="dxa"/>
           </w:tcPr>
           <w:p>
             <w:pPr>
@@ -18117,7 +18117,7 @@
         </w:tc>
         <w:tc>
           <w:tcPr>
-            <w:tcW w:w="2596" w:type="dxa"/>
+            <w:tcW w:w="2154" w:type="dxa"/>
           </w:tcPr>
           <w:p>
             <w:pPr>
@@ -18131,7 +18131,7 @@
         </w:tc>
         <w:tc>
           <w:tcPr>
-            <w:tcW w:w="5079" w:type="dxa"/>
+            <w:tcW w:w="4215" w:type="dxa"/>
           </w:tcPr>
           <w:p>
             <w:pPr>
@@ -18145,7 +18145,7 @@
         </w:tc>
         <w:tc>
           <w:tcPr>
-            <w:tcW w:w="841" w:type="dxa"/>
+            <w:tcW w:w="1265" w:type="dxa"/>
           </w:tcPr>
           <w:p>
             <w:pPr>
@@ -18161,7 +18161,7 @@
       <w:tr>
         <w:tc>
           <w:tcPr>
-            <w:tcW w:w="841" w:type="dxa"/>
+            <w:tcW w:w="1725" w:type="dxa"/>
           </w:tcPr>
           <w:p>
             <w:pPr>
@@ -18175,7 +18175,7 @@
         </w:tc>
         <w:tc>
           <w:tcPr>
-            <w:tcW w:w="2596" w:type="dxa"/>
+            <w:tcW w:w="2154" w:type="dxa"/>
           </w:tcPr>
           <w:p>
             <w:pPr>
@@ -18189,7 +18189,7 @@
         </w:tc>
         <w:tc>
           <w:tcPr>
-            <w:tcW w:w="5079" w:type="dxa"/>
+            <w:tcW w:w="4215" w:type="dxa"/>
           </w:tcPr>
           <w:p>
             <w:pPr>
@@ -18203,7 +18203,7 @@
         </w:tc>
         <w:tc>
           <w:tcPr>
-            <w:tcW w:w="841" w:type="dxa"/>
+            <w:tcW w:w="1265" w:type="dxa"/>
           </w:tcPr>
           <w:p>
             <w:pPr>
@@ -18438,11 +18438,11 @@
         <w:tblLayout w:type="fixed"/>
       </w:tblPr>
       <w:tblGrid>
-        <w:gridCol w:w="831"/>
-        <w:gridCol w:w="1059"/>
-        <w:gridCol w:w="3154"/>
-        <w:gridCol w:w="1687"/>
-        <w:gridCol w:w="2626"/>
+        <w:gridCol w:w="900"/>
+        <w:gridCol w:w="1840"/>
+        <w:gridCol w:w="2607"/>
+        <w:gridCol w:w="1840"/>
+        <w:gridCol w:w="2172"/>
       </w:tblGrid>
       <w:tr>
         <w:trPr>
@@ -18450,7 +18450,7 @@
         </w:trPr>
         <w:tc>
           <w:tcPr>
-            <w:tcW w:w="831" w:type="dxa"/>
+            <w:tcW w:w="900" w:type="dxa"/>
           </w:tcPr>
           <w:p>
             <w:pPr>
@@ -18464,7 +18464,7 @@
         </w:tc>
         <w:tc>
           <w:tcPr>
-            <w:tcW w:w="1059" w:type="dxa"/>
+            <w:tcW w:w="1840" w:type="dxa"/>
           </w:tcPr>
           <w:p>
             <w:pPr>
@@ -18478,7 +18478,7 @@
         </w:tc>
         <w:tc>
           <w:tcPr>
-            <w:tcW w:w="3154" w:type="dxa"/>
+            <w:tcW w:w="2607" w:type="dxa"/>
           </w:tcPr>
           <w:p>
             <w:pPr>
@@ -18492,7 +18492,7 @@
         </w:tc>
         <w:tc>
           <w:tcPr>
-            <w:tcW w:w="1687" w:type="dxa"/>
+            <w:tcW w:w="1840" w:type="dxa"/>
           </w:tcPr>
           <w:p>
             <w:pPr>
@@ -18506,7 +18506,7 @@
         </w:tc>
         <w:tc>
           <w:tcPr>
-            <w:tcW w:w="2626" w:type="dxa"/>
+            <w:tcW w:w="2172" w:type="dxa"/>
           </w:tcPr>
           <w:p>
             <w:pPr>
@@ -18522,7 +18522,7 @@
       <w:tr>
         <w:tc>
           <w:tcPr>
-            <w:tcW w:w="831" w:type="dxa"/>
+            <w:tcW w:w="900" w:type="dxa"/>
           </w:tcPr>
           <w:p>
             <w:pPr>
@@ -18536,7 +18536,7 @@
         </w:tc>
         <w:tc>
           <w:tcPr>
-            <w:tcW w:w="1059" w:type="dxa"/>
+            <w:tcW w:w="1840" w:type="dxa"/>
           </w:tcPr>
           <w:p>
             <w:pPr>
@@ -18550,7 +18550,7 @@
         </w:tc>
         <w:tc>
           <w:tcPr>
-            <w:tcW w:w="3154" w:type="dxa"/>
+            <w:tcW w:w="2607" w:type="dxa"/>
           </w:tcPr>
           <w:p>
             <w:pPr>
@@ -18564,7 +18564,7 @@
         </w:tc>
         <w:tc>
           <w:tcPr>
-            <w:tcW w:w="1687" w:type="dxa"/>
+            <w:tcW w:w="1840" w:type="dxa"/>
           </w:tcPr>
           <w:p>
             <w:pPr>
@@ -18578,7 +18578,7 @@
         </w:tc>
         <w:tc>
           <w:tcPr>
-            <w:tcW w:w="2626" w:type="dxa"/>
+            <w:tcW w:w="2172" w:type="dxa"/>
           </w:tcPr>
           <w:p>
             <w:pPr>
@@ -18594,7 +18594,7 @@
       <w:tr>
         <w:tc>
           <w:tcPr>
-            <w:tcW w:w="831" w:type="dxa"/>
+            <w:tcW w:w="900" w:type="dxa"/>
           </w:tcPr>
           <w:p>
             <w:pPr>
@@ -18608,7 +18608,7 @@
         </w:tc>
         <w:tc>
           <w:tcPr>
-            <w:tcW w:w="1059" w:type="dxa"/>
+            <w:tcW w:w="1840" w:type="dxa"/>
           </w:tcPr>
           <w:p>
             <w:pPr>
@@ -18622,7 +18622,7 @@
         </w:tc>
         <w:tc>
           <w:tcPr>
-            <w:tcW w:w="3154" w:type="dxa"/>
+            <w:tcW w:w="2607" w:type="dxa"/>
           </w:tcPr>
           <w:p>
             <w:pPr>
@@ -18636,7 +18636,7 @@
         </w:tc>
         <w:tc>
           <w:tcPr>
-            <w:tcW w:w="1687" w:type="dxa"/>
+            <w:tcW w:w="1840" w:type="dxa"/>
           </w:tcPr>
           <w:p>
             <w:pPr>
@@ -18650,7 +18650,7 @@
         </w:tc>
         <w:tc>
           <w:tcPr>
-            <w:tcW w:w="2626" w:type="dxa"/>
+            <w:tcW w:w="2172" w:type="dxa"/>
           </w:tcPr>
           <w:p>
             <w:pPr>
@@ -18666,7 +18666,7 @@
       <w:tr>
         <w:tc>
           <w:tcPr>
-            <w:tcW w:w="831" w:type="dxa"/>
+            <w:tcW w:w="900" w:type="dxa"/>
           </w:tcPr>
           <w:p>
             <w:pPr>
@@ -18680,7 +18680,7 @@
         </w:tc>
         <w:tc>
           <w:tcPr>
-            <w:tcW w:w="1059" w:type="dxa"/>
+            <w:tcW w:w="1840" w:type="dxa"/>
           </w:tcPr>
           <w:p>
             <w:pPr>
@@ -18694,7 +18694,7 @@
         </w:tc>
         <w:tc>
           <w:tcPr>
-            <w:tcW w:w="3154" w:type="dxa"/>
+            <w:tcW w:w="2607" w:type="dxa"/>
           </w:tcPr>
           <w:p>
             <w:pPr>
@@ -18708,7 +18708,7 @@
         </w:tc>
         <w:tc>
           <w:tcPr>
-            <w:tcW w:w="1687" w:type="dxa"/>
+            <w:tcW w:w="1840" w:type="dxa"/>
           </w:tcPr>
           <w:p>
             <w:pPr>
@@ -18722,7 +18722,7 @@
         </w:tc>
         <w:tc>
           <w:tcPr>
-            <w:tcW w:w="2626" w:type="dxa"/>
+            <w:tcW w:w="2172" w:type="dxa"/>
           </w:tcPr>
           <w:p>
             <w:pPr>
@@ -18738,7 +18738,7 @@
       <w:tr>
         <w:tc>
           <w:tcPr>
-            <w:tcW w:w="831" w:type="dxa"/>
+            <w:tcW w:w="900" w:type="dxa"/>
           </w:tcPr>
           <w:p>
             <w:pPr>
@@ -18752,7 +18752,7 @@
         </w:tc>
         <w:tc>
           <w:tcPr>
-            <w:tcW w:w="1059" w:type="dxa"/>
+            <w:tcW w:w="1840" w:type="dxa"/>
           </w:tcPr>
           <w:p>
             <w:pPr>
@@ -18766,7 +18766,7 @@
         </w:tc>
         <w:tc>
           <w:tcPr>
-            <w:tcW w:w="3154" w:type="dxa"/>
+            <w:tcW w:w="2607" w:type="dxa"/>
           </w:tcPr>
           <w:p>
             <w:pPr>
@@ -18780,7 +18780,7 @@
         </w:tc>
         <w:tc>
           <w:tcPr>
-            <w:tcW w:w="1687" w:type="dxa"/>
+            <w:tcW w:w="1840" w:type="dxa"/>
           </w:tcPr>
           <w:p>
             <w:pPr>
@@ -18794,7 +18794,7 @@
         </w:tc>
         <w:tc>
           <w:tcPr>
-            <w:tcW w:w="2626" w:type="dxa"/>
+            <w:tcW w:w="2172" w:type="dxa"/>
           </w:tcPr>
           <w:p>
             <w:pPr>
@@ -18810,7 +18810,7 @@
       <w:tr>
         <w:tc>
           <w:tcPr>
-            <w:tcW w:w="831" w:type="dxa"/>
+            <w:tcW w:w="900" w:type="dxa"/>
           </w:tcPr>
           <w:p>
             <w:pPr>
@@ -18824,7 +18824,7 @@
         </w:tc>
         <w:tc>
           <w:tcPr>
-            <w:tcW w:w="1059" w:type="dxa"/>
+            <w:tcW w:w="1840" w:type="dxa"/>
           </w:tcPr>
           <w:p>
             <w:pPr>
@@ -18838,7 +18838,7 @@
         </w:tc>
         <w:tc>
           <w:tcPr>
-            <w:tcW w:w="3154" w:type="dxa"/>
+            <w:tcW w:w="2607" w:type="dxa"/>
           </w:tcPr>
           <w:p>
             <w:pPr>
@@ -18852,7 +18852,7 @@
         </w:tc>
         <w:tc>
           <w:tcPr>
-            <w:tcW w:w="1687" w:type="dxa"/>
+            <w:tcW w:w="1840" w:type="dxa"/>
           </w:tcPr>
           <w:p>
             <w:pPr>
@@ -18866,7 +18866,7 @@
         </w:tc>
         <w:tc>
           <w:tcPr>
-            <w:tcW w:w="2626" w:type="dxa"/>
+            <w:tcW w:w="2172" w:type="dxa"/>
           </w:tcPr>
           <w:p>
             <w:pPr>
@@ -18882,7 +18882,7 @@
       <w:tr>
         <w:tc>
           <w:tcPr>
-            <w:tcW w:w="831" w:type="dxa"/>
+            <w:tcW w:w="900" w:type="dxa"/>
           </w:tcPr>
           <w:p>
             <w:pPr>
@@ -18896,7 +18896,7 @@
         </w:tc>
         <w:tc>
           <w:tcPr>
-            <w:tcW w:w="1059" w:type="dxa"/>
+            <w:tcW w:w="1840" w:type="dxa"/>
           </w:tcPr>
           <w:p>
             <w:pPr>
@@ -18910,7 +18910,7 @@
         </w:tc>
         <w:tc>
           <w:tcPr>
-            <w:tcW w:w="3154" w:type="dxa"/>
+            <w:tcW w:w="2607" w:type="dxa"/>
           </w:tcPr>
           <w:p>
             <w:pPr>
@@ -18924,7 +18924,7 @@
         </w:tc>
         <w:tc>
           <w:tcPr>
-            <w:tcW w:w="1687" w:type="dxa"/>
+            <w:tcW w:w="1840" w:type="dxa"/>
           </w:tcPr>
           <w:p>
             <w:pPr>
@@ -18938,7 +18938,7 @@
         </w:tc>
         <w:tc>
           <w:tcPr>
-            <w:tcW w:w="2626" w:type="dxa"/>
+            <w:tcW w:w="2172" w:type="dxa"/>
           </w:tcPr>
           <w:p>
             <w:pPr>
@@ -18954,7 +18954,7 @@
       <w:tr>
         <w:tc>
           <w:tcPr>
-            <w:tcW w:w="831" w:type="dxa"/>
+            <w:tcW w:w="900" w:type="dxa"/>
           </w:tcPr>
           <w:p>
             <w:pPr>
@@ -18968,7 +18968,7 @@
         </w:tc>
         <w:tc>
           <w:tcPr>
-            <w:tcW w:w="1059" w:type="dxa"/>
+            <w:tcW w:w="1840" w:type="dxa"/>
           </w:tcPr>
           <w:p>
             <w:pPr>
@@ -18982,7 +18982,7 @@
         </w:tc>
         <w:tc>
           <w:tcPr>
-            <w:tcW w:w="3154" w:type="dxa"/>
+            <w:tcW w:w="2607" w:type="dxa"/>
           </w:tcPr>
           <w:p>
             <w:pPr>
@@ -18996,7 +18996,7 @@
         </w:tc>
         <w:tc>
           <w:tcPr>
-            <w:tcW w:w="1687" w:type="dxa"/>
+            <w:tcW w:w="1840" w:type="dxa"/>
           </w:tcPr>
           <w:p>
             <w:pPr>
@@ -19010,7 +19010,7 @@
         </w:tc>
         <w:tc>
           <w:tcPr>
-            <w:tcW w:w="2626" w:type="dxa"/>
+            <w:tcW w:w="2172" w:type="dxa"/>
           </w:tcPr>
           <w:p>
             <w:pPr>
@@ -19026,7 +19026,7 @@
       <w:tr>
         <w:tc>
           <w:tcPr>
-            <w:tcW w:w="831" w:type="dxa"/>
+            <w:tcW w:w="900" w:type="dxa"/>
           </w:tcPr>
           <w:p>
             <w:pPr>
@@ -19040,7 +19040,7 @@
         </w:tc>
         <w:tc>
           <w:tcPr>
-            <w:tcW w:w="1059" w:type="dxa"/>
+            <w:tcW w:w="1840" w:type="dxa"/>
           </w:tcPr>
           <w:p>
             <w:pPr>
@@ -19054,7 +19054,7 @@
         </w:tc>
         <w:tc>
           <w:tcPr>
-            <w:tcW w:w="3154" w:type="dxa"/>
+            <w:tcW w:w="2607" w:type="dxa"/>
           </w:tcPr>
           <w:p>
             <w:pPr>
@@ -19068,7 +19068,7 @@
         </w:tc>
         <w:tc>
           <w:tcPr>
-            <w:tcW w:w="1687" w:type="dxa"/>
+            <w:tcW w:w="1840" w:type="dxa"/>
           </w:tcPr>
           <w:p>
             <w:pPr>
@@ -19082,7 +19082,7 @@
         </w:tc>
         <w:tc>
           <w:tcPr>
-            <w:tcW w:w="2626" w:type="dxa"/>
+            <w:tcW w:w="2172" w:type="dxa"/>
           </w:tcPr>
           <w:p>
             <w:pPr>
@@ -19098,7 +19098,7 @@
       <w:tr>
         <w:tc>
           <w:tcPr>
-            <w:tcW w:w="831" w:type="dxa"/>
+            <w:tcW w:w="900" w:type="dxa"/>
           </w:tcPr>
           <w:p>
             <w:pPr>
@@ -19112,7 +19112,7 @@
         </w:tc>
         <w:tc>
           <w:tcPr>
-            <w:tcW w:w="1059" w:type="dxa"/>
+            <w:tcW w:w="1840" w:type="dxa"/>
           </w:tcPr>
           <w:p>
             <w:pPr>
@@ -19126,7 +19126,7 @@
         </w:tc>
         <w:tc>
           <w:tcPr>
-            <w:tcW w:w="3154" w:type="dxa"/>
+            <w:tcW w:w="2607" w:type="dxa"/>
           </w:tcPr>
           <w:p>
             <w:pPr>
@@ -19140,7 +19140,7 @@
         </w:tc>
         <w:tc>
           <w:tcPr>
-            <w:tcW w:w="1687" w:type="dxa"/>
+            <w:tcW w:w="1840" w:type="dxa"/>
           </w:tcPr>
           <w:p>
             <w:pPr>
@@ -19154,7 +19154,7 @@
         </w:tc>
         <w:tc>
           <w:tcPr>
-            <w:tcW w:w="2626" w:type="dxa"/>
+            <w:tcW w:w="2172" w:type="dxa"/>
           </w:tcPr>
           <w:p>
             <w:pPr>
@@ -19170,7 +19170,7 @@
       <w:tr>
         <w:tc>
           <w:tcPr>
-            <w:tcW w:w="831" w:type="dxa"/>
+            <w:tcW w:w="900" w:type="dxa"/>
           </w:tcPr>
           <w:p>
             <w:pPr>
@@ -19184,7 +19184,7 @@
         </w:tc>
         <w:tc>
           <w:tcPr>
-            <w:tcW w:w="1059" w:type="dxa"/>
+            <w:tcW w:w="1840" w:type="dxa"/>
           </w:tcPr>
           <w:p>
             <w:pPr>
@@ -19198,7 +19198,7 @@
         </w:tc>
         <w:tc>
           <w:tcPr>
-            <w:tcW w:w="3154" w:type="dxa"/>
+            <w:tcW w:w="2607" w:type="dxa"/>
           </w:tcPr>
           <w:p>
             <w:pPr>
@@ -19212,7 +19212,7 @@
         </w:tc>
         <w:tc>
           <w:tcPr>
-            <w:tcW w:w="1687" w:type="dxa"/>
+            <w:tcW w:w="1840" w:type="dxa"/>
           </w:tcPr>
           <w:p>
             <w:pPr>
@@ -19226,7 +19226,7 @@
         </w:tc>
         <w:tc>
           <w:tcPr>
-            <w:tcW w:w="2626" w:type="dxa"/>
+            <w:tcW w:w="2172" w:type="dxa"/>
           </w:tcPr>
           <w:p>
             <w:pPr>
@@ -19346,10 +19346,10 @@
         <w:tblLayout w:type="fixed"/>
       </w:tblPr>
       <w:tblGrid>
-        <w:gridCol w:w="848"/>
-        <w:gridCol w:w="4656"/>
-        <w:gridCol w:w="2694"/>
-        <w:gridCol w:w="1161"/>
+        <w:gridCol w:w="1610"/>
+        <w:gridCol w:w="3816"/>
+        <w:gridCol w:w="2208"/>
+        <w:gridCol w:w="1725"/>
       </w:tblGrid>
       <w:tr>
         <w:trPr>
@@ -19357,7 +19357,7 @@
         </w:trPr>
         <w:tc>
           <w:tcPr>
-            <w:tcW w:w="848" w:type="dxa"/>
+            <w:tcW w:w="1610" w:type="dxa"/>
           </w:tcPr>
           <w:p>
             <w:pPr>
@@ -19371,7 +19371,7 @@
         </w:tc>
         <w:tc>
           <w:tcPr>
-            <w:tcW w:w="4656" w:type="dxa"/>
+            <w:tcW w:w="3816" w:type="dxa"/>
           </w:tcPr>
           <w:p>
             <w:pPr>
@@ -19385,7 +19385,7 @@
         </w:tc>
         <w:tc>
           <w:tcPr>
-            <w:tcW w:w="2694" w:type="dxa"/>
+            <w:tcW w:w="2208" w:type="dxa"/>
           </w:tcPr>
           <w:p>
             <w:pPr>
@@ -19399,7 +19399,7 @@
         </w:tc>
         <w:tc>
           <w:tcPr>
-            <w:tcW w:w="1161" w:type="dxa"/>
+            <w:tcW w:w="1725" w:type="dxa"/>
           </w:tcPr>
           <w:p>
             <w:pPr>
@@ -19415,7 +19415,7 @@
       <w:tr>
         <w:tc>
           <w:tcPr>
-            <w:tcW w:w="848" w:type="dxa"/>
+            <w:tcW w:w="1610" w:type="dxa"/>
           </w:tcPr>
           <w:p>
             <w:pPr>
@@ -19429,7 +19429,7 @@
         </w:tc>
         <w:tc>
           <w:tcPr>
-            <w:tcW w:w="4656" w:type="dxa"/>
+            <w:tcW w:w="3816" w:type="dxa"/>
           </w:tcPr>
           <w:p>
             <w:pPr>
@@ -19443,7 +19443,7 @@
         </w:tc>
         <w:tc>
           <w:tcPr>
-            <w:tcW w:w="2694" w:type="dxa"/>
+            <w:tcW w:w="2208" w:type="dxa"/>
           </w:tcPr>
           <w:p>
             <w:pPr>
@@ -19457,7 +19457,7 @@
         </w:tc>
         <w:tc>
           <w:tcPr>
-            <w:tcW w:w="1161" w:type="dxa"/>
+            <w:tcW w:w="1725" w:type="dxa"/>
           </w:tcPr>
           <w:p>
             <w:pPr>
@@ -19473,7 +19473,7 @@
       <w:tr>
         <w:tc>
           <w:tcPr>
-            <w:tcW w:w="848" w:type="dxa"/>
+            <w:tcW w:w="1610" w:type="dxa"/>
           </w:tcPr>
           <w:p>
             <w:pPr>
@@ -19487,7 +19487,7 @@
         </w:tc>
         <w:tc>
           <w:tcPr>
-            <w:tcW w:w="4656" w:type="dxa"/>
+            <w:tcW w:w="3816" w:type="dxa"/>
           </w:tcPr>
           <w:p>
             <w:pPr>
@@ -19501,7 +19501,7 @@
         </w:tc>
         <w:tc>
           <w:tcPr>
-            <w:tcW w:w="2694" w:type="dxa"/>
+            <w:tcW w:w="2208" w:type="dxa"/>
           </w:tcPr>
           <w:p>
             <w:pPr>
@@ -19515,7 +19515,7 @@
         </w:tc>
         <w:tc>
           <w:tcPr>
-            <w:tcW w:w="1161" w:type="dxa"/>
+            <w:tcW w:w="1725" w:type="dxa"/>
           </w:tcPr>
           <w:p>
             <w:pPr>
@@ -19531,7 +19531,7 @@
       <w:tr>
         <w:tc>
           <w:tcPr>
-            <w:tcW w:w="848" w:type="dxa"/>
+            <w:tcW w:w="1610" w:type="dxa"/>
           </w:tcPr>
           <w:p>
             <w:pPr>
@@ -19545,7 +19545,7 @@
         </w:tc>
         <w:tc>
           <w:tcPr>
-            <w:tcW w:w="4656" w:type="dxa"/>
+            <w:tcW w:w="3816" w:type="dxa"/>
           </w:tcPr>
           <w:p>
             <w:pPr>
@@ -19559,7 +19559,7 @@
         </w:tc>
         <w:tc>
           <w:tcPr>
-            <w:tcW w:w="2694" w:type="dxa"/>
+            <w:tcW w:w="2208" w:type="dxa"/>
           </w:tcPr>
           <w:p>
             <w:pPr>
@@ -19573,7 +19573,7 @@
         </w:tc>
         <w:tc>
           <w:tcPr>
-            <w:tcW w:w="1161" w:type="dxa"/>
+            <w:tcW w:w="1725" w:type="dxa"/>
           </w:tcPr>
           <w:p>
             <w:pPr>
@@ -19589,7 +19589,7 @@
       <w:tr>
         <w:tc>
           <w:tcPr>
-            <w:tcW w:w="848" w:type="dxa"/>
+            <w:tcW w:w="1610" w:type="dxa"/>
           </w:tcPr>
           <w:p>
             <w:pPr>
@@ -19603,7 +19603,7 @@
         </w:tc>
         <w:tc>
           <w:tcPr>
-            <w:tcW w:w="4656" w:type="dxa"/>
+            <w:tcW w:w="3816" w:type="dxa"/>
           </w:tcPr>
           <w:p>
             <w:pPr>
@@ -19617,7 +19617,7 @@
         </w:tc>
         <w:tc>
           <w:tcPr>
-            <w:tcW w:w="2694" w:type="dxa"/>
+            <w:tcW w:w="2208" w:type="dxa"/>
           </w:tcPr>
           <w:p>
             <w:pPr>
@@ -19637,7 +19637,7 @@
         </w:tc>
         <w:tc>
           <w:tcPr>
-            <w:tcW w:w="1161" w:type="dxa"/>
+            <w:tcW w:w="1725" w:type="dxa"/>
           </w:tcPr>
           <w:p>
             <w:pPr>
@@ -19653,7 +19653,7 @@
       <w:tr>
         <w:tc>
           <w:tcPr>
-            <w:tcW w:w="848" w:type="dxa"/>
+            <w:tcW w:w="1610" w:type="dxa"/>
           </w:tcPr>
           <w:p>
             <w:pPr>
@@ -19667,7 +19667,7 @@
         </w:tc>
         <w:tc>
           <w:tcPr>
-            <w:tcW w:w="4656" w:type="dxa"/>
+            <w:tcW w:w="3816" w:type="dxa"/>
           </w:tcPr>
           <w:p>
             <w:pPr>
@@ -19681,7 +19681,7 @@
         </w:tc>
         <w:tc>
           <w:tcPr>
-            <w:tcW w:w="2694" w:type="dxa"/>
+            <w:tcW w:w="2208" w:type="dxa"/>
           </w:tcPr>
           <w:p>
             <w:pPr>
@@ -19695,7 +19695,7 @@
         </w:tc>
         <w:tc>
           <w:tcPr>
-            <w:tcW w:w="1161" w:type="dxa"/>
+            <w:tcW w:w="1725" w:type="dxa"/>
           </w:tcPr>
           <w:p>
             <w:pPr>
@@ -19711,7 +19711,7 @@
       <w:tr>
         <w:tc>
           <w:tcPr>
-            <w:tcW w:w="848" w:type="dxa"/>
+            <w:tcW w:w="1610" w:type="dxa"/>
           </w:tcPr>
           <w:p>
             <w:pPr>
@@ -19725,7 +19725,7 @@
         </w:tc>
         <w:tc>
           <w:tcPr>
-            <w:tcW w:w="4656" w:type="dxa"/>
+            <w:tcW w:w="3816" w:type="dxa"/>
           </w:tcPr>
           <w:p>
             <w:pPr>
@@ -19739,7 +19739,7 @@
         </w:tc>
         <w:tc>
           <w:tcPr>
-            <w:tcW w:w="2694" w:type="dxa"/>
+            <w:tcW w:w="2208" w:type="dxa"/>
           </w:tcPr>
           <w:p>
             <w:pPr>
@@ -19759,7 +19759,7 @@
         </w:tc>
         <w:tc>
           <w:tcPr>
-            <w:tcW w:w="1161" w:type="dxa"/>
+            <w:tcW w:w="1725" w:type="dxa"/>
           </w:tcPr>
           <w:p>
             <w:pPr>
@@ -19775,7 +19775,7 @@
       <w:tr>
         <w:tc>
           <w:tcPr>
-            <w:tcW w:w="848" w:type="dxa"/>
+            <w:tcW w:w="1610" w:type="dxa"/>
           </w:tcPr>
           <w:p>
             <w:pPr>
@@ -19789,7 +19789,7 @@
         </w:tc>
         <w:tc>
           <w:tcPr>
-            <w:tcW w:w="4656" w:type="dxa"/>
+            <w:tcW w:w="3816" w:type="dxa"/>
           </w:tcPr>
           <w:p>
             <w:pPr>
@@ -19803,7 +19803,7 @@
         </w:tc>
         <w:tc>
           <w:tcPr>
-            <w:tcW w:w="2694" w:type="dxa"/>
+            <w:tcW w:w="2208" w:type="dxa"/>
           </w:tcPr>
           <w:p>
             <w:pPr>
@@ -19817,7 +19817,7 @@
         </w:tc>
         <w:tc>
           <w:tcPr>
-            <w:tcW w:w="1161" w:type="dxa"/>
+            <w:tcW w:w="1725" w:type="dxa"/>
           </w:tcPr>
           <w:p>
             <w:pPr>
